--- a/assets/Manuscripts/L1715_Sim10_History_Assessment.docx
+++ b/assets/Manuscripts/L1715_Sim10_History_Assessment.docx
@@ -2326,6 +2326,7 @@
           <w:sz w:val="24"/>
           <w:szCs w:val="24"/>
         </w:rPr>
+        <w:lastRenderedPageBreak/>
         <w:t>&lt;b&gt;Sample Simulation Schedule</w:t>
       </w:r>
     </w:p>
@@ -2346,7 +2347,6 @@
           <w:sz w:val="24"/>
           <w:szCs w:val="24"/>
         </w:rPr>
-        <w:lastRenderedPageBreak/>
         <w:t xml:space="preserve">A </w:t>
       </w:r>
       <w:r>
@@ -5208,6 +5208,7 @@
           <w:rFonts w:ascii="Times New Roman" w:hAnsi="Times New Roman"/>
           <w:color w:val="000000"/>
         </w:rPr>
+        <w:lastRenderedPageBreak/>
         <w:t>Situation information to be read to the student.</w:t>
       </w:r>
       <w:del w:id="15" w:author="Anna Seaman" w:date="2026-08-12T13:08:00Z" w16du:dateUtc="2026-08-12T18:08:00Z">
@@ -5752,6 +5753,46 @@
       <w:pPr>
         <w:spacing w:after="0" w:line="480" w:lineRule="auto"/>
         <w:rPr>
+          <w:ins w:id="16" w:author="Anna Seaman" w:date="2026-08-14T09:42:00Z" w16du:dateUtc="2026-08-14T14:42:00Z"/>
+          <w:rFonts w:ascii="Times New Roman" w:hAnsi="Times New Roman"/>
+          <w:color w:val="000000"/>
+          <w:sz w:val="20"/>
+          <w:szCs w:val="20"/>
+          <w:rPrChange w:id="17" w:author="Anna Seaman" w:date="2026-08-14T09:42:00Z" w16du:dateUtc="2026-08-14T14:42:00Z">
+            <w:rPr>
+              <w:ins w:id="18" w:author="Anna Seaman" w:date="2026-08-14T09:42:00Z" w16du:dateUtc="2026-08-14T14:42:00Z"/>
+              <w:rFonts w:ascii="Times New Roman" w:hAnsi="Times New Roman"/>
+              <w:color w:val="000000"/>
+              <w:sz w:val="24"/>
+              <w:szCs w:val="24"/>
+            </w:rPr>
+          </w:rPrChange>
+        </w:rPr>
+      </w:pPr>
+      <w:ins w:id="19" w:author="Anna Seaman" w:date="2026-08-14T09:42:00Z" w16du:dateUtc="2026-08-14T14:42:00Z">
+        <w:r>
+          <w:rPr>
+            <w:rFonts w:ascii="Times New Roman" w:hAnsi="Times New Roman"/>
+            <w:color w:val="000000"/>
+            <w:sz w:val="20"/>
+            <w:szCs w:val="20"/>
+            <w:rPrChange w:id="20" w:author="Anna Seaman" w:date="2026-08-14T09:42:00Z" w16du:dateUtc="2026-08-14T14:42:00Z">
+              <w:rPr>
+                <w:rFonts w:ascii="Times New Roman" w:hAnsi="Times New Roman"/>
+                <w:color w:val="000000"/>
+                <w:sz w:val="24"/>
+                <w:szCs w:val="24"/>
+              </w:rPr>
+            </w:rPrChange>
+          </w:rPr>
+          <w:t>Siro Rodenas Cortes/Moment/Getty Images</w:t>
+        </w:r>
+      </w:ins>
+    </w:p>
+    <w:p>
+      <w:pPr>
+        <w:spacing w:after="0" w:line="480" w:lineRule="auto"/>
+        <w:rPr>
           <w:rFonts w:ascii="Times New Roman" w:hAnsi="Times New Roman"/>
           <w:color w:val="000000"/>
           <w:sz w:val="24"/>
@@ -5930,7 +5971,6 @@
           <w:rFonts w:ascii="Times New Roman" w:hAnsi="Times New Roman"/>
           <w:color w:val="000000"/>
         </w:rPr>
-        <w:lastRenderedPageBreak/>
         <w:t>One</w:t>
       </w:r>
       <w:r>
@@ -6495,7 +6535,18 @@
           <w:sz w:val="24"/>
           <w:szCs w:val="24"/>
         </w:rPr>
-        <w:t xml:space="preserve">night vomiting and woke up sick in the morning with diarrhea as well. That morning, the head HCP looked into the room, saw the athlete sleeping, and agreed with the coach to let the athlete sleep. After a few hours of practice that morning, the </w:t>
+        <w:t xml:space="preserve">night vomiting and woke up sick in the morning with diarrhea as well. That morning, the head HCP looked into the room, saw the athlete sleeping, and agreed </w:t>
+      </w:r>
+      <w:r>
+        <w:rPr>
+          <w:rFonts w:ascii="Times New Roman" w:eastAsia="Times New Roman" w:hAnsi="Times New Roman"/>
+          <w:color w:val="000000"/>
+          <w:kern w:val="0"/>
+          <w:sz w:val="24"/>
+          <w:szCs w:val="24"/>
+        </w:rPr>
+        <w:lastRenderedPageBreak/>
+        <w:t xml:space="preserve">with the coach to let the athlete sleep. After a few hours of practice that morning, the </w:t>
       </w:r>
       <w:r>
         <w:rPr>
@@ -6551,8 +6602,854 @@
           <w:sz w:val="24"/>
           <w:szCs w:val="24"/>
         </w:rPr>
+        <w:t>Head HCP:</w:t>
+      </w:r>
+      <w:r>
+        <w:rPr>
+          <w:rFonts w:ascii="Times New Roman" w:eastAsia="Times New Roman" w:hAnsi="Times New Roman"/>
+          <w:color w:val="000000"/>
+          <w:kern w:val="0"/>
+          <w:sz w:val="24"/>
+          <w:szCs w:val="24"/>
+        </w:rPr>
+        <w:t xml:space="preserve"> “I </w:t>
+      </w:r>
+      <w:r>
+        <w:rPr>
+          <w:rFonts w:ascii="Times New Roman" w:eastAsia="Times New Roman" w:hAnsi="Times New Roman"/>
+          <w:color w:val="000000"/>
+          <w:kern w:val="0"/>
+          <w:sz w:val="24"/>
+          <w:szCs w:val="24"/>
+        </w:rPr>
+        <w:t>am</w:t>
+      </w:r>
+      <w:r>
+        <w:rPr>
+          <w:rFonts w:ascii="Times New Roman" w:eastAsia="Times New Roman" w:hAnsi="Times New Roman"/>
+          <w:color w:val="000000"/>
+          <w:kern w:val="0"/>
+          <w:sz w:val="24"/>
+          <w:szCs w:val="24"/>
+        </w:rPr>
+        <w:t xml:space="preserve"> going to work on these athletes.</w:t>
+      </w:r>
+      <w:r>
+        <w:rPr>
+          <w:rFonts w:ascii="Times New Roman" w:eastAsia="Times New Roman" w:hAnsi="Times New Roman"/>
+          <w:color w:val="000000"/>
+          <w:kern w:val="0"/>
+          <w:sz w:val="24"/>
+          <w:szCs w:val="24"/>
+        </w:rPr>
+        <w:t xml:space="preserve"> </w:t>
+      </w:r>
+      <w:r>
+        <w:rPr>
+          <w:rFonts w:ascii="Times New Roman" w:eastAsia="Times New Roman" w:hAnsi="Times New Roman"/>
+          <w:color w:val="000000"/>
+          <w:kern w:val="0"/>
+          <w:sz w:val="24"/>
+          <w:szCs w:val="24"/>
+        </w:rPr>
+        <w:t>Can you go check on that athlete? Please come back with some news on what is going on.”</w:t>
+      </w:r>
+    </w:p>
+    <w:p>
+      <w:pPr>
+        <w:spacing w:after="0" w:line="480" w:lineRule="auto"/>
+        <w:rPr>
+          <w:rFonts w:ascii="Times New Roman" w:eastAsia="Times New Roman" w:hAnsi="Times New Roman"/>
+          <w:color w:val="000000"/>
+          <w:kern w:val="0"/>
+          <w:sz w:val="24"/>
+          <w:szCs w:val="24"/>
+        </w:rPr>
+      </w:pPr>
+    </w:p>
+    <w:p>
+      <w:pPr>
+        <w:spacing w:after="0" w:line="480" w:lineRule="auto"/>
+        <w:rPr>
+          <w:rFonts w:ascii="Times New Roman" w:eastAsia="Times New Roman" w:hAnsi="Times New Roman"/>
+          <w:color w:val="000000"/>
+          <w:kern w:val="0"/>
+          <w:sz w:val="24"/>
+          <w:szCs w:val="24"/>
+        </w:rPr>
+      </w:pPr>
+      <w:r>
+        <w:rPr>
+          <w:rFonts w:ascii="Times New Roman" w:eastAsia="Times New Roman" w:hAnsi="Times New Roman"/>
+          <w:color w:val="000000"/>
+          <w:kern w:val="0"/>
+          <w:sz w:val="24"/>
+          <w:szCs w:val="24"/>
+        </w:rPr>
+        <w:t xml:space="preserve">&lt;c&gt;Situation </w:t>
+      </w:r>
+      <w:r>
+        <w:rPr>
+          <w:rFonts w:ascii="Times New Roman" w:eastAsia="Times New Roman" w:hAnsi="Times New Roman"/>
+          <w:color w:val="000000"/>
+          <w:kern w:val="0"/>
+          <w:sz w:val="24"/>
+          <w:szCs w:val="24"/>
+        </w:rPr>
+        <w:t>2</w:t>
+      </w:r>
+      <w:r>
+        <w:rPr>
+          <w:rFonts w:ascii="Times New Roman" w:eastAsia="Times New Roman" w:hAnsi="Times New Roman"/>
+          <w:color w:val="000000"/>
+          <w:kern w:val="0"/>
+          <w:sz w:val="24"/>
+          <w:szCs w:val="24"/>
+        </w:rPr>
+        <w:t>:</w:t>
+      </w:r>
+      <w:r>
+        <w:rPr>
+          <w:rFonts w:ascii="Times New Roman" w:eastAsia="Times New Roman" w:hAnsi="Times New Roman"/>
+          <w:color w:val="000000"/>
+          <w:kern w:val="0"/>
+          <w:sz w:val="24"/>
+          <w:szCs w:val="24"/>
+        </w:rPr>
+        <w:t xml:space="preserve"> </w:t>
+      </w:r>
+      <w:r>
+        <w:rPr>
+          <w:rFonts w:ascii="Times New Roman" w:eastAsia="Times New Roman" w:hAnsi="Times New Roman"/>
+          <w:color w:val="000000"/>
+          <w:kern w:val="0"/>
+          <w:sz w:val="24"/>
+          <w:szCs w:val="24"/>
+        </w:rPr>
+        <w:t>Pool Deck</w:t>
+      </w:r>
+    </w:p>
+    <w:p>
+      <w:pPr>
+        <w:spacing w:after="0" w:line="480" w:lineRule="auto"/>
+        <w:rPr>
+          <w:rFonts w:ascii="Times New Roman" w:eastAsia="Times New Roman" w:hAnsi="Times New Roman"/>
+          <w:color w:val="000000"/>
+          <w:kern w:val="0"/>
+          <w:sz w:val="24"/>
+          <w:szCs w:val="24"/>
+        </w:rPr>
+      </w:pPr>
+      <w:r>
+        <w:rPr>
+          <w:rFonts w:ascii="Times New Roman" w:eastAsia="Times New Roman" w:hAnsi="Times New Roman"/>
+          <w:color w:val="000000"/>
+          <w:kern w:val="0"/>
+          <w:sz w:val="24"/>
+          <w:szCs w:val="24"/>
+        </w:rPr>
+        <w:t>This is read by the proctor, who is playing the role of the lead HCP.</w:t>
+      </w:r>
+      <w:r>
+        <w:rPr>
+          <w:rFonts w:ascii="Times New Roman" w:eastAsia="Times New Roman" w:hAnsi="Times New Roman"/>
+          <w:color w:val="000000"/>
+          <w:kern w:val="0"/>
+          <w:sz w:val="24"/>
+          <w:szCs w:val="24"/>
+        </w:rPr>
+        <w:t xml:space="preserve"> </w:t>
+      </w:r>
+      <w:r>
+        <w:rPr>
+          <w:rFonts w:ascii="Times New Roman" w:eastAsia="Times New Roman" w:hAnsi="Times New Roman"/>
+          <w:color w:val="000000"/>
+          <w:kern w:val="0"/>
+          <w:sz w:val="24"/>
+          <w:szCs w:val="24"/>
+        </w:rPr>
+        <w:t xml:space="preserve">After reading, the proctor will allow the HCP to assess the patient for </w:t>
+      </w:r>
+      <w:r>
+        <w:rPr>
+          <w:rFonts w:ascii="Times New Roman" w:eastAsia="Times New Roman" w:hAnsi="Times New Roman"/>
+          <w:color w:val="000000"/>
+          <w:kern w:val="0"/>
+          <w:sz w:val="24"/>
+          <w:szCs w:val="24"/>
+        </w:rPr>
+        <w:t>four</w:t>
+      </w:r>
+      <w:r>
+        <w:rPr>
+          <w:rFonts w:ascii="Times New Roman" w:eastAsia="Times New Roman" w:hAnsi="Times New Roman"/>
+          <w:color w:val="000000"/>
+          <w:kern w:val="0"/>
+          <w:sz w:val="24"/>
+          <w:szCs w:val="24"/>
+        </w:rPr>
+        <w:t xml:space="preserve"> minutes</w:t>
+      </w:r>
+      <w:r>
+        <w:rPr>
+          <w:rFonts w:ascii="Times New Roman" w:eastAsia="Times New Roman" w:hAnsi="Times New Roman"/>
+          <w:color w:val="000000"/>
+          <w:kern w:val="0"/>
+          <w:sz w:val="24"/>
+          <w:szCs w:val="24"/>
+        </w:rPr>
+        <w:t xml:space="preserve"> before returning to the HCP and stating, “Tell me what you found out?” and asking relevant questions to understand the HCP’s history</w:t>
+      </w:r>
+      <w:r>
+        <w:rPr>
+          <w:rFonts w:ascii="Times New Roman" w:eastAsia="Times New Roman" w:hAnsi="Times New Roman"/>
+          <w:color w:val="000000"/>
+          <w:kern w:val="0"/>
+          <w:sz w:val="24"/>
+          <w:szCs w:val="24"/>
+        </w:rPr>
+        <w:t>-</w:t>
+      </w:r>
+      <w:r>
+        <w:rPr>
+          <w:rFonts w:ascii="Times New Roman" w:eastAsia="Times New Roman" w:hAnsi="Times New Roman"/>
+          <w:color w:val="000000"/>
+          <w:kern w:val="0"/>
+          <w:sz w:val="24"/>
+          <w:szCs w:val="24"/>
+        </w:rPr>
+        <w:t>taking ability and skill.</w:t>
+      </w:r>
+    </w:p>
+    <w:p>
+      <w:pPr>
+        <w:spacing w:after="0" w:line="480" w:lineRule="auto"/>
+        <w:rPr>
+          <w:rFonts w:ascii="Times New Roman" w:eastAsia="Times New Roman" w:hAnsi="Times New Roman"/>
+          <w:color w:val="000000"/>
+          <w:kern w:val="0"/>
+          <w:sz w:val="24"/>
+          <w:szCs w:val="24"/>
+        </w:rPr>
+      </w:pPr>
+    </w:p>
+    <w:p>
+      <w:pPr>
+        <w:spacing w:after="0" w:line="480" w:lineRule="auto"/>
+        <w:rPr>
+          <w:rFonts w:ascii="Times New Roman" w:eastAsia="Times New Roman" w:hAnsi="Times New Roman"/>
+          <w:color w:val="000000"/>
+          <w:kern w:val="0"/>
+          <w:sz w:val="24"/>
+          <w:szCs w:val="24"/>
+        </w:rPr>
+      </w:pPr>
+      <w:r>
+        <w:rPr>
+          <w:rFonts w:ascii="Times New Roman" w:eastAsia="Times New Roman" w:hAnsi="Times New Roman"/>
+          <w:color w:val="000000"/>
+          <w:kern w:val="0"/>
+          <w:sz w:val="24"/>
+          <w:szCs w:val="24"/>
+        </w:rPr>
+        <w:t xml:space="preserve">You are at the pool. It is </w:t>
+      </w:r>
+      <w:r>
+        <w:rPr>
+          <w:rFonts w:ascii="Times New Roman" w:eastAsia="Times New Roman" w:hAnsi="Times New Roman"/>
+          <w:color w:val="000000"/>
+          <w:kern w:val="0"/>
+          <w:sz w:val="24"/>
+          <w:szCs w:val="24"/>
+        </w:rPr>
+        <w:t>10</w:t>
+      </w:r>
+      <w:r>
+        <w:rPr>
+          <w:rFonts w:ascii="Times New Roman" w:eastAsia="Times New Roman" w:hAnsi="Times New Roman"/>
+          <w:color w:val="000000"/>
+          <w:kern w:val="0"/>
+          <w:sz w:val="24"/>
+          <w:szCs w:val="24"/>
+        </w:rPr>
+        <w:t>:</w:t>
+      </w:r>
+      <w:r>
+        <w:rPr>
+          <w:rFonts w:ascii="Times New Roman" w:eastAsia="Times New Roman" w:hAnsi="Times New Roman"/>
+          <w:color w:val="000000"/>
+          <w:kern w:val="0"/>
+          <w:sz w:val="24"/>
+          <w:szCs w:val="24"/>
+        </w:rPr>
+        <w:t>30</w:t>
+      </w:r>
+      <w:r>
+        <w:rPr>
+          <w:rFonts w:ascii="Times New Roman" w:eastAsia="Times New Roman" w:hAnsi="Times New Roman"/>
+          <w:color w:val="000000"/>
+          <w:kern w:val="0"/>
+          <w:sz w:val="24"/>
+          <w:szCs w:val="24"/>
+        </w:rPr>
+        <w:t xml:space="preserve"> </w:t>
+      </w:r>
+      <w:r>
+        <w:rPr>
+          <w:rFonts w:ascii="Times New Roman" w:eastAsia="Times New Roman" w:hAnsi="Times New Roman"/>
+          <w:color w:val="000000"/>
+          <w:kern w:val="0"/>
+          <w:sz w:val="24"/>
+          <w:szCs w:val="24"/>
+        </w:rPr>
+        <w:t>a</w:t>
+      </w:r>
+      <w:r>
+        <w:rPr>
+          <w:rFonts w:ascii="Times New Roman" w:eastAsia="Times New Roman" w:hAnsi="Times New Roman"/>
+          <w:color w:val="000000"/>
+          <w:kern w:val="0"/>
+          <w:sz w:val="24"/>
+          <w:szCs w:val="24"/>
+        </w:rPr>
+        <w:t>.</w:t>
+      </w:r>
+      <w:r>
+        <w:rPr>
+          <w:rFonts w:ascii="Times New Roman" w:eastAsia="Times New Roman" w:hAnsi="Times New Roman"/>
+          <w:color w:val="000000"/>
+          <w:kern w:val="0"/>
+          <w:sz w:val="24"/>
+          <w:szCs w:val="24"/>
+        </w:rPr>
+        <w:t>m</w:t>
+      </w:r>
+      <w:r>
+        <w:rPr>
+          <w:rFonts w:ascii="Times New Roman" w:eastAsia="Times New Roman" w:hAnsi="Times New Roman"/>
+          <w:color w:val="000000"/>
+          <w:kern w:val="0"/>
+          <w:sz w:val="24"/>
+          <w:szCs w:val="24"/>
+        </w:rPr>
+        <w:t xml:space="preserve">. The </w:t>
+      </w:r>
+      <w:r>
+        <w:rPr>
+          <w:rFonts w:ascii="Times New Roman" w:eastAsia="Times New Roman" w:hAnsi="Times New Roman"/>
+          <w:color w:val="000000"/>
+          <w:kern w:val="0"/>
+          <w:sz w:val="24"/>
+          <w:szCs w:val="24"/>
+        </w:rPr>
+        <w:t>h</w:t>
+      </w:r>
+      <w:r>
+        <w:rPr>
+          <w:rFonts w:ascii="Times New Roman" w:eastAsia="Times New Roman" w:hAnsi="Times New Roman"/>
+          <w:color w:val="000000"/>
+          <w:kern w:val="0"/>
+          <w:sz w:val="24"/>
+          <w:szCs w:val="24"/>
+        </w:rPr>
+        <w:t>ead HCP says</w:t>
+      </w:r>
+      <w:r>
+        <w:rPr>
+          <w:rFonts w:ascii="Times New Roman" w:eastAsia="Times New Roman" w:hAnsi="Times New Roman"/>
+          <w:color w:val="000000"/>
+          <w:kern w:val="0"/>
+          <w:sz w:val="24"/>
+          <w:szCs w:val="24"/>
+        </w:rPr>
+        <w:t>, “I</w:t>
+      </w:r>
+      <w:r>
+        <w:rPr>
+          <w:rFonts w:ascii="Times New Roman" w:eastAsia="Times New Roman" w:hAnsi="Times New Roman"/>
+          <w:color w:val="000000"/>
+          <w:kern w:val="0"/>
+          <w:sz w:val="24"/>
+          <w:szCs w:val="24"/>
+        </w:rPr>
+        <w:t xml:space="preserve"> </w:t>
+      </w:r>
+      <w:r>
+        <w:rPr>
+          <w:rFonts w:ascii="Times New Roman" w:eastAsia="Times New Roman" w:hAnsi="Times New Roman"/>
+          <w:color w:val="000000"/>
+          <w:kern w:val="0"/>
+          <w:sz w:val="24"/>
+          <w:szCs w:val="24"/>
+        </w:rPr>
+        <w:t xml:space="preserve">need to grab something </w:t>
+      </w:r>
+      <w:r>
+        <w:rPr>
+          <w:rFonts w:ascii="Times New Roman" w:eastAsia="Times New Roman" w:hAnsi="Times New Roman"/>
+          <w:color w:val="000000"/>
+          <w:kern w:val="0"/>
+          <w:sz w:val="24"/>
+          <w:szCs w:val="24"/>
+        </w:rPr>
+        <w:t>from my</w:t>
+      </w:r>
+      <w:r>
+        <w:rPr>
+          <w:rFonts w:ascii="Times New Roman" w:eastAsia="Times New Roman" w:hAnsi="Times New Roman"/>
+          <w:color w:val="000000"/>
+          <w:kern w:val="0"/>
+          <w:sz w:val="24"/>
+          <w:szCs w:val="24"/>
+        </w:rPr>
+        <w:t xml:space="preserve"> office. I will be back in </w:t>
+      </w:r>
+      <w:r>
+        <w:rPr>
+          <w:rFonts w:ascii="Times New Roman" w:eastAsia="Times New Roman" w:hAnsi="Times New Roman"/>
+          <w:color w:val="000000"/>
+          <w:kern w:val="0"/>
+          <w:sz w:val="24"/>
+          <w:szCs w:val="24"/>
+        </w:rPr>
+        <w:t>five</w:t>
+      </w:r>
+      <w:r>
+        <w:rPr>
+          <w:rFonts w:ascii="Times New Roman" w:eastAsia="Times New Roman" w:hAnsi="Times New Roman"/>
+          <w:color w:val="000000"/>
+          <w:kern w:val="0"/>
+          <w:sz w:val="24"/>
+          <w:szCs w:val="24"/>
+        </w:rPr>
+        <w:t xml:space="preserve"> minutes</w:t>
+      </w:r>
+      <w:r>
+        <w:rPr>
+          <w:rFonts w:ascii="Times New Roman" w:eastAsia="Times New Roman" w:hAnsi="Times New Roman"/>
+          <w:color w:val="000000"/>
+          <w:kern w:val="0"/>
+          <w:sz w:val="24"/>
+          <w:szCs w:val="24"/>
+        </w:rPr>
+        <w:t>. Nothing will happen</w:t>
+      </w:r>
+      <w:r>
+        <w:rPr>
+          <w:rFonts w:ascii="Times New Roman" w:eastAsia="Times New Roman" w:hAnsi="Times New Roman"/>
+          <w:color w:val="000000"/>
+          <w:kern w:val="0"/>
+          <w:sz w:val="24"/>
+          <w:szCs w:val="24"/>
+        </w:rPr>
+        <w:t>,</w:t>
+      </w:r>
+      <w:r>
+        <w:rPr>
+          <w:rFonts w:ascii="Times New Roman" w:eastAsia="Times New Roman" w:hAnsi="Times New Roman"/>
+          <w:color w:val="000000"/>
+          <w:kern w:val="0"/>
+          <w:sz w:val="24"/>
+          <w:szCs w:val="24"/>
+        </w:rPr>
+        <w:t xml:space="preserve"> but if it does, just figure out what is going on. I will be back soon.</w:t>
+      </w:r>
+      <w:r>
+        <w:rPr>
+          <w:rFonts w:ascii="Times New Roman" w:eastAsia="Times New Roman" w:hAnsi="Times New Roman"/>
+          <w:color w:val="000000"/>
+          <w:kern w:val="0"/>
+          <w:sz w:val="24"/>
+          <w:szCs w:val="24"/>
+        </w:rPr>
+        <w:t xml:space="preserve"> </w:t>
+      </w:r>
+      <w:r>
+        <w:rPr>
+          <w:rFonts w:ascii="Times New Roman" w:eastAsia="Times New Roman" w:hAnsi="Times New Roman"/>
+          <w:color w:val="000000"/>
+          <w:kern w:val="0"/>
+          <w:sz w:val="24"/>
+          <w:szCs w:val="24"/>
+        </w:rPr>
+        <w:t xml:space="preserve">You don’t need to touch anyone or do anything, just tell me what is wrong with the athlete.” As soon as the </w:t>
+      </w:r>
+      <w:r>
+        <w:rPr>
+          <w:rFonts w:ascii="Times New Roman" w:eastAsia="Times New Roman" w:hAnsi="Times New Roman"/>
+          <w:color w:val="000000"/>
+          <w:kern w:val="0"/>
+          <w:sz w:val="24"/>
+          <w:szCs w:val="24"/>
+        </w:rPr>
+        <w:t>h</w:t>
+      </w:r>
+      <w:r>
+        <w:rPr>
+          <w:rFonts w:ascii="Times New Roman" w:eastAsia="Times New Roman" w:hAnsi="Times New Roman"/>
+          <w:color w:val="000000"/>
+          <w:kern w:val="0"/>
+          <w:sz w:val="24"/>
+          <w:szCs w:val="24"/>
+        </w:rPr>
+        <w:t xml:space="preserve">ead HCP leaves, a </w:t>
+      </w:r>
+      <w:r>
+        <w:rPr>
+          <w:rFonts w:ascii="Times New Roman" w:eastAsia="Times New Roman" w:hAnsi="Times New Roman"/>
+          <w:color w:val="000000"/>
+          <w:kern w:val="0"/>
+          <w:sz w:val="24"/>
+          <w:szCs w:val="24"/>
+        </w:rPr>
+        <w:t xml:space="preserve">19 </w:t>
+      </w:r>
+      <w:r>
+        <w:rPr>
+          <w:rFonts w:ascii="Times New Roman" w:eastAsia="Times New Roman" w:hAnsi="Times New Roman"/>
+          <w:color w:val="000000"/>
+          <w:kern w:val="0"/>
+          <w:sz w:val="24"/>
+          <w:szCs w:val="24"/>
+        </w:rPr>
+        <w:t>year old</w:t>
+      </w:r>
+      <w:r>
+        <w:rPr>
+          <w:rFonts w:ascii="Times New Roman" w:eastAsia="Times New Roman" w:hAnsi="Times New Roman"/>
+          <w:color w:val="000000"/>
+          <w:kern w:val="0"/>
+          <w:sz w:val="24"/>
+          <w:szCs w:val="24"/>
+        </w:rPr>
+        <w:t xml:space="preserve"> athlete comes to you in distress and </w:t>
+      </w:r>
+      <w:r>
+        <w:rPr>
+          <w:rFonts w:ascii="Times New Roman" w:eastAsia="Times New Roman" w:hAnsi="Times New Roman"/>
+          <w:color w:val="000000"/>
+          <w:kern w:val="0"/>
+          <w:sz w:val="24"/>
+          <w:szCs w:val="24"/>
+        </w:rPr>
+        <w:t xml:space="preserve">is </w:t>
+      </w:r>
+      <w:r>
+        <w:rPr>
+          <w:rFonts w:ascii="Times New Roman" w:eastAsia="Times New Roman" w:hAnsi="Times New Roman"/>
+          <w:color w:val="000000"/>
+          <w:kern w:val="0"/>
+          <w:sz w:val="24"/>
+          <w:szCs w:val="24"/>
+        </w:rPr>
+        <w:t>struggling to breathe. “I can’t feel my left arm.</w:t>
+      </w:r>
+      <w:r>
+        <w:rPr>
+          <w:rFonts w:ascii="Times New Roman" w:eastAsia="Times New Roman" w:hAnsi="Times New Roman"/>
+          <w:color w:val="000000"/>
+          <w:kern w:val="0"/>
+          <w:sz w:val="24"/>
+          <w:szCs w:val="24"/>
+        </w:rPr>
+        <w:t xml:space="preserve"> </w:t>
+      </w:r>
+      <w:r>
+        <w:rPr>
+          <w:rFonts w:ascii="Times New Roman" w:eastAsia="Times New Roman" w:hAnsi="Times New Roman"/>
+          <w:color w:val="000000"/>
+          <w:kern w:val="0"/>
+          <w:sz w:val="24"/>
+          <w:szCs w:val="24"/>
+        </w:rPr>
+        <w:t>I can’t breathe</w:t>
+      </w:r>
+      <w:r>
+        <w:rPr>
+          <w:rFonts w:ascii="Times New Roman" w:eastAsia="Times New Roman" w:hAnsi="Times New Roman"/>
+          <w:color w:val="000000"/>
+          <w:kern w:val="0"/>
+          <w:sz w:val="24"/>
+          <w:szCs w:val="24"/>
+        </w:rPr>
+        <w:t>,</w:t>
+      </w:r>
+      <w:r>
+        <w:rPr>
+          <w:rFonts w:ascii="Times New Roman" w:eastAsia="Times New Roman" w:hAnsi="Times New Roman"/>
+          <w:color w:val="000000"/>
+          <w:kern w:val="0"/>
+          <w:sz w:val="24"/>
+          <w:szCs w:val="24"/>
+        </w:rPr>
+        <w:t xml:space="preserve"> and my chest hurts on the left side.”</w:t>
+      </w:r>
+      <w:r>
+        <w:rPr>
+          <w:rFonts w:ascii="Times New Roman" w:eastAsia="Times New Roman" w:hAnsi="Times New Roman"/>
+          <w:color w:val="000000"/>
+          <w:kern w:val="0"/>
+          <w:sz w:val="24"/>
+          <w:szCs w:val="24"/>
+        </w:rPr>
+        <w:t xml:space="preserve"> </w:t>
+      </w:r>
+      <w:r>
+        <w:rPr>
+          <w:rFonts w:ascii="Times New Roman" w:eastAsia="Times New Roman" w:hAnsi="Times New Roman"/>
+          <w:color w:val="000000"/>
+          <w:kern w:val="0"/>
+          <w:sz w:val="24"/>
+          <w:szCs w:val="24"/>
+        </w:rPr>
+        <w:t xml:space="preserve">The patient </w:t>
+      </w:r>
+      <w:r>
+        <w:rPr>
+          <w:rFonts w:ascii="Times New Roman" w:eastAsia="Times New Roman" w:hAnsi="Times New Roman"/>
+          <w:color w:val="000000"/>
+          <w:kern w:val="0"/>
+          <w:sz w:val="24"/>
+          <w:szCs w:val="24"/>
+        </w:rPr>
+        <w:t xml:space="preserve">was doing repeats. The athlete adds, “I </w:t>
+      </w:r>
+      <w:r>
+        <w:rPr>
+          <w:rFonts w:ascii="Times New Roman" w:eastAsia="Times New Roman" w:hAnsi="Times New Roman"/>
+          <w:color w:val="000000"/>
+          <w:kern w:val="0"/>
+          <w:sz w:val="24"/>
+          <w:szCs w:val="24"/>
+        </w:rPr>
+        <w:t>am</w:t>
+      </w:r>
+      <w:r>
+        <w:rPr>
+          <w:rFonts w:ascii="Times New Roman" w:eastAsia="Times New Roman" w:hAnsi="Times New Roman"/>
+          <w:color w:val="000000"/>
+          <w:kern w:val="0"/>
+          <w:sz w:val="24"/>
+          <w:szCs w:val="24"/>
+        </w:rPr>
+        <w:t xml:space="preserve"> having trouble keeping my eyes open.</w:t>
+      </w:r>
+      <w:r>
+        <w:rPr>
+          <w:rFonts w:ascii="Times New Roman" w:eastAsia="Times New Roman" w:hAnsi="Times New Roman"/>
+          <w:color w:val="000000"/>
+          <w:kern w:val="0"/>
+          <w:sz w:val="24"/>
+          <w:szCs w:val="24"/>
+        </w:rPr>
+        <w:t xml:space="preserve"> </w:t>
+      </w:r>
+      <w:r>
+        <w:rPr>
+          <w:rFonts w:ascii="Times New Roman" w:eastAsia="Times New Roman" w:hAnsi="Times New Roman"/>
+          <w:color w:val="000000"/>
+          <w:kern w:val="0"/>
+          <w:sz w:val="24"/>
+          <w:szCs w:val="24"/>
+        </w:rPr>
+        <w:t>Like</w:t>
+      </w:r>
+      <w:r>
+        <w:rPr>
+          <w:rFonts w:ascii="Times New Roman" w:eastAsia="Times New Roman" w:hAnsi="Times New Roman"/>
+          <w:color w:val="000000"/>
+          <w:kern w:val="0"/>
+          <w:sz w:val="24"/>
+          <w:szCs w:val="24"/>
+        </w:rPr>
+        <w:t>,</w:t>
+      </w:r>
+      <w:r>
+        <w:rPr>
+          <w:rFonts w:ascii="Times New Roman" w:eastAsia="Times New Roman" w:hAnsi="Times New Roman"/>
+          <w:color w:val="000000"/>
+          <w:kern w:val="0"/>
+          <w:sz w:val="24"/>
+          <w:szCs w:val="24"/>
+        </w:rPr>
+        <w:t xml:space="preserve"> I </w:t>
+      </w:r>
+      <w:r>
+        <w:rPr>
+          <w:rFonts w:ascii="Times New Roman" w:eastAsia="Times New Roman" w:hAnsi="Times New Roman"/>
+          <w:color w:val="000000"/>
+          <w:kern w:val="0"/>
+          <w:sz w:val="24"/>
+          <w:szCs w:val="24"/>
+        </w:rPr>
+        <w:t>am</w:t>
+      </w:r>
+      <w:r>
+        <w:rPr>
+          <w:rFonts w:ascii="Times New Roman" w:eastAsia="Times New Roman" w:hAnsi="Times New Roman"/>
+          <w:color w:val="000000"/>
+          <w:kern w:val="0"/>
+          <w:sz w:val="24"/>
+          <w:szCs w:val="24"/>
+        </w:rPr>
+        <w:t xml:space="preserve"> very tired.”</w:t>
+      </w:r>
+    </w:p>
+    <w:p>
+      <w:pPr>
+        <w:spacing w:after="0" w:line="480" w:lineRule="auto"/>
+        <w:rPr>
+          <w:rFonts w:ascii="Times New Roman" w:eastAsia="Times New Roman" w:hAnsi="Times New Roman"/>
+          <w:color w:val="000000"/>
+          <w:kern w:val="0"/>
+          <w:sz w:val="24"/>
+          <w:szCs w:val="24"/>
+        </w:rPr>
+      </w:pPr>
+    </w:p>
+    <w:p>
+      <w:pPr>
+        <w:spacing w:after="0" w:line="480" w:lineRule="auto"/>
+        <w:rPr>
+          <w:rFonts w:ascii="Times New Roman" w:eastAsia="Times New Roman" w:hAnsi="Times New Roman"/>
+          <w:color w:val="000000"/>
+          <w:kern w:val="0"/>
+          <w:sz w:val="24"/>
+          <w:szCs w:val="24"/>
+        </w:rPr>
+      </w:pPr>
+      <w:r>
+        <w:rPr>
+          <w:rFonts w:ascii="Times New Roman" w:eastAsia="Times New Roman" w:hAnsi="Times New Roman"/>
+          <w:color w:val="000000"/>
+          <w:kern w:val="0"/>
+          <w:sz w:val="24"/>
+          <w:szCs w:val="24"/>
+        </w:rPr>
+        <w:t xml:space="preserve">&lt;c&gt;Situation </w:t>
+      </w:r>
+      <w:r>
+        <w:rPr>
+          <w:rFonts w:ascii="Times New Roman" w:eastAsia="Times New Roman" w:hAnsi="Times New Roman"/>
+          <w:color w:val="000000"/>
+          <w:kern w:val="0"/>
+          <w:sz w:val="24"/>
+          <w:szCs w:val="24"/>
+        </w:rPr>
+        <w:t>3</w:t>
+      </w:r>
+      <w:r>
+        <w:rPr>
+          <w:rFonts w:ascii="Times New Roman" w:eastAsia="Times New Roman" w:hAnsi="Times New Roman"/>
+          <w:color w:val="000000"/>
+          <w:kern w:val="0"/>
+          <w:sz w:val="24"/>
+          <w:szCs w:val="24"/>
+        </w:rPr>
+        <w:t>:</w:t>
+      </w:r>
+      <w:r>
+        <w:rPr>
+          <w:rFonts w:ascii="Times New Roman" w:eastAsia="Times New Roman" w:hAnsi="Times New Roman"/>
+          <w:color w:val="000000"/>
+          <w:kern w:val="0"/>
+          <w:sz w:val="24"/>
+          <w:szCs w:val="24"/>
+        </w:rPr>
+        <w:t xml:space="preserve"> </w:t>
+      </w:r>
+      <w:r>
+        <w:rPr>
+          <w:rFonts w:ascii="Times New Roman" w:eastAsia="Times New Roman" w:hAnsi="Times New Roman"/>
+          <w:color w:val="000000"/>
+          <w:kern w:val="0"/>
+          <w:sz w:val="24"/>
+          <w:szCs w:val="24"/>
+        </w:rPr>
+        <w:t>Athletic Training Clinic Dance Department, College</w:t>
+      </w:r>
+    </w:p>
+    <w:p>
+      <w:pPr>
+        <w:spacing w:after="0" w:line="480" w:lineRule="auto"/>
+        <w:rPr>
+          <w:rFonts w:ascii="Times New Roman" w:eastAsia="Times New Roman" w:hAnsi="Times New Roman"/>
+          <w:color w:val="000000"/>
+          <w:kern w:val="0"/>
+          <w:sz w:val="24"/>
+          <w:szCs w:val="24"/>
+        </w:rPr>
+      </w:pPr>
+      <w:r>
+        <w:rPr>
+          <w:rFonts w:ascii="Times New Roman" w:eastAsia="Times New Roman" w:hAnsi="Times New Roman"/>
+          <w:color w:val="000000"/>
+          <w:kern w:val="0"/>
+          <w:sz w:val="24"/>
+          <w:szCs w:val="24"/>
+        </w:rPr>
+        <w:t>This is read by the proctor, who is playing the role of the lead HCP.</w:t>
+      </w:r>
+      <w:r>
+        <w:rPr>
+          <w:rFonts w:ascii="Times New Roman" w:eastAsia="Times New Roman" w:hAnsi="Times New Roman"/>
+          <w:color w:val="000000"/>
+          <w:kern w:val="0"/>
+          <w:sz w:val="24"/>
+          <w:szCs w:val="24"/>
+        </w:rPr>
+        <w:t xml:space="preserve"> </w:t>
+      </w:r>
+      <w:r>
+        <w:rPr>
+          <w:rFonts w:ascii="Times New Roman" w:eastAsia="Times New Roman" w:hAnsi="Times New Roman"/>
+          <w:color w:val="000000"/>
+          <w:kern w:val="0"/>
+          <w:sz w:val="24"/>
+          <w:szCs w:val="24"/>
+        </w:rPr>
+        <w:t xml:space="preserve">After reading, the proctor will allow the HCP to assess the patient for </w:t>
+      </w:r>
+      <w:r>
+        <w:rPr>
+          <w:rFonts w:ascii="Times New Roman" w:eastAsia="Times New Roman" w:hAnsi="Times New Roman"/>
+          <w:color w:val="000000"/>
+          <w:kern w:val="0"/>
+          <w:sz w:val="24"/>
+          <w:szCs w:val="24"/>
+        </w:rPr>
+        <w:t>four</w:t>
+      </w:r>
+      <w:r>
+        <w:rPr>
+          <w:rFonts w:ascii="Times New Roman" w:eastAsia="Times New Roman" w:hAnsi="Times New Roman"/>
+          <w:color w:val="000000"/>
+          <w:kern w:val="0"/>
+          <w:sz w:val="24"/>
+          <w:szCs w:val="24"/>
+        </w:rPr>
+        <w:t xml:space="preserve"> minutes</w:t>
+      </w:r>
+      <w:r>
+        <w:rPr>
+          <w:rFonts w:ascii="Times New Roman" w:eastAsia="Times New Roman" w:hAnsi="Times New Roman"/>
+          <w:color w:val="000000"/>
+          <w:kern w:val="0"/>
+          <w:sz w:val="24"/>
+          <w:szCs w:val="24"/>
+        </w:rPr>
+        <w:t xml:space="preserve"> before returning to the HCP and stating, </w:t>
+      </w:r>
+      <w:r>
+        <w:rPr>
+          <w:rFonts w:ascii="Times New Roman" w:eastAsia="Times New Roman" w:hAnsi="Times New Roman"/>
+          <w:color w:val="000000"/>
+          <w:kern w:val="0"/>
+          <w:sz w:val="24"/>
+          <w:szCs w:val="24"/>
+        </w:rPr>
         <w:lastRenderedPageBreak/>
-        <w:t>Head HCP:</w:t>
+        <w:t>“Tell me what you found out?” and asking relevant questions to understand the HCP’s history</w:t>
       </w:r>
       <w:r>
         <w:rPr>
@@ -6562,7 +7459,7 @@
           <w:sz w:val="24"/>
           <w:szCs w:val="24"/>
         </w:rPr>
-        <w:t xml:space="preserve"> “I </w:t>
+        <w:t>-</w:t>
       </w:r>
       <w:r>
         <w:rPr>
@@ -6572,9 +7469,12 @@
           <w:sz w:val="24"/>
           <w:szCs w:val="24"/>
         </w:rPr>
-        <w:t>am</w:t>
-      </w:r>
-      <w:r>
+        <w:t>taking ability and skill.</w:t>
+      </w:r>
+    </w:p>
+    <w:p>
+      <w:pPr>
+        <w:spacing w:after="0" w:line="480" w:lineRule="auto"/>
         <w:rPr>
           <w:rFonts w:ascii="Times New Roman" w:eastAsia="Times New Roman" w:hAnsi="Times New Roman"/>
           <w:color w:val="000000"/>
@@ -6582,9 +7482,11 @@
           <w:sz w:val="24"/>
           <w:szCs w:val="24"/>
         </w:rPr>
-        <w:t xml:space="preserve"> going to work on these athletes.</w:t>
-      </w:r>
-      <w:r>
+      </w:pPr>
+    </w:p>
+    <w:p>
+      <w:pPr>
+        <w:spacing w:after="0" w:line="480" w:lineRule="auto"/>
         <w:rPr>
           <w:rFonts w:ascii="Times New Roman" w:eastAsia="Times New Roman" w:hAnsi="Times New Roman"/>
           <w:color w:val="000000"/>
@@ -6592,6 +7494,25 @@
           <w:sz w:val="24"/>
           <w:szCs w:val="24"/>
         </w:rPr>
+      </w:pPr>
+      <w:r>
+        <w:rPr>
+          <w:rFonts w:ascii="Times New Roman" w:eastAsia="Times New Roman" w:hAnsi="Times New Roman"/>
+          <w:color w:val="000000"/>
+          <w:kern w:val="0"/>
+          <w:sz w:val="24"/>
+          <w:szCs w:val="24"/>
+        </w:rPr>
+        <w:t>You are at the dance department clinic for the day.</w:t>
+      </w:r>
+      <w:r>
+        <w:rPr>
+          <w:rFonts w:ascii="Times New Roman" w:eastAsia="Times New Roman" w:hAnsi="Times New Roman"/>
+          <w:color w:val="000000"/>
+          <w:kern w:val="0"/>
+          <w:sz w:val="24"/>
+          <w:szCs w:val="24"/>
+        </w:rPr>
         <w:t xml:space="preserve"> </w:t>
       </w:r>
       <w:r>
@@ -6602,7 +7523,139 @@
           <w:sz w:val="24"/>
           <w:szCs w:val="24"/>
         </w:rPr>
-        <w:t>Can you go check on that athlete? Please come back with some news on what is going on.”</w:t>
+        <w:t xml:space="preserve">The </w:t>
+      </w:r>
+      <w:proofErr w:type="gramStart"/>
+      <w:r>
+        <w:rPr>
+          <w:rFonts w:ascii="Times New Roman" w:eastAsia="Times New Roman" w:hAnsi="Times New Roman"/>
+          <w:color w:val="000000"/>
+          <w:kern w:val="0"/>
+          <w:sz w:val="24"/>
+          <w:szCs w:val="24"/>
+        </w:rPr>
+        <w:t>h</w:t>
+      </w:r>
+      <w:r>
+        <w:rPr>
+          <w:rFonts w:ascii="Times New Roman" w:eastAsia="Times New Roman" w:hAnsi="Times New Roman"/>
+          <w:color w:val="000000"/>
+          <w:kern w:val="0"/>
+          <w:sz w:val="24"/>
+          <w:szCs w:val="24"/>
+        </w:rPr>
+        <w:t>ead</w:t>
+      </w:r>
+      <w:proofErr w:type="gramEnd"/>
+      <w:r>
+        <w:rPr>
+          <w:rFonts w:ascii="Times New Roman" w:eastAsia="Times New Roman" w:hAnsi="Times New Roman"/>
+          <w:color w:val="000000"/>
+          <w:kern w:val="0"/>
+          <w:sz w:val="24"/>
+          <w:szCs w:val="24"/>
+        </w:rPr>
+        <w:t xml:space="preserve"> HCP went to the basement to get some additional supplies for the clinic.</w:t>
+      </w:r>
+      <w:r>
+        <w:rPr>
+          <w:rFonts w:ascii="Times New Roman" w:eastAsia="Times New Roman" w:hAnsi="Times New Roman"/>
+          <w:color w:val="000000"/>
+          <w:kern w:val="0"/>
+          <w:sz w:val="24"/>
+          <w:szCs w:val="24"/>
+        </w:rPr>
+        <w:t xml:space="preserve"> </w:t>
+      </w:r>
+      <w:r>
+        <w:rPr>
+          <w:rFonts w:ascii="Times New Roman" w:eastAsia="Times New Roman" w:hAnsi="Times New Roman"/>
+          <w:color w:val="000000"/>
+          <w:kern w:val="0"/>
+          <w:sz w:val="24"/>
+          <w:szCs w:val="24"/>
+        </w:rPr>
+        <w:t>While the HCP is gone, a</w:t>
+      </w:r>
+      <w:r>
+        <w:rPr>
+          <w:rFonts w:ascii="Times New Roman" w:eastAsia="Times New Roman" w:hAnsi="Times New Roman"/>
+          <w:color w:val="000000"/>
+          <w:kern w:val="0"/>
+          <w:sz w:val="24"/>
+          <w:szCs w:val="24"/>
+        </w:rPr>
+        <w:t xml:space="preserve"> dancer comes to you complaining of a floor burn that they think happened yesterday but cannot recall </w:t>
+      </w:r>
+      <w:r>
+        <w:rPr>
+          <w:rFonts w:ascii="Times New Roman" w:eastAsia="Times New Roman" w:hAnsi="Times New Roman"/>
+          <w:color w:val="000000"/>
+          <w:kern w:val="0"/>
+          <w:sz w:val="24"/>
+          <w:szCs w:val="24"/>
+        </w:rPr>
+        <w:t>sustaining</w:t>
+      </w:r>
+      <w:r>
+        <w:rPr>
+          <w:rFonts w:ascii="Times New Roman" w:eastAsia="Times New Roman" w:hAnsi="Times New Roman"/>
+          <w:color w:val="000000"/>
+          <w:kern w:val="0"/>
+          <w:sz w:val="24"/>
+          <w:szCs w:val="24"/>
+        </w:rPr>
+        <w:t xml:space="preserve">. </w:t>
+      </w:r>
+      <w:r>
+        <w:rPr>
+          <w:rFonts w:ascii="Times New Roman" w:eastAsia="Times New Roman" w:hAnsi="Times New Roman"/>
+          <w:color w:val="000000"/>
+          <w:kern w:val="0"/>
+          <w:sz w:val="24"/>
+          <w:szCs w:val="24"/>
+        </w:rPr>
+        <w:t xml:space="preserve">Dance rehearsal starts in about </w:t>
+      </w:r>
+      <w:r>
+        <w:rPr>
+          <w:rFonts w:ascii="Times New Roman" w:eastAsia="Times New Roman" w:hAnsi="Times New Roman"/>
+          <w:color w:val="000000"/>
+          <w:kern w:val="0"/>
+          <w:sz w:val="24"/>
+          <w:szCs w:val="24"/>
+        </w:rPr>
+        <w:t>five</w:t>
+      </w:r>
+      <w:r>
+        <w:rPr>
+          <w:rFonts w:ascii="Times New Roman" w:eastAsia="Times New Roman" w:hAnsi="Times New Roman"/>
+          <w:color w:val="000000"/>
+          <w:kern w:val="0"/>
+          <w:sz w:val="24"/>
+          <w:szCs w:val="24"/>
+        </w:rPr>
+        <w:t xml:space="preserve"> minutes</w:t>
+      </w:r>
+      <w:r>
+        <w:rPr>
+          <w:rFonts w:ascii="Times New Roman" w:eastAsia="Times New Roman" w:hAnsi="Times New Roman"/>
+          <w:color w:val="000000"/>
+          <w:kern w:val="0"/>
+          <w:sz w:val="24"/>
+          <w:szCs w:val="24"/>
+        </w:rPr>
+        <w:t>,</w:t>
+      </w:r>
+      <w:r>
+        <w:rPr>
+          <w:rFonts w:ascii="Times New Roman" w:eastAsia="Times New Roman" w:hAnsi="Times New Roman"/>
+          <w:color w:val="000000"/>
+          <w:kern w:val="0"/>
+          <w:sz w:val="24"/>
+          <w:szCs w:val="24"/>
+        </w:rPr>
+        <w:t xml:space="preserve"> and they wanted to see you before returning to rehearsal.</w:t>
       </w:r>
     </w:p>
     <w:p>
@@ -6646,7 +7699,7 @@
           <w:sz w:val="24"/>
           <w:szCs w:val="24"/>
         </w:rPr>
-        <w:t>2</w:t>
+        <w:t>4</w:t>
       </w:r>
       <w:r>
         <w:rPr>
@@ -6676,7 +7729,7 @@
           <w:sz w:val="24"/>
           <w:szCs w:val="24"/>
         </w:rPr>
-        <w:t>Pool Deck</w:t>
+        <w:t>Athletic Training Clinic, High School</w:t>
       </w:r>
     </w:p>
     <w:p>
@@ -6748,7 +7801,7 @@
           <w:sz w:val="24"/>
           <w:szCs w:val="24"/>
         </w:rPr>
-        <w:t xml:space="preserve"> before returning to the HCP and stating, “Tell me what you found out?” and asking relevant questions to understand the HCP’s history</w:t>
+        <w:t xml:space="preserve"> before returning to the HCP and stating, </w:t>
       </w:r>
       <w:r>
         <w:rPr>
@@ -6758,6 +7811,16 @@
           <w:sz w:val="24"/>
           <w:szCs w:val="24"/>
         </w:rPr>
+        <w:t>“Tell me what you found out?” and asking relevant questions to understand the HCP’s history</w:t>
+      </w:r>
+      <w:r>
+        <w:rPr>
+          <w:rFonts w:ascii="Times New Roman" w:eastAsia="Times New Roman" w:hAnsi="Times New Roman"/>
+          <w:color w:val="000000"/>
+          <w:kern w:val="0"/>
+          <w:sz w:val="24"/>
+          <w:szCs w:val="24"/>
+        </w:rPr>
         <w:t>-</w:t>
       </w:r>
       <w:r>
@@ -6802,7 +7865,7 @@
           <w:sz w:val="24"/>
           <w:szCs w:val="24"/>
         </w:rPr>
-        <w:t xml:space="preserve">You are at the pool. It is </w:t>
+        <w:t xml:space="preserve">An athlete comes to see you in the </w:t>
       </w:r>
       <w:r>
         <w:rPr>
@@ -6812,7 +7875,7 @@
           <w:sz w:val="24"/>
           <w:szCs w:val="24"/>
         </w:rPr>
-        <w:t>10</w:t>
+        <w:t>h</w:t>
       </w:r>
       <w:r>
         <w:rPr>
@@ -6822,6 +7885,232 @@
           <w:sz w:val="24"/>
           <w:szCs w:val="24"/>
         </w:rPr>
+        <w:t xml:space="preserve">igh </w:t>
+      </w:r>
+      <w:r>
+        <w:rPr>
+          <w:rFonts w:ascii="Times New Roman" w:eastAsia="Times New Roman" w:hAnsi="Times New Roman"/>
+          <w:color w:val="000000"/>
+          <w:kern w:val="0"/>
+          <w:sz w:val="24"/>
+          <w:szCs w:val="24"/>
+        </w:rPr>
+        <w:t>s</w:t>
+      </w:r>
+      <w:r>
+        <w:rPr>
+          <w:rFonts w:ascii="Times New Roman" w:eastAsia="Times New Roman" w:hAnsi="Times New Roman"/>
+          <w:color w:val="000000"/>
+          <w:kern w:val="0"/>
+          <w:sz w:val="24"/>
+          <w:szCs w:val="24"/>
+        </w:rPr>
+        <w:t xml:space="preserve">chool </w:t>
+      </w:r>
+      <w:r>
+        <w:rPr>
+          <w:rFonts w:ascii="Times New Roman" w:eastAsia="Times New Roman" w:hAnsi="Times New Roman"/>
+          <w:color w:val="000000"/>
+          <w:kern w:val="0"/>
+          <w:sz w:val="24"/>
+          <w:szCs w:val="24"/>
+        </w:rPr>
+        <w:t>a</w:t>
+      </w:r>
+      <w:r>
+        <w:rPr>
+          <w:rFonts w:ascii="Times New Roman" w:eastAsia="Times New Roman" w:hAnsi="Times New Roman"/>
+          <w:color w:val="000000"/>
+          <w:kern w:val="0"/>
+          <w:sz w:val="24"/>
+          <w:szCs w:val="24"/>
+        </w:rPr>
+        <w:t xml:space="preserve">thletic </w:t>
+      </w:r>
+      <w:r>
+        <w:rPr>
+          <w:rFonts w:ascii="Times New Roman" w:eastAsia="Times New Roman" w:hAnsi="Times New Roman"/>
+          <w:color w:val="000000"/>
+          <w:kern w:val="0"/>
+          <w:sz w:val="24"/>
+          <w:szCs w:val="24"/>
+        </w:rPr>
+        <w:t>t</w:t>
+      </w:r>
+      <w:r>
+        <w:rPr>
+          <w:rFonts w:ascii="Times New Roman" w:eastAsia="Times New Roman" w:hAnsi="Times New Roman"/>
+          <w:color w:val="000000"/>
+          <w:kern w:val="0"/>
+          <w:sz w:val="24"/>
+          <w:szCs w:val="24"/>
+        </w:rPr>
+        <w:t>raining clinic just after lunch.</w:t>
+      </w:r>
+      <w:r>
+        <w:rPr>
+          <w:rFonts w:ascii="Times New Roman" w:eastAsia="Times New Roman" w:hAnsi="Times New Roman"/>
+          <w:color w:val="000000"/>
+          <w:kern w:val="0"/>
+          <w:sz w:val="24"/>
+          <w:szCs w:val="24"/>
+        </w:rPr>
+        <w:t xml:space="preserve"> You returned prior to the </w:t>
+      </w:r>
+      <w:r>
+        <w:rPr>
+          <w:rFonts w:ascii="Times New Roman" w:eastAsia="Times New Roman" w:hAnsi="Times New Roman"/>
+          <w:color w:val="000000"/>
+          <w:kern w:val="0"/>
+          <w:sz w:val="24"/>
+          <w:szCs w:val="24"/>
+        </w:rPr>
+        <w:t>h</w:t>
+      </w:r>
+      <w:r>
+        <w:rPr>
+          <w:rFonts w:ascii="Times New Roman" w:eastAsia="Times New Roman" w:hAnsi="Times New Roman"/>
+          <w:color w:val="000000"/>
+          <w:kern w:val="0"/>
+          <w:sz w:val="24"/>
+          <w:szCs w:val="24"/>
+        </w:rPr>
+        <w:t>ead HCP</w:t>
+      </w:r>
+      <w:r>
+        <w:rPr>
+          <w:rFonts w:ascii="Times New Roman" w:eastAsia="Times New Roman" w:hAnsi="Times New Roman"/>
+          <w:color w:val="000000"/>
+          <w:kern w:val="0"/>
+          <w:sz w:val="24"/>
+          <w:szCs w:val="24"/>
+        </w:rPr>
+        <w:t>,</w:t>
+      </w:r>
+      <w:r>
+        <w:rPr>
+          <w:rFonts w:ascii="Times New Roman" w:eastAsia="Times New Roman" w:hAnsi="Times New Roman"/>
+          <w:color w:val="000000"/>
+          <w:kern w:val="0"/>
+          <w:sz w:val="24"/>
+          <w:szCs w:val="24"/>
+        </w:rPr>
+        <w:t xml:space="preserve"> so you decide to gather a patient history</w:t>
+      </w:r>
+      <w:r>
+        <w:rPr>
+          <w:rFonts w:ascii="Times New Roman" w:eastAsia="Times New Roman" w:hAnsi="Times New Roman"/>
+          <w:color w:val="000000"/>
+          <w:kern w:val="0"/>
+          <w:sz w:val="24"/>
+          <w:szCs w:val="24"/>
+        </w:rPr>
+        <w:t>,</w:t>
+      </w:r>
+      <w:r>
+        <w:rPr>
+          <w:rFonts w:ascii="Times New Roman" w:eastAsia="Times New Roman" w:hAnsi="Times New Roman"/>
+          <w:color w:val="000000"/>
+          <w:kern w:val="0"/>
+          <w:sz w:val="24"/>
+          <w:szCs w:val="24"/>
+        </w:rPr>
+        <w:t xml:space="preserve"> but you know you are not </w:t>
+      </w:r>
+      <w:proofErr w:type="gramStart"/>
+      <w:r>
+        <w:rPr>
+          <w:rFonts w:ascii="Times New Roman" w:eastAsia="Times New Roman" w:hAnsi="Times New Roman"/>
+          <w:color w:val="000000"/>
+          <w:kern w:val="0"/>
+          <w:sz w:val="24"/>
+          <w:szCs w:val="24"/>
+        </w:rPr>
+        <w:t>to do</w:t>
+      </w:r>
+      <w:proofErr w:type="gramEnd"/>
+      <w:r>
+        <w:rPr>
+          <w:rFonts w:ascii="Times New Roman" w:eastAsia="Times New Roman" w:hAnsi="Times New Roman"/>
+          <w:color w:val="000000"/>
+          <w:kern w:val="0"/>
+          <w:sz w:val="24"/>
+          <w:szCs w:val="24"/>
+        </w:rPr>
+        <w:t xml:space="preserve"> anything without the </w:t>
+      </w:r>
+      <w:r>
+        <w:rPr>
+          <w:rFonts w:ascii="Times New Roman" w:eastAsia="Times New Roman" w:hAnsi="Times New Roman"/>
+          <w:color w:val="000000"/>
+          <w:kern w:val="0"/>
+          <w:sz w:val="24"/>
+          <w:szCs w:val="24"/>
+        </w:rPr>
+        <w:t>h</w:t>
+      </w:r>
+      <w:r>
+        <w:rPr>
+          <w:rFonts w:ascii="Times New Roman" w:eastAsia="Times New Roman" w:hAnsi="Times New Roman"/>
+          <w:color w:val="000000"/>
+          <w:kern w:val="0"/>
+          <w:sz w:val="24"/>
+          <w:szCs w:val="24"/>
+        </w:rPr>
+        <w:t>ead HCP present. So, you decide to just gather a history.</w:t>
+      </w:r>
+    </w:p>
+    <w:p>
+      <w:pPr>
+        <w:spacing w:after="0" w:line="480" w:lineRule="auto"/>
+        <w:rPr>
+          <w:rFonts w:ascii="Times New Roman" w:eastAsia="Times New Roman" w:hAnsi="Times New Roman"/>
+          <w:color w:val="000000"/>
+          <w:kern w:val="0"/>
+          <w:sz w:val="24"/>
+          <w:szCs w:val="24"/>
+        </w:rPr>
+      </w:pPr>
+    </w:p>
+    <w:p>
+      <w:pPr>
+        <w:spacing w:after="0" w:line="480" w:lineRule="auto"/>
+        <w:rPr>
+          <w:rFonts w:ascii="Times New Roman" w:eastAsia="Times New Roman" w:hAnsi="Times New Roman"/>
+          <w:color w:val="000000"/>
+          <w:kern w:val="0"/>
+          <w:sz w:val="24"/>
+          <w:szCs w:val="24"/>
+        </w:rPr>
+      </w:pPr>
+      <w:r>
+        <w:rPr>
+          <w:rFonts w:ascii="Times New Roman" w:eastAsia="Times New Roman" w:hAnsi="Times New Roman"/>
+          <w:color w:val="000000"/>
+          <w:kern w:val="0"/>
+          <w:sz w:val="24"/>
+          <w:szCs w:val="24"/>
+        </w:rPr>
+        <w:t xml:space="preserve">&lt;c&gt;Situation </w:t>
+      </w:r>
+      <w:r>
+        <w:rPr>
+          <w:rFonts w:ascii="Times New Roman" w:eastAsia="Times New Roman" w:hAnsi="Times New Roman"/>
+          <w:color w:val="000000"/>
+          <w:kern w:val="0"/>
+          <w:sz w:val="24"/>
+          <w:szCs w:val="24"/>
+        </w:rPr>
+        <w:t>5</w:t>
+      </w:r>
+      <w:r>
+        <w:rPr>
+          <w:rFonts w:ascii="Times New Roman" w:eastAsia="Times New Roman" w:hAnsi="Times New Roman"/>
+          <w:color w:val="000000"/>
+          <w:kern w:val="0"/>
+          <w:sz w:val="24"/>
+          <w:szCs w:val="24"/>
+        </w:rPr>
         <w:t>:</w:t>
       </w:r>
       <w:r>
@@ -6832,7 +8121,7 @@
           <w:sz w:val="24"/>
           <w:szCs w:val="24"/>
         </w:rPr>
-        <w:t>30</w:t>
+        <w:t xml:space="preserve"> </w:t>
       </w:r>
       <w:r>
         <w:rPr>
@@ -6842,6 +8131,38 @@
           <w:sz w:val="24"/>
           <w:szCs w:val="24"/>
         </w:rPr>
+        <w:t>Track, Sideline</w:t>
+      </w:r>
+    </w:p>
+    <w:p>
+      <w:pPr>
+        <w:spacing w:after="0" w:line="480" w:lineRule="auto"/>
+        <w:rPr>
+          <w:rFonts w:ascii="Times New Roman" w:eastAsia="Times New Roman" w:hAnsi="Times New Roman"/>
+          <w:color w:val="000000"/>
+          <w:kern w:val="0"/>
+          <w:sz w:val="24"/>
+          <w:szCs w:val="24"/>
+        </w:rPr>
+      </w:pPr>
+      <w:r>
+        <w:rPr>
+          <w:rFonts w:ascii="Times New Roman" w:eastAsia="Times New Roman" w:hAnsi="Times New Roman"/>
+          <w:color w:val="000000"/>
+          <w:kern w:val="0"/>
+          <w:sz w:val="24"/>
+          <w:szCs w:val="24"/>
+        </w:rPr>
+        <w:t>This is read by the proctor, who is playing the role of the lead HCP.</w:t>
+      </w:r>
+      <w:r>
+        <w:rPr>
+          <w:rFonts w:ascii="Times New Roman" w:eastAsia="Times New Roman" w:hAnsi="Times New Roman"/>
+          <w:color w:val="000000"/>
+          <w:kern w:val="0"/>
+          <w:sz w:val="24"/>
+          <w:szCs w:val="24"/>
+        </w:rPr>
         <w:t xml:space="preserve"> </w:t>
       </w:r>
       <w:r>
@@ -6852,7 +8173,7 @@
           <w:sz w:val="24"/>
           <w:szCs w:val="24"/>
         </w:rPr>
-        <w:t>a</w:t>
+        <w:t xml:space="preserve">After reading, the proctor will allow the HCP to assess the patient for </w:t>
       </w:r>
       <w:r>
         <w:rPr>
@@ -6862,7 +8183,7 @@
           <w:sz w:val="24"/>
           <w:szCs w:val="24"/>
         </w:rPr>
-        <w:t>.</w:t>
+        <w:t>four</w:t>
       </w:r>
       <w:r>
         <w:rPr>
@@ -6872,7 +8193,7 @@
           <w:sz w:val="24"/>
           <w:szCs w:val="24"/>
         </w:rPr>
-        <w:t>m</w:t>
+        <w:t xml:space="preserve"> minutes</w:t>
       </w:r>
       <w:r>
         <w:rPr>
@@ -6882,7 +8203,7 @@
           <w:sz w:val="24"/>
           <w:szCs w:val="24"/>
         </w:rPr>
-        <w:t xml:space="preserve">. The </w:t>
+        <w:t xml:space="preserve"> before returning to the HCP and stating, </w:t>
       </w:r>
       <w:r>
         <w:rPr>
@@ -6892,7 +8213,8 @@
           <w:sz w:val="24"/>
           <w:szCs w:val="24"/>
         </w:rPr>
-        <w:t>h</w:t>
+        <w:lastRenderedPageBreak/>
+        <w:t>“Tell me what you found out?” and asking relevant questions to understand the HCP’s history</w:t>
       </w:r>
       <w:r>
         <w:rPr>
@@ -6902,7 +8224,7 @@
           <w:sz w:val="24"/>
           <w:szCs w:val="24"/>
         </w:rPr>
-        <w:t>ead HCP says</w:t>
+        <w:t>-</w:t>
       </w:r>
       <w:r>
         <w:rPr>
@@ -6912,9 +8234,12 @@
           <w:sz w:val="24"/>
           <w:szCs w:val="24"/>
         </w:rPr>
-        <w:t>, “I</w:t>
-      </w:r>
-      <w:r>
+        <w:t>taking ability and skill.</w:t>
+      </w:r>
+    </w:p>
+    <w:p>
+      <w:pPr>
+        <w:spacing w:after="0" w:line="480" w:lineRule="auto"/>
         <w:rPr>
           <w:rFonts w:ascii="Times New Roman" w:eastAsia="Times New Roman" w:hAnsi="Times New Roman"/>
           <w:color w:val="000000"/>
@@ -6922,9 +8247,11 @@
           <w:sz w:val="24"/>
           <w:szCs w:val="24"/>
         </w:rPr>
-        <w:t xml:space="preserve"> </w:t>
-      </w:r>
-      <w:r>
+      </w:pPr>
+    </w:p>
+    <w:p>
+      <w:pPr>
+        <w:spacing w:after="0" w:line="480" w:lineRule="auto"/>
         <w:rPr>
           <w:rFonts w:ascii="Times New Roman" w:eastAsia="Times New Roman" w:hAnsi="Times New Roman"/>
           <w:color w:val="000000"/>
@@ -6932,8 +8259,7 @@
           <w:sz w:val="24"/>
           <w:szCs w:val="24"/>
         </w:rPr>
-        <w:t xml:space="preserve">need to grab something </w:t>
-      </w:r>
+      </w:pPr>
       <w:r>
         <w:rPr>
           <w:rFonts w:ascii="Times New Roman" w:eastAsia="Times New Roman" w:hAnsi="Times New Roman"/>
@@ -6942,1262 +8268,6 @@
           <w:sz w:val="24"/>
           <w:szCs w:val="24"/>
         </w:rPr>
-        <w:t>from my</w:t>
-      </w:r>
-      <w:r>
-        <w:rPr>
-          <w:rFonts w:ascii="Times New Roman" w:eastAsia="Times New Roman" w:hAnsi="Times New Roman"/>
-          <w:color w:val="000000"/>
-          <w:kern w:val="0"/>
-          <w:sz w:val="24"/>
-          <w:szCs w:val="24"/>
-        </w:rPr>
-        <w:t xml:space="preserve"> office. I will be back in </w:t>
-      </w:r>
-      <w:r>
-        <w:rPr>
-          <w:rFonts w:ascii="Times New Roman" w:eastAsia="Times New Roman" w:hAnsi="Times New Roman"/>
-          <w:color w:val="000000"/>
-          <w:kern w:val="0"/>
-          <w:sz w:val="24"/>
-          <w:szCs w:val="24"/>
-        </w:rPr>
-        <w:t>five</w:t>
-      </w:r>
-      <w:r>
-        <w:rPr>
-          <w:rFonts w:ascii="Times New Roman" w:eastAsia="Times New Roman" w:hAnsi="Times New Roman"/>
-          <w:color w:val="000000"/>
-          <w:kern w:val="0"/>
-          <w:sz w:val="24"/>
-          <w:szCs w:val="24"/>
-        </w:rPr>
-        <w:t xml:space="preserve"> minutes</w:t>
-      </w:r>
-      <w:r>
-        <w:rPr>
-          <w:rFonts w:ascii="Times New Roman" w:eastAsia="Times New Roman" w:hAnsi="Times New Roman"/>
-          <w:color w:val="000000"/>
-          <w:kern w:val="0"/>
-          <w:sz w:val="24"/>
-          <w:szCs w:val="24"/>
-        </w:rPr>
-        <w:t>. Nothing will happen</w:t>
-      </w:r>
-      <w:r>
-        <w:rPr>
-          <w:rFonts w:ascii="Times New Roman" w:eastAsia="Times New Roman" w:hAnsi="Times New Roman"/>
-          <w:color w:val="000000"/>
-          <w:kern w:val="0"/>
-          <w:sz w:val="24"/>
-          <w:szCs w:val="24"/>
-        </w:rPr>
-        <w:t>,</w:t>
-      </w:r>
-      <w:r>
-        <w:rPr>
-          <w:rFonts w:ascii="Times New Roman" w:eastAsia="Times New Roman" w:hAnsi="Times New Roman"/>
-          <w:color w:val="000000"/>
-          <w:kern w:val="0"/>
-          <w:sz w:val="24"/>
-          <w:szCs w:val="24"/>
-        </w:rPr>
-        <w:t xml:space="preserve"> but if it does, just figure out what is going on. I will be back soon.</w:t>
-      </w:r>
-      <w:r>
-        <w:rPr>
-          <w:rFonts w:ascii="Times New Roman" w:eastAsia="Times New Roman" w:hAnsi="Times New Roman"/>
-          <w:color w:val="000000"/>
-          <w:kern w:val="0"/>
-          <w:sz w:val="24"/>
-          <w:szCs w:val="24"/>
-        </w:rPr>
-        <w:t xml:space="preserve"> </w:t>
-      </w:r>
-      <w:r>
-        <w:rPr>
-          <w:rFonts w:ascii="Times New Roman" w:eastAsia="Times New Roman" w:hAnsi="Times New Roman"/>
-          <w:color w:val="000000"/>
-          <w:kern w:val="0"/>
-          <w:sz w:val="24"/>
-          <w:szCs w:val="24"/>
-        </w:rPr>
-        <w:t xml:space="preserve">You don’t need to touch anyone or do anything, just tell me what is wrong with the athlete.” As soon as the </w:t>
-      </w:r>
-      <w:r>
-        <w:rPr>
-          <w:rFonts w:ascii="Times New Roman" w:eastAsia="Times New Roman" w:hAnsi="Times New Roman"/>
-          <w:color w:val="000000"/>
-          <w:kern w:val="0"/>
-          <w:sz w:val="24"/>
-          <w:szCs w:val="24"/>
-        </w:rPr>
-        <w:t>h</w:t>
-      </w:r>
-      <w:r>
-        <w:rPr>
-          <w:rFonts w:ascii="Times New Roman" w:eastAsia="Times New Roman" w:hAnsi="Times New Roman"/>
-          <w:color w:val="000000"/>
-          <w:kern w:val="0"/>
-          <w:sz w:val="24"/>
-          <w:szCs w:val="24"/>
-        </w:rPr>
-        <w:t xml:space="preserve">ead HCP leaves, a </w:t>
-      </w:r>
-      <w:r>
-        <w:rPr>
-          <w:rFonts w:ascii="Times New Roman" w:eastAsia="Times New Roman" w:hAnsi="Times New Roman"/>
-          <w:color w:val="000000"/>
-          <w:kern w:val="0"/>
-          <w:sz w:val="24"/>
-          <w:szCs w:val="24"/>
-        </w:rPr>
-        <w:t xml:space="preserve">19 </w:t>
-      </w:r>
-      <w:r>
-        <w:rPr>
-          <w:rFonts w:ascii="Times New Roman" w:eastAsia="Times New Roman" w:hAnsi="Times New Roman"/>
-          <w:color w:val="000000"/>
-          <w:kern w:val="0"/>
-          <w:sz w:val="24"/>
-          <w:szCs w:val="24"/>
-        </w:rPr>
-        <w:t>year old</w:t>
-      </w:r>
-      <w:r>
-        <w:rPr>
-          <w:rFonts w:ascii="Times New Roman" w:eastAsia="Times New Roman" w:hAnsi="Times New Roman"/>
-          <w:color w:val="000000"/>
-          <w:kern w:val="0"/>
-          <w:sz w:val="24"/>
-          <w:szCs w:val="24"/>
-        </w:rPr>
-        <w:t xml:space="preserve"> athlete comes to you in distress and </w:t>
-      </w:r>
-      <w:r>
-        <w:rPr>
-          <w:rFonts w:ascii="Times New Roman" w:eastAsia="Times New Roman" w:hAnsi="Times New Roman"/>
-          <w:color w:val="000000"/>
-          <w:kern w:val="0"/>
-          <w:sz w:val="24"/>
-          <w:szCs w:val="24"/>
-        </w:rPr>
-        <w:t xml:space="preserve">is </w:t>
-      </w:r>
-      <w:r>
-        <w:rPr>
-          <w:rFonts w:ascii="Times New Roman" w:eastAsia="Times New Roman" w:hAnsi="Times New Roman"/>
-          <w:color w:val="000000"/>
-          <w:kern w:val="0"/>
-          <w:sz w:val="24"/>
-          <w:szCs w:val="24"/>
-        </w:rPr>
-        <w:t>struggling to breathe. “I can’t feel my left arm.</w:t>
-      </w:r>
-      <w:r>
-        <w:rPr>
-          <w:rFonts w:ascii="Times New Roman" w:eastAsia="Times New Roman" w:hAnsi="Times New Roman"/>
-          <w:color w:val="000000"/>
-          <w:kern w:val="0"/>
-          <w:sz w:val="24"/>
-          <w:szCs w:val="24"/>
-        </w:rPr>
-        <w:t xml:space="preserve"> </w:t>
-      </w:r>
-      <w:r>
-        <w:rPr>
-          <w:rFonts w:ascii="Times New Roman" w:eastAsia="Times New Roman" w:hAnsi="Times New Roman"/>
-          <w:color w:val="000000"/>
-          <w:kern w:val="0"/>
-          <w:sz w:val="24"/>
-          <w:szCs w:val="24"/>
-        </w:rPr>
-        <w:t>I can’t breathe</w:t>
-      </w:r>
-      <w:r>
-        <w:rPr>
-          <w:rFonts w:ascii="Times New Roman" w:eastAsia="Times New Roman" w:hAnsi="Times New Roman"/>
-          <w:color w:val="000000"/>
-          <w:kern w:val="0"/>
-          <w:sz w:val="24"/>
-          <w:szCs w:val="24"/>
-        </w:rPr>
-        <w:t>,</w:t>
-      </w:r>
-      <w:r>
-        <w:rPr>
-          <w:rFonts w:ascii="Times New Roman" w:eastAsia="Times New Roman" w:hAnsi="Times New Roman"/>
-          <w:color w:val="000000"/>
-          <w:kern w:val="0"/>
-          <w:sz w:val="24"/>
-          <w:szCs w:val="24"/>
-        </w:rPr>
-        <w:t xml:space="preserve"> and my chest hurts on the left side.”</w:t>
-      </w:r>
-      <w:r>
-        <w:rPr>
-          <w:rFonts w:ascii="Times New Roman" w:eastAsia="Times New Roman" w:hAnsi="Times New Roman"/>
-          <w:color w:val="000000"/>
-          <w:kern w:val="0"/>
-          <w:sz w:val="24"/>
-          <w:szCs w:val="24"/>
-        </w:rPr>
-        <w:t xml:space="preserve"> </w:t>
-      </w:r>
-      <w:r>
-        <w:rPr>
-          <w:rFonts w:ascii="Times New Roman" w:eastAsia="Times New Roman" w:hAnsi="Times New Roman"/>
-          <w:color w:val="000000"/>
-          <w:kern w:val="0"/>
-          <w:sz w:val="24"/>
-          <w:szCs w:val="24"/>
-        </w:rPr>
-        <w:t xml:space="preserve">The patient </w:t>
-      </w:r>
-      <w:r>
-        <w:rPr>
-          <w:rFonts w:ascii="Times New Roman" w:eastAsia="Times New Roman" w:hAnsi="Times New Roman"/>
-          <w:color w:val="000000"/>
-          <w:kern w:val="0"/>
-          <w:sz w:val="24"/>
-          <w:szCs w:val="24"/>
-        </w:rPr>
-        <w:t xml:space="preserve">was doing repeats. The athlete adds, “I </w:t>
-      </w:r>
-      <w:r>
-        <w:rPr>
-          <w:rFonts w:ascii="Times New Roman" w:eastAsia="Times New Roman" w:hAnsi="Times New Roman"/>
-          <w:color w:val="000000"/>
-          <w:kern w:val="0"/>
-          <w:sz w:val="24"/>
-          <w:szCs w:val="24"/>
-        </w:rPr>
-        <w:t>am</w:t>
-      </w:r>
-      <w:r>
-        <w:rPr>
-          <w:rFonts w:ascii="Times New Roman" w:eastAsia="Times New Roman" w:hAnsi="Times New Roman"/>
-          <w:color w:val="000000"/>
-          <w:kern w:val="0"/>
-          <w:sz w:val="24"/>
-          <w:szCs w:val="24"/>
-        </w:rPr>
-        <w:t xml:space="preserve"> having trouble keeping my eyes open.</w:t>
-      </w:r>
-      <w:r>
-        <w:rPr>
-          <w:rFonts w:ascii="Times New Roman" w:eastAsia="Times New Roman" w:hAnsi="Times New Roman"/>
-          <w:color w:val="000000"/>
-          <w:kern w:val="0"/>
-          <w:sz w:val="24"/>
-          <w:szCs w:val="24"/>
-        </w:rPr>
-        <w:t xml:space="preserve"> </w:t>
-      </w:r>
-      <w:r>
-        <w:rPr>
-          <w:rFonts w:ascii="Times New Roman" w:eastAsia="Times New Roman" w:hAnsi="Times New Roman"/>
-          <w:color w:val="000000"/>
-          <w:kern w:val="0"/>
-          <w:sz w:val="24"/>
-          <w:szCs w:val="24"/>
-        </w:rPr>
-        <w:t>Like</w:t>
-      </w:r>
-      <w:r>
-        <w:rPr>
-          <w:rFonts w:ascii="Times New Roman" w:eastAsia="Times New Roman" w:hAnsi="Times New Roman"/>
-          <w:color w:val="000000"/>
-          <w:kern w:val="0"/>
-          <w:sz w:val="24"/>
-          <w:szCs w:val="24"/>
-        </w:rPr>
-        <w:t>,</w:t>
-      </w:r>
-      <w:r>
-        <w:rPr>
-          <w:rFonts w:ascii="Times New Roman" w:eastAsia="Times New Roman" w:hAnsi="Times New Roman"/>
-          <w:color w:val="000000"/>
-          <w:kern w:val="0"/>
-          <w:sz w:val="24"/>
-          <w:szCs w:val="24"/>
-        </w:rPr>
-        <w:t xml:space="preserve"> I </w:t>
-      </w:r>
-      <w:r>
-        <w:rPr>
-          <w:rFonts w:ascii="Times New Roman" w:eastAsia="Times New Roman" w:hAnsi="Times New Roman"/>
-          <w:color w:val="000000"/>
-          <w:kern w:val="0"/>
-          <w:sz w:val="24"/>
-          <w:szCs w:val="24"/>
-        </w:rPr>
-        <w:t>am</w:t>
-      </w:r>
-      <w:r>
-        <w:rPr>
-          <w:rFonts w:ascii="Times New Roman" w:eastAsia="Times New Roman" w:hAnsi="Times New Roman"/>
-          <w:color w:val="000000"/>
-          <w:kern w:val="0"/>
-          <w:sz w:val="24"/>
-          <w:szCs w:val="24"/>
-        </w:rPr>
-        <w:t xml:space="preserve"> very tired.”</w:t>
-      </w:r>
-    </w:p>
-    <w:p>
-      <w:pPr>
-        <w:spacing w:after="0" w:line="480" w:lineRule="auto"/>
-        <w:rPr>
-          <w:rFonts w:ascii="Times New Roman" w:eastAsia="Times New Roman" w:hAnsi="Times New Roman"/>
-          <w:color w:val="000000"/>
-          <w:kern w:val="0"/>
-          <w:sz w:val="24"/>
-          <w:szCs w:val="24"/>
-        </w:rPr>
-      </w:pPr>
-    </w:p>
-    <w:p>
-      <w:pPr>
-        <w:spacing w:after="0" w:line="480" w:lineRule="auto"/>
-        <w:rPr>
-          <w:rFonts w:ascii="Times New Roman" w:eastAsia="Times New Roman" w:hAnsi="Times New Roman"/>
-          <w:color w:val="000000"/>
-          <w:kern w:val="0"/>
-          <w:sz w:val="24"/>
-          <w:szCs w:val="24"/>
-        </w:rPr>
-      </w:pPr>
-      <w:r>
-        <w:rPr>
-          <w:rFonts w:ascii="Times New Roman" w:eastAsia="Times New Roman" w:hAnsi="Times New Roman"/>
-          <w:color w:val="000000"/>
-          <w:kern w:val="0"/>
-          <w:sz w:val="24"/>
-          <w:szCs w:val="24"/>
-        </w:rPr>
-        <w:t xml:space="preserve">&lt;c&gt;Situation </w:t>
-      </w:r>
-      <w:r>
-        <w:rPr>
-          <w:rFonts w:ascii="Times New Roman" w:eastAsia="Times New Roman" w:hAnsi="Times New Roman"/>
-          <w:color w:val="000000"/>
-          <w:kern w:val="0"/>
-          <w:sz w:val="24"/>
-          <w:szCs w:val="24"/>
-        </w:rPr>
-        <w:t>3</w:t>
-      </w:r>
-      <w:r>
-        <w:rPr>
-          <w:rFonts w:ascii="Times New Roman" w:eastAsia="Times New Roman" w:hAnsi="Times New Roman"/>
-          <w:color w:val="000000"/>
-          <w:kern w:val="0"/>
-          <w:sz w:val="24"/>
-          <w:szCs w:val="24"/>
-        </w:rPr>
-        <w:t>:</w:t>
-      </w:r>
-      <w:r>
-        <w:rPr>
-          <w:rFonts w:ascii="Times New Roman" w:eastAsia="Times New Roman" w:hAnsi="Times New Roman"/>
-          <w:color w:val="000000"/>
-          <w:kern w:val="0"/>
-          <w:sz w:val="24"/>
-          <w:szCs w:val="24"/>
-        </w:rPr>
-        <w:t xml:space="preserve"> </w:t>
-      </w:r>
-      <w:r>
-        <w:rPr>
-          <w:rFonts w:ascii="Times New Roman" w:eastAsia="Times New Roman" w:hAnsi="Times New Roman"/>
-          <w:color w:val="000000"/>
-          <w:kern w:val="0"/>
-          <w:sz w:val="24"/>
-          <w:szCs w:val="24"/>
-        </w:rPr>
-        <w:t>Athletic Training Clinic Dance Department, College</w:t>
-      </w:r>
-    </w:p>
-    <w:p>
-      <w:pPr>
-        <w:spacing w:after="0" w:line="480" w:lineRule="auto"/>
-        <w:rPr>
-          <w:rFonts w:ascii="Times New Roman" w:eastAsia="Times New Roman" w:hAnsi="Times New Roman"/>
-          <w:color w:val="000000"/>
-          <w:kern w:val="0"/>
-          <w:sz w:val="24"/>
-          <w:szCs w:val="24"/>
-        </w:rPr>
-      </w:pPr>
-      <w:r>
-        <w:rPr>
-          <w:rFonts w:ascii="Times New Roman" w:eastAsia="Times New Roman" w:hAnsi="Times New Roman"/>
-          <w:color w:val="000000"/>
-          <w:kern w:val="0"/>
-          <w:sz w:val="24"/>
-          <w:szCs w:val="24"/>
-        </w:rPr>
-        <w:t>This is read by the proctor, who is playing the role of the lead HCP.</w:t>
-      </w:r>
-      <w:r>
-        <w:rPr>
-          <w:rFonts w:ascii="Times New Roman" w:eastAsia="Times New Roman" w:hAnsi="Times New Roman"/>
-          <w:color w:val="000000"/>
-          <w:kern w:val="0"/>
-          <w:sz w:val="24"/>
-          <w:szCs w:val="24"/>
-        </w:rPr>
-        <w:t xml:space="preserve"> </w:t>
-      </w:r>
-      <w:r>
-        <w:rPr>
-          <w:rFonts w:ascii="Times New Roman" w:eastAsia="Times New Roman" w:hAnsi="Times New Roman"/>
-          <w:color w:val="000000"/>
-          <w:kern w:val="0"/>
-          <w:sz w:val="24"/>
-          <w:szCs w:val="24"/>
-        </w:rPr>
-        <w:t xml:space="preserve">After reading, the proctor will allow the HCP to assess the patient for </w:t>
-      </w:r>
-      <w:r>
-        <w:rPr>
-          <w:rFonts w:ascii="Times New Roman" w:eastAsia="Times New Roman" w:hAnsi="Times New Roman"/>
-          <w:color w:val="000000"/>
-          <w:kern w:val="0"/>
-          <w:sz w:val="24"/>
-          <w:szCs w:val="24"/>
-        </w:rPr>
-        <w:t>four</w:t>
-      </w:r>
-      <w:r>
-        <w:rPr>
-          <w:rFonts w:ascii="Times New Roman" w:eastAsia="Times New Roman" w:hAnsi="Times New Roman"/>
-          <w:color w:val="000000"/>
-          <w:kern w:val="0"/>
-          <w:sz w:val="24"/>
-          <w:szCs w:val="24"/>
-        </w:rPr>
-        <w:t xml:space="preserve"> minutes</w:t>
-      </w:r>
-      <w:r>
-        <w:rPr>
-          <w:rFonts w:ascii="Times New Roman" w:eastAsia="Times New Roman" w:hAnsi="Times New Roman"/>
-          <w:color w:val="000000"/>
-          <w:kern w:val="0"/>
-          <w:sz w:val="24"/>
-          <w:szCs w:val="24"/>
-        </w:rPr>
-        <w:t xml:space="preserve"> before returning to the HCP and stating, “Tell me what you found out?” and asking relevant questions to understand the HCP’s history</w:t>
-      </w:r>
-      <w:r>
-        <w:rPr>
-          <w:rFonts w:ascii="Times New Roman" w:eastAsia="Times New Roman" w:hAnsi="Times New Roman"/>
-          <w:color w:val="000000"/>
-          <w:kern w:val="0"/>
-          <w:sz w:val="24"/>
-          <w:szCs w:val="24"/>
-        </w:rPr>
-        <w:t>-</w:t>
-      </w:r>
-      <w:r>
-        <w:rPr>
-          <w:rFonts w:ascii="Times New Roman" w:eastAsia="Times New Roman" w:hAnsi="Times New Roman"/>
-          <w:color w:val="000000"/>
-          <w:kern w:val="0"/>
-          <w:sz w:val="24"/>
-          <w:szCs w:val="24"/>
-        </w:rPr>
-        <w:t>taking ability and skill.</w:t>
-      </w:r>
-    </w:p>
-    <w:p>
-      <w:pPr>
-        <w:spacing w:after="0" w:line="480" w:lineRule="auto"/>
-        <w:rPr>
-          <w:rFonts w:ascii="Times New Roman" w:eastAsia="Times New Roman" w:hAnsi="Times New Roman"/>
-          <w:color w:val="000000"/>
-          <w:kern w:val="0"/>
-          <w:sz w:val="24"/>
-          <w:szCs w:val="24"/>
-        </w:rPr>
-      </w:pPr>
-    </w:p>
-    <w:p>
-      <w:pPr>
-        <w:spacing w:after="0" w:line="480" w:lineRule="auto"/>
-        <w:rPr>
-          <w:rFonts w:ascii="Times New Roman" w:eastAsia="Times New Roman" w:hAnsi="Times New Roman"/>
-          <w:color w:val="000000"/>
-          <w:kern w:val="0"/>
-          <w:sz w:val="24"/>
-          <w:szCs w:val="24"/>
-        </w:rPr>
-      </w:pPr>
-      <w:r>
-        <w:rPr>
-          <w:rFonts w:ascii="Times New Roman" w:eastAsia="Times New Roman" w:hAnsi="Times New Roman"/>
-          <w:color w:val="000000"/>
-          <w:kern w:val="0"/>
-          <w:sz w:val="24"/>
-          <w:szCs w:val="24"/>
-        </w:rPr>
-        <w:lastRenderedPageBreak/>
-        <w:t>You are at the dance department clinic for the day.</w:t>
-      </w:r>
-      <w:r>
-        <w:rPr>
-          <w:rFonts w:ascii="Times New Roman" w:eastAsia="Times New Roman" w:hAnsi="Times New Roman"/>
-          <w:color w:val="000000"/>
-          <w:kern w:val="0"/>
-          <w:sz w:val="24"/>
-          <w:szCs w:val="24"/>
-        </w:rPr>
-        <w:t xml:space="preserve"> </w:t>
-      </w:r>
-      <w:r>
-        <w:rPr>
-          <w:rFonts w:ascii="Times New Roman" w:eastAsia="Times New Roman" w:hAnsi="Times New Roman"/>
-          <w:color w:val="000000"/>
-          <w:kern w:val="0"/>
-          <w:sz w:val="24"/>
-          <w:szCs w:val="24"/>
-        </w:rPr>
-        <w:t xml:space="preserve">The </w:t>
-      </w:r>
-      <w:proofErr w:type="gramStart"/>
-      <w:r>
-        <w:rPr>
-          <w:rFonts w:ascii="Times New Roman" w:eastAsia="Times New Roman" w:hAnsi="Times New Roman"/>
-          <w:color w:val="000000"/>
-          <w:kern w:val="0"/>
-          <w:sz w:val="24"/>
-          <w:szCs w:val="24"/>
-        </w:rPr>
-        <w:t>h</w:t>
-      </w:r>
-      <w:r>
-        <w:rPr>
-          <w:rFonts w:ascii="Times New Roman" w:eastAsia="Times New Roman" w:hAnsi="Times New Roman"/>
-          <w:color w:val="000000"/>
-          <w:kern w:val="0"/>
-          <w:sz w:val="24"/>
-          <w:szCs w:val="24"/>
-        </w:rPr>
-        <w:t>ead</w:t>
-      </w:r>
-      <w:proofErr w:type="gramEnd"/>
-      <w:r>
-        <w:rPr>
-          <w:rFonts w:ascii="Times New Roman" w:eastAsia="Times New Roman" w:hAnsi="Times New Roman"/>
-          <w:color w:val="000000"/>
-          <w:kern w:val="0"/>
-          <w:sz w:val="24"/>
-          <w:szCs w:val="24"/>
-        </w:rPr>
-        <w:t xml:space="preserve"> HCP went to the basement to get some additional supplies for the clinic.</w:t>
-      </w:r>
-      <w:r>
-        <w:rPr>
-          <w:rFonts w:ascii="Times New Roman" w:eastAsia="Times New Roman" w:hAnsi="Times New Roman"/>
-          <w:color w:val="000000"/>
-          <w:kern w:val="0"/>
-          <w:sz w:val="24"/>
-          <w:szCs w:val="24"/>
-        </w:rPr>
-        <w:t xml:space="preserve"> </w:t>
-      </w:r>
-      <w:r>
-        <w:rPr>
-          <w:rFonts w:ascii="Times New Roman" w:eastAsia="Times New Roman" w:hAnsi="Times New Roman"/>
-          <w:color w:val="000000"/>
-          <w:kern w:val="0"/>
-          <w:sz w:val="24"/>
-          <w:szCs w:val="24"/>
-        </w:rPr>
-        <w:t>While the HCP is gone, a</w:t>
-      </w:r>
-      <w:r>
-        <w:rPr>
-          <w:rFonts w:ascii="Times New Roman" w:eastAsia="Times New Roman" w:hAnsi="Times New Roman"/>
-          <w:color w:val="000000"/>
-          <w:kern w:val="0"/>
-          <w:sz w:val="24"/>
-          <w:szCs w:val="24"/>
-        </w:rPr>
-        <w:t xml:space="preserve"> dancer comes to you complaining of a floor burn that they think happened yesterday but cannot recall </w:t>
-      </w:r>
-      <w:r>
-        <w:rPr>
-          <w:rFonts w:ascii="Times New Roman" w:eastAsia="Times New Roman" w:hAnsi="Times New Roman"/>
-          <w:color w:val="000000"/>
-          <w:kern w:val="0"/>
-          <w:sz w:val="24"/>
-          <w:szCs w:val="24"/>
-        </w:rPr>
-        <w:t>sustaining</w:t>
-      </w:r>
-      <w:r>
-        <w:rPr>
-          <w:rFonts w:ascii="Times New Roman" w:eastAsia="Times New Roman" w:hAnsi="Times New Roman"/>
-          <w:color w:val="000000"/>
-          <w:kern w:val="0"/>
-          <w:sz w:val="24"/>
-          <w:szCs w:val="24"/>
-        </w:rPr>
-        <w:t xml:space="preserve">. </w:t>
-      </w:r>
-      <w:r>
-        <w:rPr>
-          <w:rFonts w:ascii="Times New Roman" w:eastAsia="Times New Roman" w:hAnsi="Times New Roman"/>
-          <w:color w:val="000000"/>
-          <w:kern w:val="0"/>
-          <w:sz w:val="24"/>
-          <w:szCs w:val="24"/>
-        </w:rPr>
-        <w:t xml:space="preserve">Dance rehearsal starts in about </w:t>
-      </w:r>
-      <w:r>
-        <w:rPr>
-          <w:rFonts w:ascii="Times New Roman" w:eastAsia="Times New Roman" w:hAnsi="Times New Roman"/>
-          <w:color w:val="000000"/>
-          <w:kern w:val="0"/>
-          <w:sz w:val="24"/>
-          <w:szCs w:val="24"/>
-        </w:rPr>
-        <w:t>five</w:t>
-      </w:r>
-      <w:r>
-        <w:rPr>
-          <w:rFonts w:ascii="Times New Roman" w:eastAsia="Times New Roman" w:hAnsi="Times New Roman"/>
-          <w:color w:val="000000"/>
-          <w:kern w:val="0"/>
-          <w:sz w:val="24"/>
-          <w:szCs w:val="24"/>
-        </w:rPr>
-        <w:t xml:space="preserve"> minutes</w:t>
-      </w:r>
-      <w:r>
-        <w:rPr>
-          <w:rFonts w:ascii="Times New Roman" w:eastAsia="Times New Roman" w:hAnsi="Times New Roman"/>
-          <w:color w:val="000000"/>
-          <w:kern w:val="0"/>
-          <w:sz w:val="24"/>
-          <w:szCs w:val="24"/>
-        </w:rPr>
-        <w:t>,</w:t>
-      </w:r>
-      <w:r>
-        <w:rPr>
-          <w:rFonts w:ascii="Times New Roman" w:eastAsia="Times New Roman" w:hAnsi="Times New Roman"/>
-          <w:color w:val="000000"/>
-          <w:kern w:val="0"/>
-          <w:sz w:val="24"/>
-          <w:szCs w:val="24"/>
-        </w:rPr>
-        <w:t xml:space="preserve"> and they wanted to see you before returning to rehearsal.</w:t>
-      </w:r>
-    </w:p>
-    <w:p>
-      <w:pPr>
-        <w:spacing w:after="0" w:line="480" w:lineRule="auto"/>
-        <w:rPr>
-          <w:rFonts w:ascii="Times New Roman" w:eastAsia="Times New Roman" w:hAnsi="Times New Roman"/>
-          <w:color w:val="000000"/>
-          <w:kern w:val="0"/>
-          <w:sz w:val="24"/>
-          <w:szCs w:val="24"/>
-        </w:rPr>
-      </w:pPr>
-    </w:p>
-    <w:p>
-      <w:pPr>
-        <w:spacing w:after="0" w:line="480" w:lineRule="auto"/>
-        <w:rPr>
-          <w:rFonts w:ascii="Times New Roman" w:eastAsia="Times New Roman" w:hAnsi="Times New Roman"/>
-          <w:color w:val="000000"/>
-          <w:kern w:val="0"/>
-          <w:sz w:val="24"/>
-          <w:szCs w:val="24"/>
-        </w:rPr>
-      </w:pPr>
-      <w:r>
-        <w:rPr>
-          <w:rFonts w:ascii="Times New Roman" w:eastAsia="Times New Roman" w:hAnsi="Times New Roman"/>
-          <w:color w:val="000000"/>
-          <w:kern w:val="0"/>
-          <w:sz w:val="24"/>
-          <w:szCs w:val="24"/>
-        </w:rPr>
-        <w:t xml:space="preserve">&lt;c&gt;Situation </w:t>
-      </w:r>
-      <w:r>
-        <w:rPr>
-          <w:rFonts w:ascii="Times New Roman" w:eastAsia="Times New Roman" w:hAnsi="Times New Roman"/>
-          <w:color w:val="000000"/>
-          <w:kern w:val="0"/>
-          <w:sz w:val="24"/>
-          <w:szCs w:val="24"/>
-        </w:rPr>
-        <w:t>4</w:t>
-      </w:r>
-      <w:r>
-        <w:rPr>
-          <w:rFonts w:ascii="Times New Roman" w:eastAsia="Times New Roman" w:hAnsi="Times New Roman"/>
-          <w:color w:val="000000"/>
-          <w:kern w:val="0"/>
-          <w:sz w:val="24"/>
-          <w:szCs w:val="24"/>
-        </w:rPr>
-        <w:t>:</w:t>
-      </w:r>
-      <w:r>
-        <w:rPr>
-          <w:rFonts w:ascii="Times New Roman" w:eastAsia="Times New Roman" w:hAnsi="Times New Roman"/>
-          <w:color w:val="000000"/>
-          <w:kern w:val="0"/>
-          <w:sz w:val="24"/>
-          <w:szCs w:val="24"/>
-        </w:rPr>
-        <w:t xml:space="preserve"> </w:t>
-      </w:r>
-      <w:r>
-        <w:rPr>
-          <w:rFonts w:ascii="Times New Roman" w:eastAsia="Times New Roman" w:hAnsi="Times New Roman"/>
-          <w:color w:val="000000"/>
-          <w:kern w:val="0"/>
-          <w:sz w:val="24"/>
-          <w:szCs w:val="24"/>
-        </w:rPr>
-        <w:t>Athletic Training Clinic, High School</w:t>
-      </w:r>
-    </w:p>
-    <w:p>
-      <w:pPr>
-        <w:spacing w:after="0" w:line="480" w:lineRule="auto"/>
-        <w:rPr>
-          <w:rFonts w:ascii="Times New Roman" w:eastAsia="Times New Roman" w:hAnsi="Times New Roman"/>
-          <w:color w:val="000000"/>
-          <w:kern w:val="0"/>
-          <w:sz w:val="24"/>
-          <w:szCs w:val="24"/>
-        </w:rPr>
-      </w:pPr>
-      <w:r>
-        <w:rPr>
-          <w:rFonts w:ascii="Times New Roman" w:eastAsia="Times New Roman" w:hAnsi="Times New Roman"/>
-          <w:color w:val="000000"/>
-          <w:kern w:val="0"/>
-          <w:sz w:val="24"/>
-          <w:szCs w:val="24"/>
-        </w:rPr>
-        <w:t>This is read by the proctor, who is playing the role of the lead HCP.</w:t>
-      </w:r>
-      <w:r>
-        <w:rPr>
-          <w:rFonts w:ascii="Times New Roman" w:eastAsia="Times New Roman" w:hAnsi="Times New Roman"/>
-          <w:color w:val="000000"/>
-          <w:kern w:val="0"/>
-          <w:sz w:val="24"/>
-          <w:szCs w:val="24"/>
-        </w:rPr>
-        <w:t xml:space="preserve"> </w:t>
-      </w:r>
-      <w:r>
-        <w:rPr>
-          <w:rFonts w:ascii="Times New Roman" w:eastAsia="Times New Roman" w:hAnsi="Times New Roman"/>
-          <w:color w:val="000000"/>
-          <w:kern w:val="0"/>
-          <w:sz w:val="24"/>
-          <w:szCs w:val="24"/>
-        </w:rPr>
-        <w:t xml:space="preserve">After reading, the proctor will allow the HCP to assess the patient for </w:t>
-      </w:r>
-      <w:r>
-        <w:rPr>
-          <w:rFonts w:ascii="Times New Roman" w:eastAsia="Times New Roman" w:hAnsi="Times New Roman"/>
-          <w:color w:val="000000"/>
-          <w:kern w:val="0"/>
-          <w:sz w:val="24"/>
-          <w:szCs w:val="24"/>
-        </w:rPr>
-        <w:t>four</w:t>
-      </w:r>
-      <w:r>
-        <w:rPr>
-          <w:rFonts w:ascii="Times New Roman" w:eastAsia="Times New Roman" w:hAnsi="Times New Roman"/>
-          <w:color w:val="000000"/>
-          <w:kern w:val="0"/>
-          <w:sz w:val="24"/>
-          <w:szCs w:val="24"/>
-        </w:rPr>
-        <w:t xml:space="preserve"> minutes</w:t>
-      </w:r>
-      <w:r>
-        <w:rPr>
-          <w:rFonts w:ascii="Times New Roman" w:eastAsia="Times New Roman" w:hAnsi="Times New Roman"/>
-          <w:color w:val="000000"/>
-          <w:kern w:val="0"/>
-          <w:sz w:val="24"/>
-          <w:szCs w:val="24"/>
-        </w:rPr>
-        <w:t xml:space="preserve"> before returning to the HCP and stating, </w:t>
-      </w:r>
-      <w:r>
-        <w:rPr>
-          <w:rFonts w:ascii="Times New Roman" w:eastAsia="Times New Roman" w:hAnsi="Times New Roman"/>
-          <w:color w:val="000000"/>
-          <w:kern w:val="0"/>
-          <w:sz w:val="24"/>
-          <w:szCs w:val="24"/>
-        </w:rPr>
-        <w:t>“Tell me what you found out?” and asking relevant questions to understand the HCP’s history</w:t>
-      </w:r>
-      <w:r>
-        <w:rPr>
-          <w:rFonts w:ascii="Times New Roman" w:eastAsia="Times New Roman" w:hAnsi="Times New Roman"/>
-          <w:color w:val="000000"/>
-          <w:kern w:val="0"/>
-          <w:sz w:val="24"/>
-          <w:szCs w:val="24"/>
-        </w:rPr>
-        <w:t>-</w:t>
-      </w:r>
-      <w:r>
-        <w:rPr>
-          <w:rFonts w:ascii="Times New Roman" w:eastAsia="Times New Roman" w:hAnsi="Times New Roman"/>
-          <w:color w:val="000000"/>
-          <w:kern w:val="0"/>
-          <w:sz w:val="24"/>
-          <w:szCs w:val="24"/>
-        </w:rPr>
-        <w:t>taking ability and skill.</w:t>
-      </w:r>
-    </w:p>
-    <w:p>
-      <w:pPr>
-        <w:spacing w:after="0" w:line="480" w:lineRule="auto"/>
-        <w:rPr>
-          <w:rFonts w:ascii="Times New Roman" w:eastAsia="Times New Roman" w:hAnsi="Times New Roman"/>
-          <w:color w:val="000000"/>
-          <w:kern w:val="0"/>
-          <w:sz w:val="24"/>
-          <w:szCs w:val="24"/>
-        </w:rPr>
-      </w:pPr>
-    </w:p>
-    <w:p>
-      <w:pPr>
-        <w:spacing w:after="0" w:line="480" w:lineRule="auto"/>
-        <w:rPr>
-          <w:rFonts w:ascii="Times New Roman" w:eastAsia="Times New Roman" w:hAnsi="Times New Roman"/>
-          <w:color w:val="000000"/>
-          <w:kern w:val="0"/>
-          <w:sz w:val="24"/>
-          <w:szCs w:val="24"/>
-        </w:rPr>
-      </w:pPr>
-      <w:r>
-        <w:rPr>
-          <w:rFonts w:ascii="Times New Roman" w:eastAsia="Times New Roman" w:hAnsi="Times New Roman"/>
-          <w:color w:val="000000"/>
-          <w:kern w:val="0"/>
-          <w:sz w:val="24"/>
-          <w:szCs w:val="24"/>
-        </w:rPr>
-        <w:t xml:space="preserve">An athlete comes to see you in the </w:t>
-      </w:r>
-      <w:r>
-        <w:rPr>
-          <w:rFonts w:ascii="Times New Roman" w:eastAsia="Times New Roman" w:hAnsi="Times New Roman"/>
-          <w:color w:val="000000"/>
-          <w:kern w:val="0"/>
-          <w:sz w:val="24"/>
-          <w:szCs w:val="24"/>
-        </w:rPr>
-        <w:t>h</w:t>
-      </w:r>
-      <w:r>
-        <w:rPr>
-          <w:rFonts w:ascii="Times New Roman" w:eastAsia="Times New Roman" w:hAnsi="Times New Roman"/>
-          <w:color w:val="000000"/>
-          <w:kern w:val="0"/>
-          <w:sz w:val="24"/>
-          <w:szCs w:val="24"/>
-        </w:rPr>
-        <w:t xml:space="preserve">igh </w:t>
-      </w:r>
-      <w:r>
-        <w:rPr>
-          <w:rFonts w:ascii="Times New Roman" w:eastAsia="Times New Roman" w:hAnsi="Times New Roman"/>
-          <w:color w:val="000000"/>
-          <w:kern w:val="0"/>
-          <w:sz w:val="24"/>
-          <w:szCs w:val="24"/>
-        </w:rPr>
-        <w:t>s</w:t>
-      </w:r>
-      <w:r>
-        <w:rPr>
-          <w:rFonts w:ascii="Times New Roman" w:eastAsia="Times New Roman" w:hAnsi="Times New Roman"/>
-          <w:color w:val="000000"/>
-          <w:kern w:val="0"/>
-          <w:sz w:val="24"/>
-          <w:szCs w:val="24"/>
-        </w:rPr>
-        <w:t xml:space="preserve">chool </w:t>
-      </w:r>
-      <w:r>
-        <w:rPr>
-          <w:rFonts w:ascii="Times New Roman" w:eastAsia="Times New Roman" w:hAnsi="Times New Roman"/>
-          <w:color w:val="000000"/>
-          <w:kern w:val="0"/>
-          <w:sz w:val="24"/>
-          <w:szCs w:val="24"/>
-        </w:rPr>
-        <w:t>a</w:t>
-      </w:r>
-      <w:r>
-        <w:rPr>
-          <w:rFonts w:ascii="Times New Roman" w:eastAsia="Times New Roman" w:hAnsi="Times New Roman"/>
-          <w:color w:val="000000"/>
-          <w:kern w:val="0"/>
-          <w:sz w:val="24"/>
-          <w:szCs w:val="24"/>
-        </w:rPr>
-        <w:t xml:space="preserve">thletic </w:t>
-      </w:r>
-      <w:r>
-        <w:rPr>
-          <w:rFonts w:ascii="Times New Roman" w:eastAsia="Times New Roman" w:hAnsi="Times New Roman"/>
-          <w:color w:val="000000"/>
-          <w:kern w:val="0"/>
-          <w:sz w:val="24"/>
-          <w:szCs w:val="24"/>
-        </w:rPr>
-        <w:t>t</w:t>
-      </w:r>
-      <w:r>
-        <w:rPr>
-          <w:rFonts w:ascii="Times New Roman" w:eastAsia="Times New Roman" w:hAnsi="Times New Roman"/>
-          <w:color w:val="000000"/>
-          <w:kern w:val="0"/>
-          <w:sz w:val="24"/>
-          <w:szCs w:val="24"/>
-        </w:rPr>
-        <w:t>raining clinic just after lunch.</w:t>
-      </w:r>
-      <w:r>
-        <w:rPr>
-          <w:rFonts w:ascii="Times New Roman" w:eastAsia="Times New Roman" w:hAnsi="Times New Roman"/>
-          <w:color w:val="000000"/>
-          <w:kern w:val="0"/>
-          <w:sz w:val="24"/>
-          <w:szCs w:val="24"/>
-        </w:rPr>
-        <w:t xml:space="preserve"> You returned prior to the </w:t>
-      </w:r>
-      <w:r>
-        <w:rPr>
-          <w:rFonts w:ascii="Times New Roman" w:eastAsia="Times New Roman" w:hAnsi="Times New Roman"/>
-          <w:color w:val="000000"/>
-          <w:kern w:val="0"/>
-          <w:sz w:val="24"/>
-          <w:szCs w:val="24"/>
-        </w:rPr>
-        <w:t>h</w:t>
-      </w:r>
-      <w:r>
-        <w:rPr>
-          <w:rFonts w:ascii="Times New Roman" w:eastAsia="Times New Roman" w:hAnsi="Times New Roman"/>
-          <w:color w:val="000000"/>
-          <w:kern w:val="0"/>
-          <w:sz w:val="24"/>
-          <w:szCs w:val="24"/>
-        </w:rPr>
-        <w:t>ead HCP</w:t>
-      </w:r>
-      <w:r>
-        <w:rPr>
-          <w:rFonts w:ascii="Times New Roman" w:eastAsia="Times New Roman" w:hAnsi="Times New Roman"/>
-          <w:color w:val="000000"/>
-          <w:kern w:val="0"/>
-          <w:sz w:val="24"/>
-          <w:szCs w:val="24"/>
-        </w:rPr>
-        <w:t>,</w:t>
-      </w:r>
-      <w:r>
-        <w:rPr>
-          <w:rFonts w:ascii="Times New Roman" w:eastAsia="Times New Roman" w:hAnsi="Times New Roman"/>
-          <w:color w:val="000000"/>
-          <w:kern w:val="0"/>
-          <w:sz w:val="24"/>
-          <w:szCs w:val="24"/>
-        </w:rPr>
-        <w:t xml:space="preserve"> so you decide to gather a patient history</w:t>
-      </w:r>
-      <w:r>
-        <w:rPr>
-          <w:rFonts w:ascii="Times New Roman" w:eastAsia="Times New Roman" w:hAnsi="Times New Roman"/>
-          <w:color w:val="000000"/>
-          <w:kern w:val="0"/>
-          <w:sz w:val="24"/>
-          <w:szCs w:val="24"/>
-        </w:rPr>
-        <w:t>,</w:t>
-      </w:r>
-      <w:r>
-        <w:rPr>
-          <w:rFonts w:ascii="Times New Roman" w:eastAsia="Times New Roman" w:hAnsi="Times New Roman"/>
-          <w:color w:val="000000"/>
-          <w:kern w:val="0"/>
-          <w:sz w:val="24"/>
-          <w:szCs w:val="24"/>
-        </w:rPr>
-        <w:t xml:space="preserve"> but you know you are not </w:t>
-      </w:r>
-      <w:proofErr w:type="gramStart"/>
-      <w:r>
-        <w:rPr>
-          <w:rFonts w:ascii="Times New Roman" w:eastAsia="Times New Roman" w:hAnsi="Times New Roman"/>
-          <w:color w:val="000000"/>
-          <w:kern w:val="0"/>
-          <w:sz w:val="24"/>
-          <w:szCs w:val="24"/>
-        </w:rPr>
-        <w:t>to do</w:t>
-      </w:r>
-      <w:proofErr w:type="gramEnd"/>
-      <w:r>
-        <w:rPr>
-          <w:rFonts w:ascii="Times New Roman" w:eastAsia="Times New Roman" w:hAnsi="Times New Roman"/>
-          <w:color w:val="000000"/>
-          <w:kern w:val="0"/>
-          <w:sz w:val="24"/>
-          <w:szCs w:val="24"/>
-        </w:rPr>
-        <w:t xml:space="preserve"> anything without the </w:t>
-      </w:r>
-      <w:r>
-        <w:rPr>
-          <w:rFonts w:ascii="Times New Roman" w:eastAsia="Times New Roman" w:hAnsi="Times New Roman"/>
-          <w:color w:val="000000"/>
-          <w:kern w:val="0"/>
-          <w:sz w:val="24"/>
-          <w:szCs w:val="24"/>
-        </w:rPr>
-        <w:t>h</w:t>
-      </w:r>
-      <w:r>
-        <w:rPr>
-          <w:rFonts w:ascii="Times New Roman" w:eastAsia="Times New Roman" w:hAnsi="Times New Roman"/>
-          <w:color w:val="000000"/>
-          <w:kern w:val="0"/>
-          <w:sz w:val="24"/>
-          <w:szCs w:val="24"/>
-        </w:rPr>
-        <w:t>ead HCP present. So, you decide to just gather a history.</w:t>
-      </w:r>
-    </w:p>
-    <w:p>
-      <w:pPr>
-        <w:spacing w:after="0" w:line="480" w:lineRule="auto"/>
-        <w:rPr>
-          <w:rFonts w:ascii="Times New Roman" w:eastAsia="Times New Roman" w:hAnsi="Times New Roman"/>
-          <w:color w:val="000000"/>
-          <w:kern w:val="0"/>
-          <w:sz w:val="24"/>
-          <w:szCs w:val="24"/>
-        </w:rPr>
-      </w:pPr>
-    </w:p>
-    <w:p>
-      <w:pPr>
-        <w:spacing w:after="0" w:line="480" w:lineRule="auto"/>
-        <w:rPr>
-          <w:rFonts w:ascii="Times New Roman" w:eastAsia="Times New Roman" w:hAnsi="Times New Roman"/>
-          <w:color w:val="000000"/>
-          <w:kern w:val="0"/>
-          <w:sz w:val="24"/>
-          <w:szCs w:val="24"/>
-        </w:rPr>
-      </w:pPr>
-      <w:r>
-        <w:rPr>
-          <w:rFonts w:ascii="Times New Roman" w:eastAsia="Times New Roman" w:hAnsi="Times New Roman"/>
-          <w:color w:val="000000"/>
-          <w:kern w:val="0"/>
-          <w:sz w:val="24"/>
-          <w:szCs w:val="24"/>
-        </w:rPr>
-        <w:t xml:space="preserve">&lt;c&gt;Situation </w:t>
-      </w:r>
-      <w:r>
-        <w:rPr>
-          <w:rFonts w:ascii="Times New Roman" w:eastAsia="Times New Roman" w:hAnsi="Times New Roman"/>
-          <w:color w:val="000000"/>
-          <w:kern w:val="0"/>
-          <w:sz w:val="24"/>
-          <w:szCs w:val="24"/>
-        </w:rPr>
-        <w:t>5</w:t>
-      </w:r>
-      <w:r>
-        <w:rPr>
-          <w:rFonts w:ascii="Times New Roman" w:eastAsia="Times New Roman" w:hAnsi="Times New Roman"/>
-          <w:color w:val="000000"/>
-          <w:kern w:val="0"/>
-          <w:sz w:val="24"/>
-          <w:szCs w:val="24"/>
-        </w:rPr>
-        <w:t>:</w:t>
-      </w:r>
-      <w:r>
-        <w:rPr>
-          <w:rFonts w:ascii="Times New Roman" w:eastAsia="Times New Roman" w:hAnsi="Times New Roman"/>
-          <w:color w:val="000000"/>
-          <w:kern w:val="0"/>
-          <w:sz w:val="24"/>
-          <w:szCs w:val="24"/>
-        </w:rPr>
-        <w:t xml:space="preserve"> </w:t>
-      </w:r>
-      <w:r>
-        <w:rPr>
-          <w:rFonts w:ascii="Times New Roman" w:eastAsia="Times New Roman" w:hAnsi="Times New Roman"/>
-          <w:color w:val="000000"/>
-          <w:kern w:val="0"/>
-          <w:sz w:val="24"/>
-          <w:szCs w:val="24"/>
-        </w:rPr>
-        <w:t>Track, Sideline</w:t>
-      </w:r>
-    </w:p>
-    <w:p>
-      <w:pPr>
-        <w:spacing w:after="0" w:line="480" w:lineRule="auto"/>
-        <w:rPr>
-          <w:rFonts w:ascii="Times New Roman" w:eastAsia="Times New Roman" w:hAnsi="Times New Roman"/>
-          <w:color w:val="000000"/>
-          <w:kern w:val="0"/>
-          <w:sz w:val="24"/>
-          <w:szCs w:val="24"/>
-        </w:rPr>
-      </w:pPr>
-      <w:r>
-        <w:rPr>
-          <w:rFonts w:ascii="Times New Roman" w:eastAsia="Times New Roman" w:hAnsi="Times New Roman"/>
-          <w:color w:val="000000"/>
-          <w:kern w:val="0"/>
-          <w:sz w:val="24"/>
-          <w:szCs w:val="24"/>
-        </w:rPr>
-        <w:t>This is read by the proctor, who is playing the role of the lead HCP.</w:t>
-      </w:r>
-      <w:r>
-        <w:rPr>
-          <w:rFonts w:ascii="Times New Roman" w:eastAsia="Times New Roman" w:hAnsi="Times New Roman"/>
-          <w:color w:val="000000"/>
-          <w:kern w:val="0"/>
-          <w:sz w:val="24"/>
-          <w:szCs w:val="24"/>
-        </w:rPr>
-        <w:t xml:space="preserve"> </w:t>
-      </w:r>
-      <w:r>
-        <w:rPr>
-          <w:rFonts w:ascii="Times New Roman" w:eastAsia="Times New Roman" w:hAnsi="Times New Roman"/>
-          <w:color w:val="000000"/>
-          <w:kern w:val="0"/>
-          <w:sz w:val="24"/>
-          <w:szCs w:val="24"/>
-        </w:rPr>
-        <w:t xml:space="preserve">After reading, the proctor will allow the HCP to assess the patient for </w:t>
-      </w:r>
-      <w:r>
-        <w:rPr>
-          <w:rFonts w:ascii="Times New Roman" w:eastAsia="Times New Roman" w:hAnsi="Times New Roman"/>
-          <w:color w:val="000000"/>
-          <w:kern w:val="0"/>
-          <w:sz w:val="24"/>
-          <w:szCs w:val="24"/>
-        </w:rPr>
-        <w:t>four</w:t>
-      </w:r>
-      <w:r>
-        <w:rPr>
-          <w:rFonts w:ascii="Times New Roman" w:eastAsia="Times New Roman" w:hAnsi="Times New Roman"/>
-          <w:color w:val="000000"/>
-          <w:kern w:val="0"/>
-          <w:sz w:val="24"/>
-          <w:szCs w:val="24"/>
-        </w:rPr>
-        <w:t xml:space="preserve"> minutes</w:t>
-      </w:r>
-      <w:r>
-        <w:rPr>
-          <w:rFonts w:ascii="Times New Roman" w:eastAsia="Times New Roman" w:hAnsi="Times New Roman"/>
-          <w:color w:val="000000"/>
-          <w:kern w:val="0"/>
-          <w:sz w:val="24"/>
-          <w:szCs w:val="24"/>
-        </w:rPr>
-        <w:t xml:space="preserve"> before returning to the HCP and stating, “Tell me what you found out?” and asking relevant questions to understand the HCP’s history</w:t>
-      </w:r>
-      <w:r>
-        <w:rPr>
-          <w:rFonts w:ascii="Times New Roman" w:eastAsia="Times New Roman" w:hAnsi="Times New Roman"/>
-          <w:color w:val="000000"/>
-          <w:kern w:val="0"/>
-          <w:sz w:val="24"/>
-          <w:szCs w:val="24"/>
-        </w:rPr>
-        <w:t>-</w:t>
-      </w:r>
-      <w:r>
-        <w:rPr>
-          <w:rFonts w:ascii="Times New Roman" w:eastAsia="Times New Roman" w:hAnsi="Times New Roman"/>
-          <w:color w:val="000000"/>
-          <w:kern w:val="0"/>
-          <w:sz w:val="24"/>
-          <w:szCs w:val="24"/>
-        </w:rPr>
-        <w:t>taking ability and skill.</w:t>
-      </w:r>
-    </w:p>
-    <w:p>
-      <w:pPr>
-        <w:spacing w:after="0" w:line="480" w:lineRule="auto"/>
-        <w:rPr>
-          <w:rFonts w:ascii="Times New Roman" w:eastAsia="Times New Roman" w:hAnsi="Times New Roman"/>
-          <w:color w:val="000000"/>
-          <w:kern w:val="0"/>
-          <w:sz w:val="24"/>
-          <w:szCs w:val="24"/>
-        </w:rPr>
-      </w:pPr>
-    </w:p>
-    <w:p>
-      <w:pPr>
-        <w:spacing w:after="0" w:line="480" w:lineRule="auto"/>
-        <w:rPr>
-          <w:rFonts w:ascii="Times New Roman" w:eastAsia="Times New Roman" w:hAnsi="Times New Roman"/>
-          <w:color w:val="000000"/>
-          <w:kern w:val="0"/>
-          <w:sz w:val="24"/>
-          <w:szCs w:val="24"/>
-        </w:rPr>
-      </w:pPr>
-      <w:r>
-        <w:rPr>
-          <w:rFonts w:ascii="Times New Roman" w:eastAsia="Times New Roman" w:hAnsi="Times New Roman"/>
-          <w:color w:val="000000"/>
-          <w:kern w:val="0"/>
-          <w:sz w:val="24"/>
-          <w:szCs w:val="24"/>
-        </w:rPr>
-        <w:lastRenderedPageBreak/>
         <w:t>A track athlete comes to you and asks, “I need my heel taped. It hurts so much.”</w:t>
       </w:r>
       <w:r>
@@ -8706,7 +8776,7 @@
       <w:pPr>
         <w:spacing w:after="0" w:line="480" w:lineRule="auto"/>
         <w:rPr>
-          <w:ins w:id="16" w:author="Anna Seaman" w:date="2026-08-12T13:08:00Z" w16du:dateUtc="2026-08-12T18:08:00Z"/>
+          <w:ins w:id="21" w:author="Anna Seaman" w:date="2026-08-12T13:08:00Z" w16du:dateUtc="2026-08-12T18:08:00Z"/>
           <w:rFonts w:ascii="Times New Roman" w:hAnsi="Times New Roman"/>
           <w:color w:val="000000"/>
           <w:sz w:val="24"/>
@@ -8722,6 +8792,7 @@
           <w:sz w:val="24"/>
           <w:szCs w:val="24"/>
         </w:rPr>
+        <w:lastRenderedPageBreak/>
         <w:t xml:space="preserve">Opening </w:t>
       </w:r>
       <w:r>
@@ -8840,7 +8911,6 @@
           <w:sz w:val="24"/>
           <w:szCs w:val="24"/>
         </w:rPr>
-        <w:lastRenderedPageBreak/>
         <w:t xml:space="preserve">Physical </w:t>
       </w:r>
       <w:r>
@@ -9323,7 +9393,7 @@
       <w:pPr>
         <w:spacing w:after="0" w:line="480" w:lineRule="auto"/>
         <w:rPr>
-          <w:ins w:id="17" w:author="Anna Seaman" w:date="2026-08-12T13:08:00Z" w16du:dateUtc="2026-08-12T18:08:00Z"/>
+          <w:ins w:id="22" w:author="Anna Seaman" w:date="2026-08-12T13:08:00Z" w16du:dateUtc="2026-08-12T18:08:00Z"/>
           <w:rFonts w:ascii="Times New Roman" w:hAnsi="Times New Roman"/>
           <w:color w:val="000000"/>
           <w:sz w:val="24"/>
@@ -9503,7 +9573,7 @@
           <w:color w:val="000000"/>
           <w:sz w:val="24"/>
           <w:szCs w:val="24"/>
-          <w:rPrChange w:id="18" w:author="Anna Seaman" w:date="2026-08-12T13:08:00Z" w16du:dateUtc="2026-08-12T18:08:00Z">
+          <w:rPrChange w:id="23" w:author="Anna Seaman" w:date="2026-08-12T13:08:00Z" w16du:dateUtc="2026-08-12T18:08:00Z">
             <w:rPr>
               <w:rFonts w:ascii="Times New Roman" w:hAnsi="Times New Roman"/>
               <w:b/>
@@ -9943,6 +10013,7 @@
           <w:sz w:val="24"/>
           <w:szCs w:val="24"/>
         </w:rPr>
+        <w:lastRenderedPageBreak/>
         <w:t>&lt;title&gt;</w:t>
       </w:r>
       <w:r>
@@ -10008,7 +10079,6 @@
           <w:sz w:val="24"/>
           <w:szCs w:val="24"/>
         </w:rPr>
-        <w:lastRenderedPageBreak/>
         <w:t xml:space="preserve">It is </w:t>
       </w:r>
       <w:r>
@@ -10117,7 +10187,7 @@
       <w:pPr>
         <w:spacing w:after="0" w:line="480" w:lineRule="auto"/>
         <w:rPr>
-          <w:ins w:id="19" w:author="Anna Seaman" w:date="2026-08-12T13:09:00Z" w16du:dateUtc="2026-08-12T18:09:00Z"/>
+          <w:ins w:id="24" w:author="Anna Seaman" w:date="2026-08-12T13:09:00Z" w16du:dateUtc="2026-08-12T18:09:00Z"/>
           <w:rFonts w:ascii="Times New Roman" w:hAnsi="Times New Roman"/>
           <w:color w:val="000000"/>
           <w:sz w:val="24"/>
@@ -10305,7 +10375,7 @@
           <w:color w:val="000000"/>
           <w:sz w:val="24"/>
           <w:szCs w:val="24"/>
-          <w:rPrChange w:id="20" w:author="Anna Seaman" w:date="2026-08-12T13:12:00Z" w16du:dateUtc="2026-08-12T18:12:00Z">
+          <w:rPrChange w:id="25" w:author="Anna Seaman" w:date="2026-08-12T13:12:00Z" w16du:dateUtc="2026-08-12T18:12:00Z">
             <w:rPr>
               <w:rFonts w:ascii="Times New Roman" w:hAnsi="Times New Roman"/>
               <w:color w:val="000000"/>
@@ -11097,6 +11167,7 @@
                 <w:sz w:val="24"/>
                 <w:szCs w:val="24"/>
               </w:rPr>
+              <w:lastRenderedPageBreak/>
               <w:t>CTC</w:t>
             </w:r>
           </w:p>
@@ -11198,7 +11269,6 @@
                 <w:sz w:val="24"/>
                 <w:szCs w:val="24"/>
               </w:rPr>
-              <w:lastRenderedPageBreak/>
               <w:t>Other</w:t>
             </w:r>
           </w:p>
@@ -12690,7 +12760,17 @@
                 <w:sz w:val="24"/>
                 <w:szCs w:val="24"/>
               </w:rPr>
-              <w:t>Started on repeats and just felt too difficult to get to normal repeat ladder pace</w:t>
+              <w:t xml:space="preserve">Started on repeats and just felt too difficult to get to normal </w:t>
+            </w:r>
+            <w:r>
+              <w:rPr>
+                <w:rFonts w:ascii="Times New Roman" w:hAnsi="Times New Roman"/>
+                <w:color w:val="000000"/>
+                <w:sz w:val="24"/>
+                <w:szCs w:val="24"/>
+              </w:rPr>
+              <w:lastRenderedPageBreak/>
+              <w:t>repeat ladder pace</w:t>
             </w:r>
           </w:p>
         </w:tc>
@@ -13809,6 +13889,7 @@
           <w:sz w:val="24"/>
           <w:szCs w:val="24"/>
         </w:rPr>
+        <w:lastRenderedPageBreak/>
         <w:t>\</w:t>
       </w:r>
       <w:proofErr w:type="spellStart"/>
@@ -13877,7 +13958,6 @@
           <w:sz w:val="24"/>
           <w:szCs w:val="24"/>
         </w:rPr>
-        <w:lastRenderedPageBreak/>
         <w:t>&lt;title&gt;</w:t>
       </w:r>
       <w:r>
@@ -14633,6 +14713,7 @@
           <w:sz w:val="24"/>
           <w:szCs w:val="24"/>
         </w:rPr>
+        <w:lastRenderedPageBreak/>
         <w:t>The phrase “Time</w:t>
       </w:r>
       <w:r>
@@ -14806,17 +14887,7 @@
           <w:sz w:val="24"/>
           <w:szCs w:val="24"/>
         </w:rPr>
-        <w:t xml:space="preserve">help </w:t>
-      </w:r>
-      <w:r>
-        <w:rPr>
-          <w:rFonts w:ascii="Times New Roman" w:hAnsi="Times New Roman"/>
-          <w:color w:val="000000"/>
-          <w:sz w:val="24"/>
-          <w:szCs w:val="24"/>
-        </w:rPr>
-        <w:lastRenderedPageBreak/>
-        <w:t xml:space="preserve">you </w:t>
+        <w:t xml:space="preserve">help you </w:t>
       </w:r>
       <w:r>
         <w:rPr>
@@ -15183,7 +15254,7 @@
           <w:sz w:val="24"/>
           <w:szCs w:val="24"/>
           <w14:ligatures w14:val="standardContextual"/>
-          <w:rPrChange w:id="21" w:author="Anna Seaman" w:date="2026-08-12T11:54:00Z" w16du:dateUtc="2026-08-12T16:54:00Z">
+          <w:rPrChange w:id="26" w:author="Anna Seaman" w:date="2026-08-12T11:54:00Z" w16du:dateUtc="2026-08-12T16:54:00Z">
             <w:rPr>
               <w:rFonts w:ascii="Times New Roman" w:hAnsi="Times New Roman"/>
               <w:color w:val="000000"/>
@@ -15203,7 +15274,7 @@
           <w:sz w:val="24"/>
           <w:szCs w:val="24"/>
           <w14:ligatures w14:val="standardContextual"/>
-          <w:rPrChange w:id="22" w:author="Anna Seaman" w:date="2026-08-12T11:54:00Z" w16du:dateUtc="2026-08-12T16:54:00Z">
+          <w:rPrChange w:id="27" w:author="Anna Seaman" w:date="2026-08-12T11:54:00Z" w16du:dateUtc="2026-08-12T16:54:00Z">
             <w:rPr>
               <w:rFonts w:ascii="Times New Roman" w:hAnsi="Times New Roman"/>
               <w:color w:val="000000"/>
@@ -15427,7 +15498,7 @@
         </w:rPr>
         <w:t>.</w:t>
       </w:r>
-      <w:del w:id="23" w:author="Anna Seaman" w:date="2026-08-12T13:13:00Z" w16du:dateUtc="2026-08-12T18:13:00Z">
+      <w:del w:id="28" w:author="Anna Seaman" w:date="2026-08-12T13:13:00Z" w16du:dateUtc="2026-08-12T18:13:00Z">
         <w:r>
           <w:rPr>
             <w:rFonts w:ascii="Times New Roman" w:hAnsi="Times New Roman"/>
@@ -15660,6 +15731,7 @@
           <w:sz w:val="24"/>
           <w:szCs w:val="24"/>
         </w:rPr>
+        <w:lastRenderedPageBreak/>
         <w:t xml:space="preserve">You are a </w:t>
       </w:r>
       <w:r>
@@ -16225,7 +16297,7 @@
         </w:rPr>
         <w:t>earlier.</w:t>
       </w:r>
-      <w:del w:id="24" w:author="Anna Seaman" w:date="2026-08-12T13:13:00Z" w16du:dateUtc="2026-08-12T18:13:00Z">
+      <w:del w:id="29" w:author="Anna Seaman" w:date="2026-08-12T13:13:00Z" w16du:dateUtc="2026-08-12T18:13:00Z">
         <w:r>
           <w:rPr>
             <w:rFonts w:ascii="Times New Roman" w:hAnsi="Times New Roman"/>
@@ -16256,6 +16328,7 @@
           <w:sz w:val="24"/>
           <w:szCs w:val="24"/>
         </w:rPr>
+        <w:lastRenderedPageBreak/>
         <w:t>Exam:</w:t>
       </w:r>
       <w:r>
@@ -16323,7 +16396,6 @@
           <w:sz w:val="24"/>
           <w:szCs w:val="24"/>
         </w:rPr>
-        <w:lastRenderedPageBreak/>
         <w:t>Diagnosis:</w:t>
       </w:r>
       <w:r>
@@ -16434,7 +16506,7 @@
         </w:rPr>
         <w:t>—</w:t>
       </w:r>
-      <w:bookmarkStart w:id="25" w:name="_Hlk50014953"/>
+      <w:bookmarkStart w:id="30" w:name="_Hlk50014953"/>
       <w:r>
         <w:rPr>
           <w:rFonts w:ascii="Times New Roman" w:hAnsi="Times New Roman"/>
@@ -16462,7 +16534,7 @@
         </w:rPr>
         <w:t>fracture is in line and does not produce movement, swelling, or deformity</w:t>
       </w:r>
-      <w:bookmarkEnd w:id="25"/>
+      <w:bookmarkEnd w:id="30"/>
       <w:r>
         <w:rPr>
           <w:rFonts w:ascii="Times New Roman" w:hAnsi="Times New Roman"/>
@@ -16471,2219 +16543,6 @@
           <w:szCs w:val="24"/>
         </w:rPr>
         <w:t>.</w:t>
-      </w:r>
-      <w:del w:id="26" w:author="Anna Seaman" w:date="2026-08-12T13:13:00Z" w16du:dateUtc="2026-08-12T18:13:00Z">
-        <w:r>
-          <w:rPr>
-            <w:rFonts w:ascii="Times New Roman" w:hAnsi="Times New Roman"/>
-            <w:color w:val="000000"/>
-            <w:sz w:val="24"/>
-            <w:szCs w:val="24"/>
-          </w:rPr>
-          <w:delText xml:space="preserve"> </w:delText>
-        </w:r>
-      </w:del>
-    </w:p>
-    <w:p>
-      <w:pPr>
-        <w:spacing w:after="0" w:line="480" w:lineRule="auto"/>
-        <w:rPr>
-          <w:rFonts w:ascii="Times New Roman" w:hAnsi="Times New Roman"/>
-          <w:color w:val="000000"/>
-          <w:sz w:val="24"/>
-          <w:szCs w:val="24"/>
-        </w:rPr>
-      </w:pPr>
-    </w:p>
-    <w:p>
-      <w:pPr>
-        <w:spacing w:after="0" w:line="480" w:lineRule="auto"/>
-        <w:rPr>
-          <w:rFonts w:ascii="Times New Roman" w:hAnsi="Times New Roman"/>
-          <w:color w:val="000000"/>
-          <w:sz w:val="24"/>
-          <w:szCs w:val="24"/>
-        </w:rPr>
-      </w:pPr>
-      <w:r>
-        <w:rPr>
-          <w:rFonts w:ascii="Times New Roman" w:hAnsi="Times New Roman"/>
-          <w:color w:val="000000"/>
-          <w:sz w:val="24"/>
-          <w:szCs w:val="24"/>
-        </w:rPr>
-        <w:t>&lt;b&gt;Safety</w:t>
-      </w:r>
-    </w:p>
-    <w:p>
-      <w:pPr>
-        <w:spacing w:after="0" w:line="480" w:lineRule="auto"/>
-        <w:rPr>
-          <w:rFonts w:ascii="Times New Roman" w:hAnsi="Times New Roman"/>
-          <w:color w:val="000000"/>
-          <w:sz w:val="24"/>
-          <w:szCs w:val="24"/>
-        </w:rPr>
-      </w:pPr>
-      <w:r>
-        <w:rPr>
-          <w:rFonts w:ascii="Times New Roman" w:hAnsi="Times New Roman"/>
-          <w:color w:val="000000"/>
-          <w:sz w:val="24"/>
-          <w:szCs w:val="24"/>
-        </w:rPr>
-        <w:t>The phrase “Time</w:t>
-      </w:r>
-      <w:r>
-        <w:rPr>
-          <w:rFonts w:ascii="Times New Roman" w:hAnsi="Times New Roman"/>
-          <w:color w:val="000000"/>
-          <w:sz w:val="24"/>
-          <w:szCs w:val="24"/>
-        </w:rPr>
-        <w:t>-</w:t>
-      </w:r>
-      <w:r>
-        <w:rPr>
-          <w:rFonts w:ascii="Times New Roman" w:hAnsi="Times New Roman"/>
-          <w:color w:val="000000"/>
-          <w:sz w:val="24"/>
-          <w:szCs w:val="24"/>
-        </w:rPr>
-        <w:t>out</w:t>
-      </w:r>
-      <w:r>
-        <w:rPr>
-          <w:rFonts w:ascii="Times New Roman" w:hAnsi="Times New Roman"/>
-          <w:color w:val="000000"/>
-          <w:sz w:val="24"/>
-          <w:szCs w:val="24"/>
-        </w:rPr>
-        <w:t>;</w:t>
-      </w:r>
-      <w:r>
-        <w:rPr>
-          <w:rFonts w:ascii="Times New Roman" w:hAnsi="Times New Roman"/>
-          <w:color w:val="000000"/>
-          <w:sz w:val="24"/>
-          <w:szCs w:val="24"/>
-        </w:rPr>
-        <w:t xml:space="preserve"> </w:t>
-      </w:r>
-      <w:r>
-        <w:rPr>
-          <w:rFonts w:ascii="Times New Roman" w:hAnsi="Times New Roman"/>
-          <w:color w:val="000000"/>
-          <w:sz w:val="24"/>
-          <w:szCs w:val="24"/>
-        </w:rPr>
-        <w:t>t</w:t>
-      </w:r>
-      <w:r>
-        <w:rPr>
-          <w:rFonts w:ascii="Times New Roman" w:hAnsi="Times New Roman"/>
-          <w:color w:val="000000"/>
-          <w:sz w:val="24"/>
-          <w:szCs w:val="24"/>
-        </w:rPr>
-        <w:t>ime</w:t>
-      </w:r>
-      <w:r>
-        <w:rPr>
-          <w:rFonts w:ascii="Times New Roman" w:hAnsi="Times New Roman"/>
-          <w:color w:val="000000"/>
-          <w:sz w:val="24"/>
-          <w:szCs w:val="24"/>
-        </w:rPr>
-        <w:t>-</w:t>
-      </w:r>
-      <w:r>
-        <w:rPr>
-          <w:rFonts w:ascii="Times New Roman" w:hAnsi="Times New Roman"/>
-          <w:color w:val="000000"/>
-          <w:sz w:val="24"/>
-          <w:szCs w:val="24"/>
-        </w:rPr>
-        <w:t xml:space="preserve">out” is used to immediately stop a simulation. As </w:t>
-      </w:r>
-      <w:proofErr w:type="gramStart"/>
-      <w:r>
-        <w:rPr>
-          <w:rFonts w:ascii="Times New Roman" w:hAnsi="Times New Roman"/>
-          <w:color w:val="000000"/>
-          <w:sz w:val="24"/>
-          <w:szCs w:val="24"/>
-        </w:rPr>
-        <w:t>the</w:t>
-      </w:r>
-      <w:proofErr w:type="gramEnd"/>
-      <w:r>
-        <w:rPr>
-          <w:rFonts w:ascii="Times New Roman" w:hAnsi="Times New Roman"/>
-          <w:color w:val="000000"/>
-          <w:sz w:val="24"/>
-          <w:szCs w:val="24"/>
-        </w:rPr>
-        <w:t xml:space="preserve"> standardized patient</w:t>
-      </w:r>
-      <w:r>
-        <w:rPr>
-          <w:rFonts w:ascii="Times New Roman" w:hAnsi="Times New Roman"/>
-          <w:color w:val="000000"/>
-          <w:sz w:val="24"/>
-          <w:szCs w:val="24"/>
-        </w:rPr>
-        <w:t>,</w:t>
-      </w:r>
-      <w:r>
-        <w:rPr>
-          <w:rFonts w:ascii="Times New Roman" w:hAnsi="Times New Roman"/>
-          <w:color w:val="000000"/>
-          <w:sz w:val="24"/>
-          <w:szCs w:val="24"/>
-        </w:rPr>
-        <w:t xml:space="preserve"> you can say this at any time. It is particularly designed to </w:t>
-      </w:r>
-      <w:r>
-        <w:rPr>
-          <w:rFonts w:ascii="Times New Roman" w:hAnsi="Times New Roman"/>
-          <w:color w:val="000000"/>
-          <w:sz w:val="24"/>
-          <w:szCs w:val="24"/>
-        </w:rPr>
-        <w:t>en</w:t>
-      </w:r>
-      <w:r>
-        <w:rPr>
-          <w:rFonts w:ascii="Times New Roman" w:hAnsi="Times New Roman"/>
-          <w:color w:val="000000"/>
-          <w:sz w:val="24"/>
-          <w:szCs w:val="24"/>
-        </w:rPr>
-        <w:t>sure you</w:t>
-      </w:r>
-      <w:r>
-        <w:rPr>
-          <w:rFonts w:ascii="Times New Roman" w:hAnsi="Times New Roman"/>
-          <w:color w:val="000000"/>
-          <w:sz w:val="24"/>
-          <w:szCs w:val="24"/>
-        </w:rPr>
-        <w:t>r</w:t>
-      </w:r>
-      <w:r>
-        <w:rPr>
-          <w:rFonts w:ascii="Times New Roman" w:hAnsi="Times New Roman"/>
-          <w:color w:val="000000"/>
-          <w:sz w:val="24"/>
-          <w:szCs w:val="24"/>
-        </w:rPr>
-        <w:t xml:space="preserve"> safe</w:t>
-      </w:r>
-      <w:r>
-        <w:rPr>
-          <w:rFonts w:ascii="Times New Roman" w:hAnsi="Times New Roman"/>
-          <w:color w:val="000000"/>
-          <w:sz w:val="24"/>
-          <w:szCs w:val="24"/>
-        </w:rPr>
-        <w:t>ty</w:t>
-      </w:r>
-      <w:r>
-        <w:rPr>
-          <w:rFonts w:ascii="Times New Roman" w:hAnsi="Times New Roman"/>
-          <w:color w:val="000000"/>
-          <w:sz w:val="24"/>
-          <w:szCs w:val="24"/>
-        </w:rPr>
-        <w:t xml:space="preserve"> and </w:t>
-      </w:r>
-      <w:r>
-        <w:rPr>
-          <w:rFonts w:ascii="Times New Roman" w:hAnsi="Times New Roman"/>
-          <w:color w:val="000000"/>
-          <w:sz w:val="24"/>
-          <w:szCs w:val="24"/>
-        </w:rPr>
-        <w:t xml:space="preserve">help you </w:t>
-      </w:r>
-      <w:r>
-        <w:rPr>
-          <w:rFonts w:ascii="Times New Roman" w:hAnsi="Times New Roman"/>
-          <w:color w:val="000000"/>
-          <w:sz w:val="24"/>
-          <w:szCs w:val="24"/>
-        </w:rPr>
-        <w:t>feel safe.</w:t>
-      </w:r>
-      <w:r>
-        <w:rPr>
-          <w:rFonts w:ascii="Times New Roman" w:hAnsi="Times New Roman"/>
-          <w:color w:val="000000"/>
-          <w:sz w:val="24"/>
-          <w:szCs w:val="24"/>
-        </w:rPr>
-        <w:t xml:space="preserve"> </w:t>
-      </w:r>
-      <w:r>
-        <w:rPr>
-          <w:rFonts w:ascii="Times New Roman" w:hAnsi="Times New Roman"/>
-          <w:color w:val="000000"/>
-          <w:sz w:val="24"/>
-          <w:szCs w:val="24"/>
-        </w:rPr>
-        <w:t>All participants are taught this phrase. It means the same for everyone. If it is said, the simulation will immediately stop.</w:t>
-      </w:r>
-    </w:p>
-    <w:p>
-      <w:pPr>
-        <w:spacing w:after="0" w:line="480" w:lineRule="auto"/>
-        <w:rPr>
-          <w:rFonts w:ascii="Times New Roman" w:hAnsi="Times New Roman"/>
-          <w:b/>
-          <w:bCs/>
-          <w:color w:val="000000"/>
-          <w:sz w:val="24"/>
-          <w:szCs w:val="24"/>
-        </w:rPr>
-      </w:pPr>
-      <w:r>
-        <w:rPr>
-          <w:rFonts w:ascii="Times New Roman" w:hAnsi="Times New Roman"/>
-          <w:b/>
-          <w:bCs/>
-          <w:color w:val="000000"/>
-          <w:sz w:val="24"/>
-          <w:szCs w:val="24"/>
-        </w:rPr>
-        <w:t>\</w:t>
-      </w:r>
-      <w:proofErr w:type="spellStart"/>
-      <w:r>
-        <w:rPr>
-          <w:rFonts w:ascii="Times New Roman" w:hAnsi="Times New Roman"/>
-          <w:b/>
-          <w:bCs/>
-          <w:color w:val="000000"/>
-          <w:sz w:val="24"/>
-          <w:szCs w:val="24"/>
-        </w:rPr>
-        <w:t>qqEND</w:t>
-      </w:r>
-      <w:proofErr w:type="spellEnd"/>
-      <w:r>
-        <w:rPr>
-          <w:rFonts w:ascii="Times New Roman" w:hAnsi="Times New Roman"/>
-          <w:b/>
-          <w:bCs/>
-          <w:color w:val="000000"/>
-          <w:sz w:val="24"/>
-          <w:szCs w:val="24"/>
-        </w:rPr>
-        <w:t xml:space="preserve"> downloadable content\</w:t>
-      </w:r>
-    </w:p>
-    <w:p>
-      <w:pPr>
-        <w:spacing w:after="0" w:line="480" w:lineRule="auto"/>
-        <w:rPr>
-          <w:rFonts w:ascii="Times New Roman" w:hAnsi="Times New Roman"/>
-          <w:color w:val="000000"/>
-          <w:sz w:val="24"/>
-        </w:rPr>
-      </w:pPr>
-    </w:p>
-    <w:p>
-      <w:pPr>
-        <w:spacing w:after="0" w:line="480" w:lineRule="auto"/>
-        <w:rPr>
-          <w:rFonts w:ascii="Times New Roman" w:hAnsi="Times New Roman"/>
-          <w:b/>
-          <w:bCs/>
-          <w:color w:val="000000"/>
-          <w:sz w:val="24"/>
-          <w:szCs w:val="24"/>
-        </w:rPr>
-      </w:pPr>
-      <w:r>
-        <w:rPr>
-          <w:rFonts w:ascii="Times New Roman" w:hAnsi="Times New Roman"/>
-          <w:b/>
-          <w:bCs/>
-          <w:color w:val="000000"/>
-          <w:sz w:val="24"/>
-          <w:szCs w:val="24"/>
-        </w:rPr>
-        <w:t>\</w:t>
-      </w:r>
-      <w:proofErr w:type="spellStart"/>
-      <w:r>
-        <w:rPr>
-          <w:rFonts w:ascii="Times New Roman" w:hAnsi="Times New Roman"/>
-          <w:b/>
-          <w:bCs/>
-          <w:color w:val="000000"/>
-          <w:sz w:val="24"/>
-          <w:szCs w:val="24"/>
-        </w:rPr>
-        <w:t>qqBEGIN</w:t>
-      </w:r>
-      <w:proofErr w:type="spellEnd"/>
-      <w:r>
-        <w:rPr>
-          <w:rFonts w:ascii="Times New Roman" w:hAnsi="Times New Roman"/>
-          <w:b/>
-          <w:bCs/>
-          <w:color w:val="000000"/>
-          <w:sz w:val="24"/>
-          <w:szCs w:val="24"/>
-        </w:rPr>
-        <w:t xml:space="preserve"> downloadable content\</w:t>
-      </w:r>
-      <w:r>
-        <w:rPr>
-          <w:rFonts w:ascii="Times New Roman" w:hAnsi="Times New Roman"/>
-          <w:b/>
-          <w:bCs/>
-          <w:color w:val="000000"/>
-          <w:sz w:val="24"/>
-          <w:szCs w:val="24"/>
-        </w:rPr>
-        <w:t xml:space="preserve">Button name: </w:t>
-      </w:r>
-      <w:r>
-        <w:rPr>
-          <w:rFonts w:ascii="Times New Roman" w:hAnsi="Times New Roman"/>
-          <w:b/>
-          <w:bCs/>
-          <w:color w:val="000000"/>
-          <w:sz w:val="24"/>
-          <w:szCs w:val="24"/>
-        </w:rPr>
-        <w:t>Instructions for SP 5: Track, Sideline</w:t>
-      </w:r>
-    </w:p>
-    <w:p>
-      <w:pPr>
-        <w:spacing w:after="0" w:line="480" w:lineRule="auto"/>
-        <w:rPr>
-          <w:rFonts w:ascii="Times New Roman" w:hAnsi="Times New Roman"/>
-          <w:color w:val="000000"/>
-          <w:sz w:val="24"/>
-          <w:szCs w:val="24"/>
-        </w:rPr>
-      </w:pPr>
-      <w:r>
-        <w:rPr>
-          <w:rFonts w:ascii="Times New Roman" w:hAnsi="Times New Roman"/>
-          <w:color w:val="000000"/>
-          <w:sz w:val="24"/>
-          <w:szCs w:val="24"/>
-        </w:rPr>
-        <w:t>&lt;title&gt;</w:t>
-      </w:r>
-      <w:r>
-        <w:rPr>
-          <w:rFonts w:ascii="Times New Roman" w:hAnsi="Times New Roman"/>
-          <w:color w:val="000000"/>
-          <w:sz w:val="24"/>
-          <w:szCs w:val="24"/>
-        </w:rPr>
-        <w:t xml:space="preserve">Instructions for SP </w:t>
-      </w:r>
-      <w:r>
-        <w:rPr>
-          <w:rFonts w:ascii="Times New Roman" w:hAnsi="Times New Roman"/>
-          <w:color w:val="000000"/>
-          <w:sz w:val="24"/>
-          <w:szCs w:val="24"/>
-        </w:rPr>
-        <w:t>5</w:t>
-      </w:r>
-      <w:r>
-        <w:rPr>
-          <w:rFonts w:ascii="Times New Roman" w:hAnsi="Times New Roman"/>
-          <w:color w:val="000000"/>
-          <w:sz w:val="24"/>
-          <w:szCs w:val="24"/>
-        </w:rPr>
-        <w:t xml:space="preserve">: </w:t>
-      </w:r>
-      <w:r>
-        <w:rPr>
-          <w:rFonts w:ascii="Times New Roman" w:hAnsi="Times New Roman"/>
-          <w:color w:val="000000"/>
-          <w:sz w:val="24"/>
-          <w:szCs w:val="24"/>
-        </w:rPr>
-        <w:t>Track</w:t>
-      </w:r>
-      <w:r>
-        <w:rPr>
-          <w:rFonts w:ascii="Times New Roman" w:hAnsi="Times New Roman"/>
-          <w:color w:val="000000"/>
-          <w:sz w:val="24"/>
-          <w:szCs w:val="24"/>
-        </w:rPr>
-        <w:t>, Sideline</w:t>
-      </w:r>
-    </w:p>
-    <w:p>
-      <w:pPr>
-        <w:spacing w:after="0" w:line="480" w:lineRule="auto"/>
-        <w:rPr>
-          <w:rFonts w:ascii="Times New Roman" w:hAnsi="Times New Roman"/>
-          <w:color w:val="000000"/>
-          <w:sz w:val="24"/>
-          <w:szCs w:val="24"/>
-        </w:rPr>
-      </w:pPr>
-    </w:p>
-    <w:p>
-      <w:pPr>
-        <w:spacing w:after="0" w:line="480" w:lineRule="auto"/>
-        <w:rPr>
-          <w:rFonts w:ascii="Times New Roman" w:hAnsi="Times New Roman"/>
-          <w:color w:val="000000"/>
-          <w:sz w:val="24"/>
-          <w:szCs w:val="24"/>
-        </w:rPr>
-      </w:pPr>
-      <w:r>
-        <w:rPr>
-          <w:rFonts w:ascii="Times New Roman" w:hAnsi="Times New Roman"/>
-          <w:b/>
-          <w:bCs/>
-          <w:color w:val="000000"/>
-          <w:sz w:val="24"/>
-          <w:szCs w:val="24"/>
-        </w:rPr>
-        <w:t>Opening statement:</w:t>
-      </w:r>
-      <w:r>
-        <w:rPr>
-          <w:rFonts w:ascii="Times New Roman" w:hAnsi="Times New Roman"/>
-          <w:color w:val="000000"/>
-          <w:sz w:val="24"/>
-          <w:szCs w:val="24"/>
-        </w:rPr>
-        <w:t xml:space="preserve"> “I need my heel taped. It hurts so much.”</w:t>
-      </w:r>
-      <w:del w:id="27" w:author="Anna Seaman" w:date="2026-08-12T13:13:00Z" w16du:dateUtc="2026-08-12T18:13:00Z">
-        <w:r>
-          <w:rPr>
-            <w:rFonts w:ascii="Times New Roman" w:hAnsi="Times New Roman"/>
-            <w:color w:val="000000"/>
-            <w:sz w:val="24"/>
-            <w:szCs w:val="24"/>
-          </w:rPr>
-          <w:delText xml:space="preserve"> </w:delText>
-        </w:r>
-      </w:del>
-    </w:p>
-    <w:p>
-      <w:pPr>
-        <w:spacing w:after="0" w:line="480" w:lineRule="auto"/>
-        <w:rPr>
-          <w:rFonts w:ascii="Times New Roman" w:hAnsi="Times New Roman"/>
-          <w:color w:val="000000"/>
-          <w:sz w:val="24"/>
-          <w:szCs w:val="24"/>
-        </w:rPr>
-      </w:pPr>
-    </w:p>
-    <w:p>
-      <w:pPr>
-        <w:spacing w:after="0" w:line="480" w:lineRule="auto"/>
-        <w:rPr>
-          <w:rFonts w:ascii="Times New Roman" w:hAnsi="Times New Roman"/>
-          <w:color w:val="000000"/>
-          <w:sz w:val="24"/>
-          <w:szCs w:val="24"/>
-        </w:rPr>
-      </w:pPr>
-      <w:r>
-        <w:rPr>
-          <w:rFonts w:ascii="Times New Roman" w:hAnsi="Times New Roman"/>
-          <w:color w:val="000000"/>
-          <w:sz w:val="24"/>
-          <w:szCs w:val="24"/>
-        </w:rPr>
-        <w:t>You complain of heel pain</w:t>
-      </w:r>
-      <w:r>
-        <w:rPr>
-          <w:rFonts w:ascii="Times New Roman" w:hAnsi="Times New Roman"/>
-          <w:color w:val="000000"/>
-          <w:sz w:val="24"/>
-          <w:szCs w:val="24"/>
-        </w:rPr>
-        <w:t>,</w:t>
-      </w:r>
-      <w:r>
-        <w:rPr>
-          <w:rFonts w:ascii="Times New Roman" w:hAnsi="Times New Roman"/>
-          <w:color w:val="000000"/>
-          <w:sz w:val="24"/>
-          <w:szCs w:val="24"/>
-        </w:rPr>
-        <w:t xml:space="preserve"> </w:t>
-      </w:r>
-      <w:r>
-        <w:rPr>
-          <w:rFonts w:ascii="Times New Roman" w:hAnsi="Times New Roman"/>
-          <w:color w:val="000000"/>
-          <w:sz w:val="24"/>
-          <w:szCs w:val="24"/>
-        </w:rPr>
-        <w:t>8</w:t>
-      </w:r>
-      <w:r>
-        <w:rPr>
-          <w:rFonts w:ascii="Times New Roman" w:hAnsi="Times New Roman"/>
-          <w:color w:val="000000"/>
-          <w:sz w:val="24"/>
-          <w:szCs w:val="24"/>
-        </w:rPr>
-        <w:t>/</w:t>
-      </w:r>
-      <w:r>
-        <w:rPr>
-          <w:rFonts w:ascii="Times New Roman" w:hAnsi="Times New Roman"/>
-          <w:color w:val="000000"/>
-          <w:sz w:val="24"/>
-          <w:szCs w:val="24"/>
-        </w:rPr>
-        <w:t>10</w:t>
-      </w:r>
-      <w:r>
-        <w:rPr>
-          <w:rFonts w:ascii="Times New Roman" w:hAnsi="Times New Roman"/>
-          <w:color w:val="000000"/>
-          <w:sz w:val="24"/>
-          <w:szCs w:val="24"/>
-        </w:rPr>
-        <w:t>.</w:t>
-      </w:r>
-      <w:r>
-        <w:rPr>
-          <w:rFonts w:ascii="Times New Roman" w:hAnsi="Times New Roman"/>
-          <w:color w:val="000000"/>
-          <w:sz w:val="24"/>
-          <w:szCs w:val="24"/>
-        </w:rPr>
-        <w:t xml:space="preserve"> </w:t>
-      </w:r>
-      <w:r>
-        <w:rPr>
-          <w:rFonts w:ascii="Times New Roman" w:hAnsi="Times New Roman"/>
-          <w:color w:val="000000"/>
-          <w:sz w:val="24"/>
-          <w:szCs w:val="24"/>
-        </w:rPr>
-        <w:t xml:space="preserve">You don’t think you can run. You have rolled your ankle previously. It hurts to stand up. It hurts </w:t>
-      </w:r>
-      <w:r>
-        <w:rPr>
-          <w:rFonts w:ascii="Times New Roman" w:hAnsi="Times New Roman"/>
-          <w:color w:val="000000"/>
-          <w:sz w:val="24"/>
-          <w:szCs w:val="24"/>
-        </w:rPr>
-        <w:t xml:space="preserve">the </w:t>
-      </w:r>
-      <w:r>
-        <w:rPr>
-          <w:rFonts w:ascii="Times New Roman" w:hAnsi="Times New Roman"/>
-          <w:color w:val="000000"/>
-          <w:sz w:val="24"/>
-          <w:szCs w:val="24"/>
-        </w:rPr>
-        <w:t>worst in the morning. It does get better after a few miles of running</w:t>
-      </w:r>
-      <w:r>
-        <w:rPr>
-          <w:rFonts w:ascii="Times New Roman" w:hAnsi="Times New Roman"/>
-          <w:color w:val="000000"/>
-          <w:sz w:val="24"/>
-          <w:szCs w:val="24"/>
-        </w:rPr>
-        <w:t>,</w:t>
-      </w:r>
-      <w:r>
-        <w:rPr>
-          <w:rFonts w:ascii="Times New Roman" w:hAnsi="Times New Roman"/>
-          <w:color w:val="000000"/>
-          <w:sz w:val="24"/>
-          <w:szCs w:val="24"/>
-        </w:rPr>
-        <w:t xml:space="preserve"> usually</w:t>
-      </w:r>
-      <w:r>
-        <w:rPr>
-          <w:rFonts w:ascii="Times New Roman" w:hAnsi="Times New Roman"/>
-          <w:color w:val="000000"/>
-          <w:sz w:val="24"/>
-          <w:szCs w:val="24"/>
-        </w:rPr>
-        <w:t>,</w:t>
-      </w:r>
-      <w:r>
-        <w:rPr>
-          <w:rFonts w:ascii="Times New Roman" w:hAnsi="Times New Roman"/>
-          <w:color w:val="000000"/>
-          <w:sz w:val="24"/>
-          <w:szCs w:val="24"/>
-        </w:rPr>
-        <w:t xml:space="preserve"> but it is especially painful this morning. Stretching it hurts. It is just </w:t>
-      </w:r>
-      <w:r>
-        <w:rPr>
-          <w:rFonts w:ascii="Times New Roman" w:hAnsi="Times New Roman"/>
-          <w:color w:val="000000"/>
-          <w:sz w:val="24"/>
-          <w:szCs w:val="24"/>
-        </w:rPr>
-        <w:t>one</w:t>
-      </w:r>
-      <w:r>
-        <w:rPr>
-          <w:rFonts w:ascii="Times New Roman" w:hAnsi="Times New Roman"/>
-          <w:color w:val="000000"/>
-          <w:sz w:val="24"/>
-          <w:szCs w:val="24"/>
-        </w:rPr>
-        <w:t xml:space="preserve"> side. The pain is mostly on the bottom</w:t>
-      </w:r>
-      <w:r>
-        <w:rPr>
-          <w:rFonts w:ascii="Times New Roman" w:hAnsi="Times New Roman"/>
-          <w:color w:val="000000"/>
-          <w:sz w:val="24"/>
-          <w:szCs w:val="24"/>
-        </w:rPr>
-        <w:t>,</w:t>
-      </w:r>
-      <w:r>
-        <w:rPr>
-          <w:rFonts w:ascii="Times New Roman" w:hAnsi="Times New Roman"/>
-          <w:color w:val="000000"/>
-          <w:sz w:val="24"/>
-          <w:szCs w:val="24"/>
-        </w:rPr>
-        <w:t xml:space="preserve"> back of the heel</w:t>
-      </w:r>
-      <w:r>
-        <w:rPr>
-          <w:rFonts w:ascii="Times New Roman" w:hAnsi="Times New Roman"/>
-          <w:color w:val="000000"/>
-          <w:sz w:val="24"/>
-          <w:szCs w:val="24"/>
-        </w:rPr>
-        <w:t>, or both</w:t>
-      </w:r>
-      <w:r>
-        <w:rPr>
-          <w:rFonts w:ascii="Times New Roman" w:hAnsi="Times New Roman"/>
-          <w:color w:val="000000"/>
-          <w:sz w:val="24"/>
-          <w:szCs w:val="24"/>
-        </w:rPr>
-        <w:t>. You just thought it was overtraining</w:t>
-      </w:r>
-      <w:r>
-        <w:rPr>
-          <w:rFonts w:ascii="Times New Roman" w:hAnsi="Times New Roman"/>
-          <w:color w:val="000000"/>
-          <w:sz w:val="24"/>
-          <w:szCs w:val="24"/>
-        </w:rPr>
-        <w:t>,</w:t>
-      </w:r>
-      <w:r>
-        <w:rPr>
-          <w:rFonts w:ascii="Times New Roman" w:hAnsi="Times New Roman"/>
-          <w:color w:val="000000"/>
-          <w:sz w:val="24"/>
-          <w:szCs w:val="24"/>
-        </w:rPr>
-        <w:t xml:space="preserve"> but after </w:t>
-      </w:r>
-      <w:r>
-        <w:rPr>
-          <w:rFonts w:ascii="Times New Roman" w:hAnsi="Times New Roman"/>
-          <w:color w:val="000000"/>
-          <w:sz w:val="24"/>
-          <w:szCs w:val="24"/>
-        </w:rPr>
-        <w:t xml:space="preserve">the </w:t>
-      </w:r>
-      <w:r>
-        <w:rPr>
-          <w:rFonts w:ascii="Times New Roman" w:hAnsi="Times New Roman"/>
-          <w:color w:val="000000"/>
-          <w:sz w:val="24"/>
-          <w:szCs w:val="24"/>
-        </w:rPr>
-        <w:t>team meeting, it hurts too much to warm it up. No, you have not done anything for this previously</w:t>
-      </w:r>
-      <w:r>
-        <w:rPr>
-          <w:rFonts w:ascii="Times New Roman" w:hAnsi="Times New Roman"/>
-          <w:color w:val="000000"/>
-          <w:sz w:val="24"/>
-          <w:szCs w:val="24"/>
-        </w:rPr>
-        <w:t>,</w:t>
-      </w:r>
-      <w:r>
-        <w:rPr>
-          <w:rFonts w:ascii="Times New Roman" w:hAnsi="Times New Roman"/>
-          <w:color w:val="000000"/>
-          <w:sz w:val="24"/>
-          <w:szCs w:val="24"/>
-        </w:rPr>
-        <w:t xml:space="preserve"> and it is new for you, at least being so persistent is new.</w:t>
-      </w:r>
-    </w:p>
-    <w:p>
-      <w:pPr>
-        <w:spacing w:after="0" w:line="480" w:lineRule="auto"/>
-        <w:rPr>
-          <w:rFonts w:ascii="Times New Roman" w:hAnsi="Times New Roman"/>
-          <w:color w:val="000000"/>
-          <w:sz w:val="24"/>
-          <w:szCs w:val="24"/>
-        </w:rPr>
-      </w:pPr>
-    </w:p>
-    <w:p>
-      <w:pPr>
-        <w:spacing w:after="0" w:line="480" w:lineRule="auto"/>
-        <w:rPr>
-          <w:rFonts w:ascii="Times New Roman" w:hAnsi="Times New Roman"/>
-          <w:color w:val="000000"/>
-          <w:sz w:val="24"/>
-          <w:szCs w:val="24"/>
-        </w:rPr>
-      </w:pPr>
-      <w:r>
-        <w:rPr>
-          <w:rFonts w:ascii="Times New Roman" w:hAnsi="Times New Roman"/>
-          <w:b/>
-          <w:bCs/>
-          <w:color w:val="000000"/>
-          <w:sz w:val="24"/>
-          <w:szCs w:val="24"/>
-        </w:rPr>
-        <w:t>Diagnosis:</w:t>
-      </w:r>
-      <w:r>
-        <w:rPr>
-          <w:rFonts w:ascii="Times New Roman" w:hAnsi="Times New Roman"/>
-          <w:color w:val="000000"/>
-          <w:sz w:val="24"/>
-          <w:szCs w:val="24"/>
-        </w:rPr>
-        <w:t xml:space="preserve"> Plantar fasciitis</w:t>
-      </w:r>
-    </w:p>
-    <w:p>
-      <w:pPr>
-        <w:spacing w:after="0" w:line="480" w:lineRule="auto"/>
-        <w:rPr>
-          <w:rFonts w:ascii="Times New Roman" w:hAnsi="Times New Roman"/>
-          <w:color w:val="000000"/>
-          <w:sz w:val="24"/>
-          <w:szCs w:val="24"/>
-        </w:rPr>
-      </w:pPr>
-    </w:p>
-    <w:p>
-      <w:pPr>
-        <w:spacing w:after="0" w:line="480" w:lineRule="auto"/>
-        <w:rPr>
-          <w:rFonts w:ascii="Times New Roman" w:hAnsi="Times New Roman"/>
-          <w:color w:val="000000"/>
-          <w:sz w:val="24"/>
-          <w:szCs w:val="24"/>
-        </w:rPr>
-      </w:pPr>
-      <w:r>
-        <w:rPr>
-          <w:rFonts w:ascii="Times New Roman" w:hAnsi="Times New Roman"/>
-          <w:color w:val="000000"/>
-          <w:sz w:val="24"/>
-          <w:szCs w:val="24"/>
-        </w:rPr>
-        <w:t>&lt;b&gt;Safety</w:t>
-      </w:r>
-    </w:p>
-    <w:p>
-      <w:pPr>
-        <w:spacing w:after="0" w:line="480" w:lineRule="auto"/>
-        <w:rPr>
-          <w:rFonts w:ascii="Times New Roman" w:hAnsi="Times New Roman"/>
-          <w:color w:val="000000"/>
-          <w:sz w:val="24"/>
-          <w:szCs w:val="24"/>
-        </w:rPr>
-      </w:pPr>
-      <w:r>
-        <w:rPr>
-          <w:rFonts w:ascii="Times New Roman" w:hAnsi="Times New Roman"/>
-          <w:color w:val="000000"/>
-          <w:sz w:val="24"/>
-          <w:szCs w:val="24"/>
-        </w:rPr>
-        <w:t>The phrase, “Time</w:t>
-      </w:r>
-      <w:r>
-        <w:rPr>
-          <w:rFonts w:ascii="Times New Roman" w:hAnsi="Times New Roman"/>
-          <w:color w:val="000000"/>
-          <w:sz w:val="24"/>
-          <w:szCs w:val="24"/>
-        </w:rPr>
-        <w:t>-</w:t>
-      </w:r>
-      <w:r>
-        <w:rPr>
-          <w:rFonts w:ascii="Times New Roman" w:hAnsi="Times New Roman"/>
-          <w:color w:val="000000"/>
-          <w:sz w:val="24"/>
-          <w:szCs w:val="24"/>
-        </w:rPr>
-        <w:t>out</w:t>
-      </w:r>
-      <w:r>
-        <w:rPr>
-          <w:rFonts w:ascii="Times New Roman" w:hAnsi="Times New Roman"/>
-          <w:color w:val="000000"/>
-          <w:sz w:val="24"/>
-          <w:szCs w:val="24"/>
-        </w:rPr>
-        <w:t>;</w:t>
-      </w:r>
-      <w:r>
-        <w:rPr>
-          <w:rFonts w:ascii="Times New Roman" w:hAnsi="Times New Roman"/>
-          <w:color w:val="000000"/>
-          <w:sz w:val="24"/>
-          <w:szCs w:val="24"/>
-        </w:rPr>
-        <w:t xml:space="preserve"> </w:t>
-      </w:r>
-      <w:r>
-        <w:rPr>
-          <w:rFonts w:ascii="Times New Roman" w:hAnsi="Times New Roman"/>
-          <w:color w:val="000000"/>
-          <w:sz w:val="24"/>
-          <w:szCs w:val="24"/>
-        </w:rPr>
-        <w:t>t</w:t>
-      </w:r>
-      <w:r>
-        <w:rPr>
-          <w:rFonts w:ascii="Times New Roman" w:hAnsi="Times New Roman"/>
-          <w:color w:val="000000"/>
-          <w:sz w:val="24"/>
-          <w:szCs w:val="24"/>
-        </w:rPr>
-        <w:t>ime</w:t>
-      </w:r>
-      <w:r>
-        <w:rPr>
-          <w:rFonts w:ascii="Times New Roman" w:hAnsi="Times New Roman"/>
-          <w:color w:val="000000"/>
-          <w:sz w:val="24"/>
-          <w:szCs w:val="24"/>
-        </w:rPr>
-        <w:t>-</w:t>
-      </w:r>
-      <w:r>
-        <w:rPr>
-          <w:rFonts w:ascii="Times New Roman" w:hAnsi="Times New Roman"/>
-          <w:color w:val="000000"/>
-          <w:sz w:val="24"/>
-          <w:szCs w:val="24"/>
-        </w:rPr>
-        <w:t xml:space="preserve">out,” is used to immediately stop a simulation. As </w:t>
-      </w:r>
-      <w:proofErr w:type="gramStart"/>
-      <w:r>
-        <w:rPr>
-          <w:rFonts w:ascii="Times New Roman" w:hAnsi="Times New Roman"/>
-          <w:color w:val="000000"/>
-          <w:sz w:val="24"/>
-          <w:szCs w:val="24"/>
-        </w:rPr>
-        <w:t>the</w:t>
-      </w:r>
-      <w:proofErr w:type="gramEnd"/>
-      <w:r>
-        <w:rPr>
-          <w:rFonts w:ascii="Times New Roman" w:hAnsi="Times New Roman"/>
-          <w:color w:val="000000"/>
-          <w:sz w:val="24"/>
-          <w:szCs w:val="24"/>
-        </w:rPr>
-        <w:t xml:space="preserve"> standardized patient</w:t>
-      </w:r>
-      <w:r>
-        <w:rPr>
-          <w:rFonts w:ascii="Times New Roman" w:hAnsi="Times New Roman"/>
-          <w:color w:val="000000"/>
-          <w:sz w:val="24"/>
-          <w:szCs w:val="24"/>
-        </w:rPr>
-        <w:t>,</w:t>
-      </w:r>
-      <w:r>
-        <w:rPr>
-          <w:rFonts w:ascii="Times New Roman" w:hAnsi="Times New Roman"/>
-          <w:color w:val="000000"/>
-          <w:sz w:val="24"/>
-          <w:szCs w:val="24"/>
-        </w:rPr>
-        <w:t xml:space="preserve"> you can say this at any time. It is particularly designed to </w:t>
-      </w:r>
-      <w:r>
-        <w:rPr>
-          <w:rFonts w:ascii="Times New Roman" w:hAnsi="Times New Roman"/>
-          <w:color w:val="000000"/>
-          <w:sz w:val="24"/>
-          <w:szCs w:val="24"/>
-        </w:rPr>
-        <w:t>en</w:t>
-      </w:r>
-      <w:r>
-        <w:rPr>
-          <w:rFonts w:ascii="Times New Roman" w:hAnsi="Times New Roman"/>
-          <w:color w:val="000000"/>
-          <w:sz w:val="24"/>
-          <w:szCs w:val="24"/>
-        </w:rPr>
-        <w:t>sure you</w:t>
-      </w:r>
-      <w:r>
-        <w:rPr>
-          <w:rFonts w:ascii="Times New Roman" w:hAnsi="Times New Roman"/>
-          <w:color w:val="000000"/>
-          <w:sz w:val="24"/>
-          <w:szCs w:val="24"/>
-        </w:rPr>
-        <w:t>r</w:t>
-      </w:r>
-      <w:r>
-        <w:rPr>
-          <w:rFonts w:ascii="Times New Roman" w:hAnsi="Times New Roman"/>
-          <w:color w:val="000000"/>
-          <w:sz w:val="24"/>
-          <w:szCs w:val="24"/>
-        </w:rPr>
-        <w:t xml:space="preserve"> safe</w:t>
-      </w:r>
-      <w:r>
-        <w:rPr>
-          <w:rFonts w:ascii="Times New Roman" w:hAnsi="Times New Roman"/>
-          <w:color w:val="000000"/>
-          <w:sz w:val="24"/>
-          <w:szCs w:val="24"/>
-        </w:rPr>
-        <w:t>ty</w:t>
-      </w:r>
-      <w:r>
-        <w:rPr>
-          <w:rFonts w:ascii="Times New Roman" w:hAnsi="Times New Roman"/>
-          <w:color w:val="000000"/>
-          <w:sz w:val="24"/>
-          <w:szCs w:val="24"/>
-        </w:rPr>
-        <w:t xml:space="preserve"> and </w:t>
-      </w:r>
-      <w:r>
-        <w:rPr>
-          <w:rFonts w:ascii="Times New Roman" w:hAnsi="Times New Roman"/>
-          <w:color w:val="000000"/>
-          <w:sz w:val="24"/>
-          <w:szCs w:val="24"/>
-        </w:rPr>
-        <w:t xml:space="preserve">help you </w:t>
-      </w:r>
-      <w:r>
-        <w:rPr>
-          <w:rFonts w:ascii="Times New Roman" w:hAnsi="Times New Roman"/>
-          <w:color w:val="000000"/>
-          <w:sz w:val="24"/>
-          <w:szCs w:val="24"/>
-        </w:rPr>
-        <w:t>feel safe.</w:t>
-      </w:r>
-      <w:r>
-        <w:rPr>
-          <w:rFonts w:ascii="Times New Roman" w:hAnsi="Times New Roman"/>
-          <w:color w:val="000000"/>
-          <w:sz w:val="24"/>
-          <w:szCs w:val="24"/>
-        </w:rPr>
-        <w:t xml:space="preserve"> </w:t>
-      </w:r>
-      <w:r>
-        <w:rPr>
-          <w:rFonts w:ascii="Times New Roman" w:hAnsi="Times New Roman"/>
-          <w:color w:val="000000"/>
-          <w:sz w:val="24"/>
-          <w:szCs w:val="24"/>
-        </w:rPr>
-        <w:t>All participants are taught this phrase. It means the same for everyone. If it is said, the simulation will immediately stop.</w:t>
-      </w:r>
-    </w:p>
-    <w:p>
-      <w:pPr>
-        <w:spacing w:after="0" w:line="480" w:lineRule="auto"/>
-        <w:rPr>
-          <w:rFonts w:ascii="Times New Roman" w:hAnsi="Times New Roman"/>
-          <w:b/>
-          <w:bCs/>
-          <w:color w:val="000000"/>
-          <w:sz w:val="24"/>
-          <w:szCs w:val="24"/>
-        </w:rPr>
-      </w:pPr>
-      <w:r>
-        <w:rPr>
-          <w:rFonts w:ascii="Times New Roman" w:hAnsi="Times New Roman"/>
-          <w:b/>
-          <w:bCs/>
-          <w:color w:val="000000"/>
-          <w:sz w:val="24"/>
-          <w:szCs w:val="24"/>
-        </w:rPr>
-        <w:t>\</w:t>
-      </w:r>
-      <w:proofErr w:type="spellStart"/>
-      <w:r>
-        <w:rPr>
-          <w:rFonts w:ascii="Times New Roman" w:hAnsi="Times New Roman"/>
-          <w:b/>
-          <w:bCs/>
-          <w:color w:val="000000"/>
-          <w:sz w:val="24"/>
-          <w:szCs w:val="24"/>
-        </w:rPr>
-        <w:t>qqEND</w:t>
-      </w:r>
-      <w:proofErr w:type="spellEnd"/>
-      <w:r>
-        <w:rPr>
-          <w:rFonts w:ascii="Times New Roman" w:hAnsi="Times New Roman"/>
-          <w:b/>
-          <w:bCs/>
-          <w:color w:val="000000"/>
-          <w:sz w:val="24"/>
-          <w:szCs w:val="24"/>
-        </w:rPr>
-        <w:t xml:space="preserve"> downloadable content\</w:t>
-      </w:r>
-    </w:p>
-    <w:p>
-      <w:pPr>
-        <w:spacing w:after="0" w:line="480" w:lineRule="auto"/>
-        <w:rPr>
-          <w:rFonts w:ascii="Times New Roman" w:hAnsi="Times New Roman"/>
-          <w:color w:val="000000"/>
-          <w:sz w:val="24"/>
-        </w:rPr>
-      </w:pPr>
-    </w:p>
-    <w:p>
-      <w:pPr>
-        <w:spacing w:after="0" w:line="480" w:lineRule="auto"/>
-        <w:rPr>
-          <w:rFonts w:ascii="Times New Roman" w:eastAsia="Times New Roman" w:hAnsi="Times New Roman"/>
-          <w:b/>
-          <w:bCs/>
-          <w:color w:val="000000"/>
-          <w:sz w:val="24"/>
-          <w:szCs w:val="24"/>
-        </w:rPr>
-      </w:pPr>
-      <w:bookmarkStart w:id="28" w:name="_Hlk219907600"/>
-      <w:r>
-        <w:rPr>
-          <w:rFonts w:ascii="Times New Roman" w:eastAsia="Times New Roman" w:hAnsi="Times New Roman"/>
-          <w:b/>
-          <w:bCs/>
-          <w:color w:val="000000"/>
-          <w:sz w:val="24"/>
-          <w:szCs w:val="24"/>
-        </w:rPr>
-        <w:t>\</w:t>
-      </w:r>
-      <w:proofErr w:type="spellStart"/>
-      <w:r>
-        <w:rPr>
-          <w:rFonts w:ascii="Times New Roman" w:eastAsia="Times New Roman" w:hAnsi="Times New Roman"/>
-          <w:b/>
-          <w:bCs/>
-          <w:color w:val="000000"/>
-          <w:sz w:val="24"/>
-          <w:szCs w:val="24"/>
-        </w:rPr>
-        <w:t>qqBEGIN</w:t>
-      </w:r>
-      <w:proofErr w:type="spellEnd"/>
-      <w:r>
-        <w:rPr>
-          <w:rFonts w:ascii="Times New Roman" w:eastAsia="Times New Roman" w:hAnsi="Times New Roman"/>
-          <w:b/>
-          <w:bCs/>
-          <w:color w:val="000000"/>
-          <w:sz w:val="24"/>
-          <w:szCs w:val="24"/>
-        </w:rPr>
-        <w:t xml:space="preserve"> downloadable content. Button name: Information for Proctor</w:t>
-      </w:r>
-    </w:p>
-    <w:bookmarkEnd w:id="28"/>
-    <w:p>
-      <w:pPr>
-        <w:spacing w:after="0" w:line="480" w:lineRule="auto"/>
-        <w:rPr>
-          <w:rFonts w:ascii="Times New Roman" w:eastAsia="Times New Roman" w:hAnsi="Times New Roman"/>
-          <w:color w:val="000000"/>
-          <w:sz w:val="24"/>
-          <w:szCs w:val="24"/>
-        </w:rPr>
-      </w:pPr>
-      <w:r>
-        <w:rPr>
-          <w:rFonts w:ascii="Times New Roman" w:eastAsia="Times New Roman" w:hAnsi="Times New Roman"/>
-          <w:color w:val="000000"/>
-          <w:sz w:val="24"/>
-          <w:szCs w:val="24"/>
-        </w:rPr>
-        <w:t>&lt;title&gt;Information for Proctor</w:t>
-      </w:r>
-    </w:p>
-    <w:p>
-      <w:pPr>
-        <w:spacing w:after="0" w:line="480" w:lineRule="auto"/>
-        <w:rPr>
-          <w:rFonts w:ascii="Times New Roman" w:eastAsia="Times New Roman" w:hAnsi="Times New Roman"/>
-          <w:b/>
-          <w:bCs/>
-          <w:color w:val="000000"/>
-          <w:sz w:val="24"/>
-          <w:szCs w:val="24"/>
-        </w:rPr>
-      </w:pPr>
-      <w:bookmarkStart w:id="29" w:name="_Hlk219907690"/>
-      <w:r>
-        <w:rPr>
-          <w:rFonts w:ascii="Times New Roman" w:eastAsia="Times New Roman" w:hAnsi="Times New Roman"/>
-          <w:b/>
-          <w:bCs/>
-          <w:color w:val="000000"/>
-          <w:sz w:val="24"/>
-          <w:szCs w:val="24"/>
-        </w:rPr>
-        <w:t>\</w:t>
-      </w:r>
-      <w:proofErr w:type="spellStart"/>
-      <w:r>
-        <w:rPr>
-          <w:rFonts w:ascii="Times New Roman" w:eastAsia="Times New Roman" w:hAnsi="Times New Roman"/>
-          <w:b/>
-          <w:bCs/>
-          <w:color w:val="000000"/>
-          <w:sz w:val="24"/>
-          <w:szCs w:val="24"/>
-        </w:rPr>
-        <w:t>qqID</w:t>
-      </w:r>
-      <w:proofErr w:type="spellEnd"/>
-      <w:r>
-        <w:rPr>
-          <w:rFonts w:ascii="Times New Roman" w:eastAsia="Times New Roman" w:hAnsi="Times New Roman"/>
-          <w:b/>
-          <w:bCs/>
-          <w:color w:val="000000"/>
-          <w:sz w:val="24"/>
-          <w:szCs w:val="24"/>
-        </w:rPr>
-        <w:t xml:space="preserve">: Include these items in </w:t>
-      </w:r>
-      <w:r>
-        <w:rPr>
-          <w:rFonts w:ascii="Times New Roman" w:eastAsia="Times New Roman" w:hAnsi="Times New Roman"/>
-          <w:b/>
-          <w:bCs/>
-          <w:color w:val="000000"/>
-          <w:sz w:val="24"/>
-          <w:szCs w:val="24"/>
-        </w:rPr>
-        <w:t>one</w:t>
-      </w:r>
-      <w:r>
-        <w:rPr>
-          <w:rFonts w:ascii="Times New Roman" w:eastAsia="Times New Roman" w:hAnsi="Times New Roman"/>
-          <w:b/>
-          <w:bCs/>
-          <w:color w:val="000000"/>
-          <w:sz w:val="24"/>
-          <w:szCs w:val="24"/>
-        </w:rPr>
-        <w:t xml:space="preserve"> document for the proctor:</w:t>
-      </w:r>
-    </w:p>
-    <w:bookmarkEnd w:id="29"/>
-    <w:p>
-      <w:pPr>
-        <w:spacing w:after="0" w:line="480" w:lineRule="auto"/>
-        <w:rPr>
-          <w:rFonts w:ascii="Times New Roman" w:hAnsi="Times New Roman"/>
-          <w:color w:val="000000"/>
-          <w:sz w:val="24"/>
-          <w:szCs w:val="24"/>
-        </w:rPr>
-      </w:pPr>
-      <w:r>
-        <w:rPr>
-          <w:rFonts w:ascii="Times New Roman" w:hAnsi="Times New Roman"/>
-          <w:color w:val="000000"/>
-          <w:sz w:val="24"/>
-          <w:szCs w:val="24"/>
-        </w:rPr>
-        <w:t xml:space="preserve">Copy of </w:t>
-      </w:r>
-      <w:r>
-        <w:rPr>
-          <w:rFonts w:ascii="Times New Roman" w:hAnsi="Times New Roman"/>
-          <w:color w:val="000000"/>
-          <w:sz w:val="24"/>
-          <w:szCs w:val="24"/>
-        </w:rPr>
-        <w:t>s</w:t>
-      </w:r>
-      <w:r>
-        <w:rPr>
-          <w:rFonts w:ascii="Times New Roman" w:hAnsi="Times New Roman"/>
-          <w:color w:val="000000"/>
-          <w:sz w:val="24"/>
-          <w:szCs w:val="24"/>
-        </w:rPr>
-        <w:t>etting</w:t>
-      </w:r>
-    </w:p>
-    <w:p>
-      <w:pPr>
-        <w:spacing w:after="0" w:line="480" w:lineRule="auto"/>
-        <w:rPr>
-          <w:rFonts w:ascii="Times New Roman" w:hAnsi="Times New Roman"/>
-          <w:color w:val="000000"/>
-          <w:sz w:val="24"/>
-          <w:szCs w:val="24"/>
-        </w:rPr>
-      </w:pPr>
-      <w:r>
-        <w:rPr>
-          <w:rFonts w:ascii="Times New Roman" w:hAnsi="Times New Roman"/>
-          <w:color w:val="000000"/>
-          <w:sz w:val="24"/>
-          <w:szCs w:val="24"/>
-        </w:rPr>
-        <w:t xml:space="preserve">Copy of </w:t>
-      </w:r>
-      <w:r>
-        <w:rPr>
-          <w:rFonts w:ascii="Times New Roman" w:hAnsi="Times New Roman"/>
-          <w:color w:val="000000"/>
-          <w:sz w:val="24"/>
-          <w:szCs w:val="24"/>
-        </w:rPr>
-        <w:t>s</w:t>
-      </w:r>
-      <w:r>
-        <w:rPr>
-          <w:rFonts w:ascii="Times New Roman" w:hAnsi="Times New Roman"/>
-          <w:color w:val="000000"/>
-          <w:sz w:val="24"/>
-          <w:szCs w:val="24"/>
-        </w:rPr>
-        <w:t xml:space="preserve">imulation </w:t>
-      </w:r>
-      <w:r>
-        <w:rPr>
-          <w:rFonts w:ascii="Times New Roman" w:hAnsi="Times New Roman"/>
-          <w:color w:val="000000"/>
-          <w:sz w:val="24"/>
-          <w:szCs w:val="24"/>
-        </w:rPr>
-        <w:t>s</w:t>
-      </w:r>
-      <w:r>
-        <w:rPr>
-          <w:rFonts w:ascii="Times New Roman" w:hAnsi="Times New Roman"/>
-          <w:color w:val="000000"/>
-          <w:sz w:val="24"/>
-          <w:szCs w:val="24"/>
-        </w:rPr>
-        <w:t>ituation</w:t>
-      </w:r>
-      <w:r>
-        <w:rPr>
-          <w:rFonts w:ascii="Times New Roman" w:hAnsi="Times New Roman"/>
-          <w:color w:val="000000"/>
-          <w:sz w:val="24"/>
-          <w:szCs w:val="24"/>
-        </w:rPr>
-        <w:t xml:space="preserve"> </w:t>
-      </w:r>
-      <w:r>
-        <w:rPr>
-          <w:rFonts w:ascii="Times New Roman" w:hAnsi="Times New Roman"/>
-          <w:color w:val="000000"/>
-          <w:sz w:val="24"/>
-          <w:szCs w:val="24"/>
-        </w:rPr>
-        <w:t>1</w:t>
-      </w:r>
-    </w:p>
-    <w:p>
-      <w:pPr>
-        <w:spacing w:after="0" w:line="480" w:lineRule="auto"/>
-        <w:rPr>
-          <w:rFonts w:ascii="Times New Roman" w:hAnsi="Times New Roman"/>
-          <w:color w:val="000000"/>
-          <w:sz w:val="24"/>
-          <w:szCs w:val="24"/>
-        </w:rPr>
-      </w:pPr>
-      <w:r>
-        <w:rPr>
-          <w:rFonts w:ascii="Times New Roman" w:hAnsi="Times New Roman"/>
-          <w:color w:val="000000"/>
-          <w:sz w:val="24"/>
-          <w:szCs w:val="24"/>
-        </w:rPr>
-        <w:t xml:space="preserve">Copy of </w:t>
-      </w:r>
-      <w:r>
-        <w:rPr>
-          <w:rFonts w:ascii="Times New Roman" w:hAnsi="Times New Roman"/>
-          <w:color w:val="000000"/>
-          <w:sz w:val="24"/>
-          <w:szCs w:val="24"/>
-        </w:rPr>
-        <w:t>s</w:t>
-      </w:r>
-      <w:r>
-        <w:rPr>
-          <w:rFonts w:ascii="Times New Roman" w:hAnsi="Times New Roman"/>
-          <w:color w:val="000000"/>
-          <w:sz w:val="24"/>
-          <w:szCs w:val="24"/>
-        </w:rPr>
-        <w:t xml:space="preserve">imulation </w:t>
-      </w:r>
-      <w:r>
-        <w:rPr>
-          <w:rFonts w:ascii="Times New Roman" w:hAnsi="Times New Roman"/>
-          <w:color w:val="000000"/>
-          <w:sz w:val="24"/>
-          <w:szCs w:val="24"/>
-        </w:rPr>
-        <w:t>s</w:t>
-      </w:r>
-      <w:r>
-        <w:rPr>
-          <w:rFonts w:ascii="Times New Roman" w:hAnsi="Times New Roman"/>
-          <w:color w:val="000000"/>
-          <w:sz w:val="24"/>
-          <w:szCs w:val="24"/>
-        </w:rPr>
-        <w:t xml:space="preserve">ituation </w:t>
-      </w:r>
-      <w:r>
-        <w:rPr>
-          <w:rFonts w:ascii="Times New Roman" w:hAnsi="Times New Roman"/>
-          <w:color w:val="000000"/>
-          <w:sz w:val="24"/>
-          <w:szCs w:val="24"/>
-        </w:rPr>
-        <w:t>2</w:t>
-      </w:r>
-    </w:p>
-    <w:p>
-      <w:pPr>
-        <w:spacing w:after="0" w:line="480" w:lineRule="auto"/>
-        <w:rPr>
-          <w:rFonts w:ascii="Times New Roman" w:hAnsi="Times New Roman"/>
-          <w:color w:val="000000"/>
-          <w:sz w:val="24"/>
-          <w:szCs w:val="24"/>
-        </w:rPr>
-      </w:pPr>
-      <w:r>
-        <w:rPr>
-          <w:rFonts w:ascii="Times New Roman" w:hAnsi="Times New Roman"/>
-          <w:color w:val="000000"/>
-          <w:sz w:val="24"/>
-          <w:szCs w:val="24"/>
-        </w:rPr>
-        <w:t xml:space="preserve">Copy of </w:t>
-      </w:r>
-      <w:r>
-        <w:rPr>
-          <w:rFonts w:ascii="Times New Roman" w:hAnsi="Times New Roman"/>
-          <w:color w:val="000000"/>
-          <w:sz w:val="24"/>
-          <w:szCs w:val="24"/>
-        </w:rPr>
-        <w:t>s</w:t>
-      </w:r>
-      <w:r>
-        <w:rPr>
-          <w:rFonts w:ascii="Times New Roman" w:hAnsi="Times New Roman"/>
-          <w:color w:val="000000"/>
-          <w:sz w:val="24"/>
-          <w:szCs w:val="24"/>
-        </w:rPr>
-        <w:t xml:space="preserve">imulation </w:t>
-      </w:r>
-      <w:r>
-        <w:rPr>
-          <w:rFonts w:ascii="Times New Roman" w:hAnsi="Times New Roman"/>
-          <w:color w:val="000000"/>
-          <w:sz w:val="24"/>
-          <w:szCs w:val="24"/>
-        </w:rPr>
-        <w:t>s</w:t>
-      </w:r>
-      <w:r>
-        <w:rPr>
-          <w:rFonts w:ascii="Times New Roman" w:hAnsi="Times New Roman"/>
-          <w:color w:val="000000"/>
-          <w:sz w:val="24"/>
-          <w:szCs w:val="24"/>
-        </w:rPr>
-        <w:t xml:space="preserve">ituation </w:t>
-      </w:r>
-      <w:r>
-        <w:rPr>
-          <w:rFonts w:ascii="Times New Roman" w:hAnsi="Times New Roman"/>
-          <w:color w:val="000000"/>
-          <w:sz w:val="24"/>
-          <w:szCs w:val="24"/>
-        </w:rPr>
-        <w:t>3</w:t>
-      </w:r>
-    </w:p>
-    <w:p>
-      <w:pPr>
-        <w:spacing w:after="0" w:line="480" w:lineRule="auto"/>
-        <w:rPr>
-          <w:rFonts w:ascii="Times New Roman" w:hAnsi="Times New Roman"/>
-          <w:color w:val="000000"/>
-          <w:sz w:val="24"/>
-          <w:szCs w:val="24"/>
-        </w:rPr>
-      </w:pPr>
-      <w:r>
-        <w:rPr>
-          <w:rFonts w:ascii="Times New Roman" w:hAnsi="Times New Roman"/>
-          <w:color w:val="000000"/>
-          <w:sz w:val="24"/>
-          <w:szCs w:val="24"/>
-        </w:rPr>
-        <w:t xml:space="preserve">Copy of </w:t>
-      </w:r>
-      <w:r>
-        <w:rPr>
-          <w:rFonts w:ascii="Times New Roman" w:hAnsi="Times New Roman"/>
-          <w:color w:val="000000"/>
-          <w:sz w:val="24"/>
-          <w:szCs w:val="24"/>
-        </w:rPr>
-        <w:t>s</w:t>
-      </w:r>
-      <w:r>
-        <w:rPr>
-          <w:rFonts w:ascii="Times New Roman" w:hAnsi="Times New Roman"/>
-          <w:color w:val="000000"/>
-          <w:sz w:val="24"/>
-          <w:szCs w:val="24"/>
-        </w:rPr>
-        <w:t xml:space="preserve">imulation </w:t>
-      </w:r>
-      <w:r>
-        <w:rPr>
-          <w:rFonts w:ascii="Times New Roman" w:hAnsi="Times New Roman"/>
-          <w:color w:val="000000"/>
-          <w:sz w:val="24"/>
-          <w:szCs w:val="24"/>
-        </w:rPr>
-        <w:t>s</w:t>
-      </w:r>
-      <w:r>
-        <w:rPr>
-          <w:rFonts w:ascii="Times New Roman" w:hAnsi="Times New Roman"/>
-          <w:color w:val="000000"/>
-          <w:sz w:val="24"/>
-          <w:szCs w:val="24"/>
-        </w:rPr>
-        <w:t xml:space="preserve">ituation </w:t>
-      </w:r>
-      <w:r>
-        <w:rPr>
-          <w:rFonts w:ascii="Times New Roman" w:hAnsi="Times New Roman"/>
-          <w:color w:val="000000"/>
-          <w:sz w:val="24"/>
-          <w:szCs w:val="24"/>
-        </w:rPr>
-        <w:t>4</w:t>
-      </w:r>
-    </w:p>
-    <w:p>
-      <w:pPr>
-        <w:spacing w:after="0" w:line="480" w:lineRule="auto"/>
-        <w:rPr>
-          <w:rFonts w:ascii="Times New Roman" w:hAnsi="Times New Roman"/>
-          <w:color w:val="000000"/>
-          <w:sz w:val="24"/>
-          <w:szCs w:val="24"/>
-        </w:rPr>
-      </w:pPr>
-      <w:r>
-        <w:rPr>
-          <w:rFonts w:ascii="Times New Roman" w:hAnsi="Times New Roman"/>
-          <w:color w:val="000000"/>
-          <w:sz w:val="24"/>
-          <w:szCs w:val="24"/>
-        </w:rPr>
-        <w:t xml:space="preserve">Copy of </w:t>
-      </w:r>
-      <w:r>
-        <w:rPr>
-          <w:rFonts w:ascii="Times New Roman" w:hAnsi="Times New Roman"/>
-          <w:color w:val="000000"/>
-          <w:sz w:val="24"/>
-          <w:szCs w:val="24"/>
-        </w:rPr>
-        <w:t>s</w:t>
-      </w:r>
-      <w:r>
-        <w:rPr>
-          <w:rFonts w:ascii="Times New Roman" w:hAnsi="Times New Roman"/>
-          <w:color w:val="000000"/>
-          <w:sz w:val="24"/>
-          <w:szCs w:val="24"/>
-        </w:rPr>
-        <w:t xml:space="preserve">imulation </w:t>
-      </w:r>
-      <w:r>
-        <w:rPr>
-          <w:rFonts w:ascii="Times New Roman" w:hAnsi="Times New Roman"/>
-          <w:color w:val="000000"/>
-          <w:sz w:val="24"/>
-          <w:szCs w:val="24"/>
-        </w:rPr>
-        <w:t>s</w:t>
-      </w:r>
-      <w:r>
-        <w:rPr>
-          <w:rFonts w:ascii="Times New Roman" w:hAnsi="Times New Roman"/>
-          <w:color w:val="000000"/>
-          <w:sz w:val="24"/>
-          <w:szCs w:val="24"/>
-        </w:rPr>
-        <w:t xml:space="preserve">ituation </w:t>
-      </w:r>
-      <w:r>
-        <w:rPr>
-          <w:rFonts w:ascii="Times New Roman" w:hAnsi="Times New Roman"/>
-          <w:color w:val="000000"/>
-          <w:sz w:val="24"/>
-          <w:szCs w:val="24"/>
-        </w:rPr>
-        <w:t>5</w:t>
-      </w:r>
-    </w:p>
-    <w:p>
-      <w:pPr>
-        <w:spacing w:after="0" w:line="480" w:lineRule="auto"/>
-        <w:rPr>
-          <w:rFonts w:ascii="Times New Roman" w:eastAsia="Times New Roman" w:hAnsi="Times New Roman"/>
-          <w:color w:val="000000"/>
-          <w:sz w:val="24"/>
-          <w:szCs w:val="24"/>
-        </w:rPr>
-      </w:pPr>
-      <w:r>
-        <w:rPr>
-          <w:rFonts w:ascii="Times New Roman" w:hAnsi="Times New Roman"/>
-          <w:color w:val="000000"/>
-          <w:sz w:val="24"/>
-          <w:szCs w:val="24"/>
-        </w:rPr>
-        <w:t xml:space="preserve">Copy of </w:t>
-      </w:r>
-      <w:r>
-        <w:rPr>
-          <w:rFonts w:ascii="Times New Roman" w:hAnsi="Times New Roman"/>
-          <w:color w:val="000000"/>
-          <w:sz w:val="24"/>
-          <w:szCs w:val="24"/>
-        </w:rPr>
-        <w:t>r</w:t>
-      </w:r>
-      <w:r>
-        <w:rPr>
-          <w:rFonts w:ascii="Times New Roman" w:hAnsi="Times New Roman"/>
-          <w:color w:val="000000"/>
-          <w:sz w:val="24"/>
-          <w:szCs w:val="24"/>
-        </w:rPr>
-        <w:t>ubric</w:t>
-      </w:r>
-    </w:p>
-    <w:p>
-      <w:pPr>
-        <w:spacing w:after="0" w:line="480" w:lineRule="auto"/>
-        <w:rPr>
-          <w:rFonts w:ascii="Times New Roman" w:eastAsia="Times New Roman" w:hAnsi="Times New Roman"/>
-          <w:color w:val="000000"/>
-          <w:sz w:val="24"/>
-          <w:szCs w:val="24"/>
-        </w:rPr>
-      </w:pPr>
-      <w:r>
-        <w:rPr>
-          <w:rFonts w:ascii="Times New Roman" w:eastAsia="Times New Roman" w:hAnsi="Times New Roman"/>
-          <w:color w:val="000000"/>
-          <w:sz w:val="24"/>
-          <w:szCs w:val="24"/>
-        </w:rPr>
-        <w:t xml:space="preserve">Copy of SP </w:t>
-      </w:r>
-      <w:r>
-        <w:rPr>
-          <w:rFonts w:ascii="Times New Roman" w:eastAsia="Times New Roman" w:hAnsi="Times New Roman"/>
-          <w:color w:val="000000"/>
-          <w:sz w:val="24"/>
-          <w:szCs w:val="24"/>
-        </w:rPr>
-        <w:t>1</w:t>
-      </w:r>
-      <w:r>
-        <w:rPr>
-          <w:rFonts w:ascii="Times New Roman" w:eastAsia="Times New Roman" w:hAnsi="Times New Roman"/>
-          <w:color w:val="000000"/>
-          <w:sz w:val="24"/>
-          <w:szCs w:val="24"/>
-        </w:rPr>
-        <w:t xml:space="preserve"> </w:t>
-      </w:r>
-      <w:r>
-        <w:rPr>
-          <w:rFonts w:ascii="Times New Roman" w:eastAsia="Times New Roman" w:hAnsi="Times New Roman"/>
-          <w:color w:val="000000"/>
-          <w:sz w:val="24"/>
-          <w:szCs w:val="24"/>
-        </w:rPr>
-        <w:t>i</w:t>
-      </w:r>
-      <w:r>
-        <w:rPr>
-          <w:rFonts w:ascii="Times New Roman" w:eastAsia="Times New Roman" w:hAnsi="Times New Roman"/>
-          <w:color w:val="000000"/>
-          <w:sz w:val="24"/>
-          <w:szCs w:val="24"/>
-        </w:rPr>
-        <w:t>nformation</w:t>
-      </w:r>
-    </w:p>
-    <w:p>
-      <w:pPr>
-        <w:spacing w:after="0" w:line="480" w:lineRule="auto"/>
-        <w:rPr>
-          <w:rFonts w:ascii="Times New Roman" w:eastAsia="Times New Roman" w:hAnsi="Times New Roman"/>
-          <w:color w:val="000000"/>
-          <w:sz w:val="24"/>
-          <w:szCs w:val="24"/>
-        </w:rPr>
-      </w:pPr>
-      <w:r>
-        <w:rPr>
-          <w:rFonts w:ascii="Times New Roman" w:eastAsia="Times New Roman" w:hAnsi="Times New Roman"/>
-          <w:color w:val="000000"/>
-          <w:sz w:val="24"/>
-          <w:szCs w:val="24"/>
-        </w:rPr>
-        <w:t>Copy</w:t>
-      </w:r>
-      <w:r>
-        <w:rPr>
-          <w:rFonts w:ascii="Times New Roman" w:eastAsia="Times New Roman" w:hAnsi="Times New Roman"/>
-          <w:color w:val="000000"/>
-          <w:sz w:val="24"/>
-          <w:szCs w:val="24"/>
-        </w:rPr>
-        <w:t xml:space="preserve"> of SP </w:t>
-      </w:r>
-      <w:r>
-        <w:rPr>
-          <w:rFonts w:ascii="Times New Roman" w:eastAsia="Times New Roman" w:hAnsi="Times New Roman"/>
-          <w:color w:val="000000"/>
-          <w:sz w:val="24"/>
-          <w:szCs w:val="24"/>
-        </w:rPr>
-        <w:t>2</w:t>
-      </w:r>
-      <w:r>
-        <w:rPr>
-          <w:rFonts w:ascii="Times New Roman" w:eastAsia="Times New Roman" w:hAnsi="Times New Roman"/>
-          <w:color w:val="000000"/>
-          <w:sz w:val="24"/>
-          <w:szCs w:val="24"/>
-        </w:rPr>
-        <w:t xml:space="preserve"> </w:t>
-      </w:r>
-      <w:r>
-        <w:rPr>
-          <w:rFonts w:ascii="Times New Roman" w:eastAsia="Times New Roman" w:hAnsi="Times New Roman"/>
-          <w:color w:val="000000"/>
-          <w:sz w:val="24"/>
-          <w:szCs w:val="24"/>
-        </w:rPr>
-        <w:t>i</w:t>
-      </w:r>
-      <w:r>
-        <w:rPr>
-          <w:rFonts w:ascii="Times New Roman" w:eastAsia="Times New Roman" w:hAnsi="Times New Roman"/>
-          <w:color w:val="000000"/>
-          <w:sz w:val="24"/>
-          <w:szCs w:val="24"/>
-        </w:rPr>
-        <w:t>nformation</w:t>
-      </w:r>
-    </w:p>
-    <w:p>
-      <w:pPr>
-        <w:spacing w:after="0" w:line="480" w:lineRule="auto"/>
-        <w:rPr>
-          <w:rFonts w:ascii="Times New Roman" w:eastAsia="Times New Roman" w:hAnsi="Times New Roman"/>
-          <w:color w:val="000000"/>
-          <w:sz w:val="24"/>
-          <w:szCs w:val="24"/>
-        </w:rPr>
-      </w:pPr>
-      <w:r>
-        <w:rPr>
-          <w:rFonts w:ascii="Times New Roman" w:eastAsia="Times New Roman" w:hAnsi="Times New Roman"/>
-          <w:color w:val="000000"/>
-          <w:sz w:val="24"/>
-          <w:szCs w:val="24"/>
-        </w:rPr>
-        <w:t>Copy</w:t>
-      </w:r>
-      <w:r>
-        <w:rPr>
-          <w:rFonts w:ascii="Times New Roman" w:eastAsia="Times New Roman" w:hAnsi="Times New Roman"/>
-          <w:color w:val="000000"/>
-          <w:sz w:val="24"/>
-          <w:szCs w:val="24"/>
-        </w:rPr>
-        <w:t xml:space="preserve"> of SP </w:t>
-      </w:r>
-      <w:r>
-        <w:rPr>
-          <w:rFonts w:ascii="Times New Roman" w:eastAsia="Times New Roman" w:hAnsi="Times New Roman"/>
-          <w:color w:val="000000"/>
-          <w:sz w:val="24"/>
-          <w:szCs w:val="24"/>
-        </w:rPr>
-        <w:t>3</w:t>
-      </w:r>
-      <w:r>
-        <w:rPr>
-          <w:rFonts w:ascii="Times New Roman" w:eastAsia="Times New Roman" w:hAnsi="Times New Roman"/>
-          <w:color w:val="000000"/>
-          <w:sz w:val="24"/>
-          <w:szCs w:val="24"/>
-        </w:rPr>
-        <w:t xml:space="preserve"> </w:t>
-      </w:r>
-      <w:r>
-        <w:rPr>
-          <w:rFonts w:ascii="Times New Roman" w:eastAsia="Times New Roman" w:hAnsi="Times New Roman"/>
-          <w:color w:val="000000"/>
-          <w:sz w:val="24"/>
-          <w:szCs w:val="24"/>
-        </w:rPr>
-        <w:t>i</w:t>
-      </w:r>
-      <w:r>
-        <w:rPr>
-          <w:rFonts w:ascii="Times New Roman" w:eastAsia="Times New Roman" w:hAnsi="Times New Roman"/>
-          <w:color w:val="000000"/>
-          <w:sz w:val="24"/>
-          <w:szCs w:val="24"/>
-        </w:rPr>
-        <w:t>nformation</w:t>
-      </w:r>
-    </w:p>
-    <w:p>
-      <w:pPr>
-        <w:spacing w:after="0" w:line="480" w:lineRule="auto"/>
-        <w:rPr>
-          <w:rFonts w:ascii="Times New Roman" w:eastAsia="Times New Roman" w:hAnsi="Times New Roman"/>
-          <w:color w:val="000000"/>
-          <w:sz w:val="24"/>
-          <w:szCs w:val="24"/>
-        </w:rPr>
-      </w:pPr>
-      <w:r>
-        <w:rPr>
-          <w:rFonts w:ascii="Times New Roman" w:eastAsia="Times New Roman" w:hAnsi="Times New Roman"/>
-          <w:color w:val="000000"/>
-          <w:sz w:val="24"/>
-          <w:szCs w:val="24"/>
-        </w:rPr>
-        <w:t>Copy</w:t>
-      </w:r>
-      <w:r>
-        <w:rPr>
-          <w:rFonts w:ascii="Times New Roman" w:eastAsia="Times New Roman" w:hAnsi="Times New Roman"/>
-          <w:color w:val="000000"/>
-          <w:sz w:val="24"/>
-          <w:szCs w:val="24"/>
-        </w:rPr>
-        <w:t xml:space="preserve"> of SP </w:t>
-      </w:r>
-      <w:r>
-        <w:rPr>
-          <w:rFonts w:ascii="Times New Roman" w:eastAsia="Times New Roman" w:hAnsi="Times New Roman"/>
-          <w:color w:val="000000"/>
-          <w:sz w:val="24"/>
-          <w:szCs w:val="24"/>
-        </w:rPr>
-        <w:t>4</w:t>
-      </w:r>
-      <w:r>
-        <w:rPr>
-          <w:rFonts w:ascii="Times New Roman" w:eastAsia="Times New Roman" w:hAnsi="Times New Roman"/>
-          <w:color w:val="000000"/>
-          <w:sz w:val="24"/>
-          <w:szCs w:val="24"/>
-        </w:rPr>
-        <w:t xml:space="preserve"> </w:t>
-      </w:r>
-      <w:r>
-        <w:rPr>
-          <w:rFonts w:ascii="Times New Roman" w:eastAsia="Times New Roman" w:hAnsi="Times New Roman"/>
-          <w:color w:val="000000"/>
-          <w:sz w:val="24"/>
-          <w:szCs w:val="24"/>
-        </w:rPr>
-        <w:t>i</w:t>
-      </w:r>
-      <w:r>
-        <w:rPr>
-          <w:rFonts w:ascii="Times New Roman" w:eastAsia="Times New Roman" w:hAnsi="Times New Roman"/>
-          <w:color w:val="000000"/>
-          <w:sz w:val="24"/>
-          <w:szCs w:val="24"/>
-        </w:rPr>
-        <w:t xml:space="preserve">nformation </w:t>
-      </w:r>
-    </w:p>
-    <w:p>
-      <w:pPr>
-        <w:spacing w:after="0" w:line="480" w:lineRule="auto"/>
-        <w:rPr>
-          <w:rFonts w:ascii="Times New Roman" w:eastAsia="Times New Roman" w:hAnsi="Times New Roman"/>
-          <w:color w:val="000000"/>
-          <w:sz w:val="24"/>
-          <w:szCs w:val="24"/>
-        </w:rPr>
-      </w:pPr>
-      <w:r>
-        <w:rPr>
-          <w:rFonts w:ascii="Times New Roman" w:eastAsia="Times New Roman" w:hAnsi="Times New Roman"/>
-          <w:color w:val="000000"/>
-          <w:sz w:val="24"/>
-          <w:szCs w:val="24"/>
-        </w:rPr>
-        <w:t>Copy</w:t>
-      </w:r>
-      <w:r>
-        <w:rPr>
-          <w:rFonts w:ascii="Times New Roman" w:eastAsia="Times New Roman" w:hAnsi="Times New Roman"/>
-          <w:color w:val="000000"/>
-          <w:sz w:val="24"/>
-          <w:szCs w:val="24"/>
-        </w:rPr>
-        <w:t xml:space="preserve"> of SP </w:t>
-      </w:r>
-      <w:r>
-        <w:rPr>
-          <w:rFonts w:ascii="Times New Roman" w:eastAsia="Times New Roman" w:hAnsi="Times New Roman"/>
-          <w:color w:val="000000"/>
-          <w:sz w:val="24"/>
-          <w:szCs w:val="24"/>
-        </w:rPr>
-        <w:t>5</w:t>
-      </w:r>
-      <w:r>
-        <w:rPr>
-          <w:rFonts w:ascii="Times New Roman" w:eastAsia="Times New Roman" w:hAnsi="Times New Roman"/>
-          <w:color w:val="000000"/>
-          <w:sz w:val="24"/>
-          <w:szCs w:val="24"/>
-        </w:rPr>
-        <w:t xml:space="preserve"> </w:t>
-      </w:r>
-      <w:r>
-        <w:rPr>
-          <w:rFonts w:ascii="Times New Roman" w:eastAsia="Times New Roman" w:hAnsi="Times New Roman"/>
-          <w:color w:val="000000"/>
-          <w:sz w:val="24"/>
-          <w:szCs w:val="24"/>
-        </w:rPr>
-        <w:t>i</w:t>
-      </w:r>
-      <w:r>
-        <w:rPr>
-          <w:rFonts w:ascii="Times New Roman" w:eastAsia="Times New Roman" w:hAnsi="Times New Roman"/>
-          <w:color w:val="000000"/>
-          <w:sz w:val="24"/>
-          <w:szCs w:val="24"/>
-        </w:rPr>
-        <w:t>nformation</w:t>
-      </w:r>
-    </w:p>
-    <w:p>
-      <w:pPr>
-        <w:spacing w:after="0" w:line="480" w:lineRule="auto"/>
-        <w:rPr>
-          <w:rFonts w:ascii="Times New Roman" w:hAnsi="Times New Roman"/>
-          <w:b/>
-          <w:bCs/>
-          <w:color w:val="000000"/>
-          <w:sz w:val="24"/>
-          <w:szCs w:val="24"/>
-        </w:rPr>
-      </w:pPr>
-      <w:proofErr w:type="spellStart"/>
-      <w:r>
-        <w:rPr>
-          <w:rFonts w:ascii="Times New Roman" w:hAnsi="Times New Roman"/>
-          <w:b/>
-          <w:bCs/>
-          <w:color w:val="000000"/>
-          <w:sz w:val="24"/>
-          <w:szCs w:val="24"/>
-        </w:rPr>
-        <w:lastRenderedPageBreak/>
-        <w:t>Xqq</w:t>
-      </w:r>
-      <w:proofErr w:type="spellEnd"/>
-      <w:r>
-        <w:rPr>
-          <w:rFonts w:ascii="Times New Roman" w:hAnsi="Times New Roman"/>
-          <w:b/>
-          <w:bCs/>
-          <w:color w:val="000000"/>
-          <w:sz w:val="24"/>
-          <w:szCs w:val="24"/>
-        </w:rPr>
-        <w:t>\</w:t>
-      </w:r>
-    </w:p>
-    <w:p>
-      <w:pPr>
-        <w:spacing w:after="0" w:line="480" w:lineRule="auto"/>
-        <w:rPr>
-          <w:rFonts w:ascii="Times New Roman" w:hAnsi="Times New Roman"/>
-          <w:color w:val="000000"/>
-          <w:sz w:val="24"/>
-          <w:szCs w:val="24"/>
-        </w:rPr>
-      </w:pPr>
-      <w:bookmarkStart w:id="30" w:name="_Hlk219907655"/>
-      <w:r>
-        <w:rPr>
-          <w:rFonts w:ascii="Times New Roman" w:hAnsi="Times New Roman"/>
-          <w:b/>
-          <w:bCs/>
-          <w:color w:val="000000"/>
-          <w:sz w:val="24"/>
-          <w:szCs w:val="24"/>
-        </w:rPr>
-        <w:t>\</w:t>
-      </w:r>
-      <w:proofErr w:type="spellStart"/>
-      <w:r>
-        <w:rPr>
-          <w:rFonts w:ascii="Times New Roman" w:hAnsi="Times New Roman"/>
-          <w:b/>
-          <w:bCs/>
-          <w:color w:val="000000"/>
-          <w:sz w:val="24"/>
-          <w:szCs w:val="24"/>
-        </w:rPr>
-        <w:t>qqEND</w:t>
-      </w:r>
-      <w:proofErr w:type="spellEnd"/>
-      <w:r>
-        <w:rPr>
-          <w:rFonts w:ascii="Times New Roman" w:hAnsi="Times New Roman"/>
-          <w:b/>
-          <w:bCs/>
-          <w:color w:val="000000"/>
-          <w:sz w:val="24"/>
-          <w:szCs w:val="24"/>
-        </w:rPr>
-        <w:t xml:space="preserve"> </w:t>
-      </w:r>
-      <w:r>
-        <w:rPr>
-          <w:rFonts w:ascii="Times New Roman" w:eastAsia="Times New Roman" w:hAnsi="Times New Roman"/>
-          <w:b/>
-          <w:bCs/>
-          <w:color w:val="000000"/>
-          <w:sz w:val="24"/>
-          <w:szCs w:val="24"/>
-        </w:rPr>
-        <w:t>downloadable content\</w:t>
-      </w:r>
-      <w:bookmarkEnd w:id="30"/>
-    </w:p>
-    <w:p>
-      <w:pPr>
-        <w:spacing w:after="0" w:line="480" w:lineRule="auto"/>
-        <w:rPr>
-          <w:rFonts w:ascii="Times New Roman" w:hAnsi="Times New Roman"/>
-          <w:color w:val="000000"/>
-          <w:sz w:val="24"/>
-          <w:szCs w:val="24"/>
-        </w:rPr>
-      </w:pPr>
-    </w:p>
-    <w:p>
-      <w:pPr>
-        <w:spacing w:after="0" w:line="480" w:lineRule="auto"/>
-        <w:rPr>
-          <w:rFonts w:ascii="Times New Roman" w:eastAsia="Times New Roman" w:hAnsi="Times New Roman"/>
-          <w:b/>
-          <w:bCs/>
-          <w:color w:val="000000"/>
-          <w:sz w:val="24"/>
-          <w:szCs w:val="24"/>
-        </w:rPr>
-      </w:pPr>
-      <w:r>
-        <w:rPr>
-          <w:rFonts w:ascii="Times New Roman" w:eastAsia="Times New Roman" w:hAnsi="Times New Roman"/>
-          <w:b/>
-          <w:bCs/>
-          <w:color w:val="000000"/>
-          <w:sz w:val="24"/>
-          <w:szCs w:val="24"/>
-        </w:rPr>
-        <w:t>\</w:t>
-      </w:r>
-      <w:proofErr w:type="spellStart"/>
-      <w:r>
-        <w:rPr>
-          <w:rFonts w:ascii="Times New Roman" w:eastAsia="Times New Roman" w:hAnsi="Times New Roman"/>
-          <w:b/>
-          <w:bCs/>
-          <w:color w:val="000000"/>
-          <w:sz w:val="24"/>
-          <w:szCs w:val="24"/>
-        </w:rPr>
-        <w:t>qqID</w:t>
-      </w:r>
-      <w:proofErr w:type="spellEnd"/>
-      <w:r>
-        <w:rPr>
-          <w:rFonts w:ascii="Times New Roman" w:eastAsia="Times New Roman" w:hAnsi="Times New Roman"/>
-          <w:b/>
-          <w:bCs/>
-          <w:color w:val="000000"/>
-          <w:sz w:val="24"/>
-          <w:szCs w:val="24"/>
-        </w:rPr>
-        <w:t>: Add “All Instructor Downloads.zip here\</w:t>
-      </w:r>
-    </w:p>
-    <w:p>
-      <w:pPr>
-        <w:spacing w:after="0" w:line="480" w:lineRule="auto"/>
-        <w:rPr>
-          <w:rFonts w:ascii="Times New Roman" w:hAnsi="Times New Roman"/>
-          <w:color w:val="000000"/>
-          <w:sz w:val="24"/>
-        </w:rPr>
-      </w:pPr>
-    </w:p>
-    <w:p>
-      <w:pPr>
-        <w:spacing w:after="0" w:line="480" w:lineRule="auto"/>
-        <w:rPr>
-          <w:rFonts w:ascii="Times New Roman" w:hAnsi="Times New Roman"/>
-          <w:color w:val="000000"/>
-          <w:sz w:val="24"/>
-          <w:szCs w:val="24"/>
-        </w:rPr>
-      </w:pPr>
-      <w:r>
-        <w:rPr>
-          <w:rFonts w:ascii="Times New Roman" w:hAnsi="Times New Roman"/>
-          <w:color w:val="000000"/>
-          <w:sz w:val="24"/>
-          <w:szCs w:val="24"/>
-        </w:rPr>
-        <w:t xml:space="preserve">&lt;a&gt;HCP </w:t>
-      </w:r>
-      <w:proofErr w:type="spellStart"/>
-      <w:r>
-        <w:rPr>
-          <w:rFonts w:ascii="Times New Roman" w:hAnsi="Times New Roman"/>
-          <w:color w:val="000000"/>
-          <w:sz w:val="24"/>
-          <w:szCs w:val="24"/>
-        </w:rPr>
-        <w:t>Prebrief</w:t>
-      </w:r>
-      <w:proofErr w:type="spellEnd"/>
-    </w:p>
-    <w:p>
-      <w:pPr>
-        <w:numPr>
-          <w:ilvl w:val="0"/>
-          <w:numId w:val="24"/>
-        </w:numPr>
-        <w:spacing w:after="0" w:line="480" w:lineRule="auto"/>
-        <w:rPr>
-          <w:rFonts w:ascii="Times New Roman" w:hAnsi="Times New Roman"/>
-          <w:color w:val="000000"/>
-          <w:sz w:val="24"/>
-          <w:szCs w:val="24"/>
-        </w:rPr>
-      </w:pPr>
-      <w:r>
-        <w:rPr>
-          <w:rFonts w:ascii="Times New Roman" w:hAnsi="Times New Roman"/>
-          <w:color w:val="000000"/>
-          <w:sz w:val="24"/>
-          <w:szCs w:val="24"/>
-        </w:rPr>
-        <w:t>Each station will last no more than seven minutes (one minute for entry information, four minutes to gather a history, two minutes to relay information back to the lead HCP).</w:t>
       </w:r>
       <w:del w:id="31" w:author="Anna Seaman" w:date="2026-08-12T13:13:00Z" w16du:dateUtc="2026-08-12T18:13:00Z">
         <w:r>
@@ -18699,10 +16558,6 @@
     </w:p>
     <w:p>
       <w:pPr>
-        <w:numPr>
-          <w:ilvl w:val="0"/>
-          <w:numId w:val="24"/>
-        </w:numPr>
         <w:spacing w:after="0" w:line="480" w:lineRule="auto"/>
         <w:rPr>
           <w:rFonts w:ascii="Times New Roman" w:hAnsi="Times New Roman"/>
@@ -18711,14 +16566,480 @@
           <w:szCs w:val="24"/>
         </w:rPr>
       </w:pPr>
-      <w:r>
-        <w:rPr>
-          <w:rFonts w:ascii="Times New Roman" w:hAnsi="Times New Roman"/>
-          <w:color w:val="000000"/>
-          <w:sz w:val="24"/>
-          <w:szCs w:val="24"/>
-        </w:rPr>
-        <w:t>You may not touch the patient, but you should gather a history from the patient.</w:t>
+    </w:p>
+    <w:p>
+      <w:pPr>
+        <w:spacing w:after="0" w:line="480" w:lineRule="auto"/>
+        <w:rPr>
+          <w:rFonts w:ascii="Times New Roman" w:hAnsi="Times New Roman"/>
+          <w:color w:val="000000"/>
+          <w:sz w:val="24"/>
+          <w:szCs w:val="24"/>
+        </w:rPr>
+      </w:pPr>
+      <w:r>
+        <w:rPr>
+          <w:rFonts w:ascii="Times New Roman" w:hAnsi="Times New Roman"/>
+          <w:color w:val="000000"/>
+          <w:sz w:val="24"/>
+          <w:szCs w:val="24"/>
+        </w:rPr>
+        <w:t>&lt;b&gt;Safety</w:t>
+      </w:r>
+    </w:p>
+    <w:p>
+      <w:pPr>
+        <w:spacing w:after="0" w:line="480" w:lineRule="auto"/>
+        <w:rPr>
+          <w:rFonts w:ascii="Times New Roman" w:hAnsi="Times New Roman"/>
+          <w:color w:val="000000"/>
+          <w:sz w:val="24"/>
+          <w:szCs w:val="24"/>
+        </w:rPr>
+      </w:pPr>
+      <w:r>
+        <w:rPr>
+          <w:rFonts w:ascii="Times New Roman" w:hAnsi="Times New Roman"/>
+          <w:color w:val="000000"/>
+          <w:sz w:val="24"/>
+          <w:szCs w:val="24"/>
+        </w:rPr>
+        <w:t>The phrase “Time</w:t>
+      </w:r>
+      <w:r>
+        <w:rPr>
+          <w:rFonts w:ascii="Times New Roman" w:hAnsi="Times New Roman"/>
+          <w:color w:val="000000"/>
+          <w:sz w:val="24"/>
+          <w:szCs w:val="24"/>
+        </w:rPr>
+        <w:t>-</w:t>
+      </w:r>
+      <w:r>
+        <w:rPr>
+          <w:rFonts w:ascii="Times New Roman" w:hAnsi="Times New Roman"/>
+          <w:color w:val="000000"/>
+          <w:sz w:val="24"/>
+          <w:szCs w:val="24"/>
+        </w:rPr>
+        <w:t>out</w:t>
+      </w:r>
+      <w:r>
+        <w:rPr>
+          <w:rFonts w:ascii="Times New Roman" w:hAnsi="Times New Roman"/>
+          <w:color w:val="000000"/>
+          <w:sz w:val="24"/>
+          <w:szCs w:val="24"/>
+        </w:rPr>
+        <w:t>;</w:t>
+      </w:r>
+      <w:r>
+        <w:rPr>
+          <w:rFonts w:ascii="Times New Roman" w:hAnsi="Times New Roman"/>
+          <w:color w:val="000000"/>
+          <w:sz w:val="24"/>
+          <w:szCs w:val="24"/>
+        </w:rPr>
+        <w:t xml:space="preserve"> </w:t>
+      </w:r>
+      <w:r>
+        <w:rPr>
+          <w:rFonts w:ascii="Times New Roman" w:hAnsi="Times New Roman"/>
+          <w:color w:val="000000"/>
+          <w:sz w:val="24"/>
+          <w:szCs w:val="24"/>
+        </w:rPr>
+        <w:t>t</w:t>
+      </w:r>
+      <w:r>
+        <w:rPr>
+          <w:rFonts w:ascii="Times New Roman" w:hAnsi="Times New Roman"/>
+          <w:color w:val="000000"/>
+          <w:sz w:val="24"/>
+          <w:szCs w:val="24"/>
+        </w:rPr>
+        <w:t>ime</w:t>
+      </w:r>
+      <w:r>
+        <w:rPr>
+          <w:rFonts w:ascii="Times New Roman" w:hAnsi="Times New Roman"/>
+          <w:color w:val="000000"/>
+          <w:sz w:val="24"/>
+          <w:szCs w:val="24"/>
+        </w:rPr>
+        <w:t>-</w:t>
+      </w:r>
+      <w:r>
+        <w:rPr>
+          <w:rFonts w:ascii="Times New Roman" w:hAnsi="Times New Roman"/>
+          <w:color w:val="000000"/>
+          <w:sz w:val="24"/>
+          <w:szCs w:val="24"/>
+        </w:rPr>
+        <w:t xml:space="preserve">out” is used to immediately stop a simulation. As </w:t>
+      </w:r>
+      <w:proofErr w:type="gramStart"/>
+      <w:r>
+        <w:rPr>
+          <w:rFonts w:ascii="Times New Roman" w:hAnsi="Times New Roman"/>
+          <w:color w:val="000000"/>
+          <w:sz w:val="24"/>
+          <w:szCs w:val="24"/>
+        </w:rPr>
+        <w:t>the</w:t>
+      </w:r>
+      <w:proofErr w:type="gramEnd"/>
+      <w:r>
+        <w:rPr>
+          <w:rFonts w:ascii="Times New Roman" w:hAnsi="Times New Roman"/>
+          <w:color w:val="000000"/>
+          <w:sz w:val="24"/>
+          <w:szCs w:val="24"/>
+        </w:rPr>
+        <w:t xml:space="preserve"> standardized patient</w:t>
+      </w:r>
+      <w:r>
+        <w:rPr>
+          <w:rFonts w:ascii="Times New Roman" w:hAnsi="Times New Roman"/>
+          <w:color w:val="000000"/>
+          <w:sz w:val="24"/>
+          <w:szCs w:val="24"/>
+        </w:rPr>
+        <w:t>,</w:t>
+      </w:r>
+      <w:r>
+        <w:rPr>
+          <w:rFonts w:ascii="Times New Roman" w:hAnsi="Times New Roman"/>
+          <w:color w:val="000000"/>
+          <w:sz w:val="24"/>
+          <w:szCs w:val="24"/>
+        </w:rPr>
+        <w:t xml:space="preserve"> you can say this at any time. It is particularly designed to </w:t>
+      </w:r>
+      <w:r>
+        <w:rPr>
+          <w:rFonts w:ascii="Times New Roman" w:hAnsi="Times New Roman"/>
+          <w:color w:val="000000"/>
+          <w:sz w:val="24"/>
+          <w:szCs w:val="24"/>
+        </w:rPr>
+        <w:t>en</w:t>
+      </w:r>
+      <w:r>
+        <w:rPr>
+          <w:rFonts w:ascii="Times New Roman" w:hAnsi="Times New Roman"/>
+          <w:color w:val="000000"/>
+          <w:sz w:val="24"/>
+          <w:szCs w:val="24"/>
+        </w:rPr>
+        <w:t>sure you</w:t>
+      </w:r>
+      <w:r>
+        <w:rPr>
+          <w:rFonts w:ascii="Times New Roman" w:hAnsi="Times New Roman"/>
+          <w:color w:val="000000"/>
+          <w:sz w:val="24"/>
+          <w:szCs w:val="24"/>
+        </w:rPr>
+        <w:t>r</w:t>
+      </w:r>
+      <w:r>
+        <w:rPr>
+          <w:rFonts w:ascii="Times New Roman" w:hAnsi="Times New Roman"/>
+          <w:color w:val="000000"/>
+          <w:sz w:val="24"/>
+          <w:szCs w:val="24"/>
+        </w:rPr>
+        <w:t xml:space="preserve"> safe</w:t>
+      </w:r>
+      <w:r>
+        <w:rPr>
+          <w:rFonts w:ascii="Times New Roman" w:hAnsi="Times New Roman"/>
+          <w:color w:val="000000"/>
+          <w:sz w:val="24"/>
+          <w:szCs w:val="24"/>
+        </w:rPr>
+        <w:t>ty</w:t>
+      </w:r>
+      <w:r>
+        <w:rPr>
+          <w:rFonts w:ascii="Times New Roman" w:hAnsi="Times New Roman"/>
+          <w:color w:val="000000"/>
+          <w:sz w:val="24"/>
+          <w:szCs w:val="24"/>
+        </w:rPr>
+        <w:t xml:space="preserve"> and </w:t>
+      </w:r>
+      <w:r>
+        <w:rPr>
+          <w:rFonts w:ascii="Times New Roman" w:hAnsi="Times New Roman"/>
+          <w:color w:val="000000"/>
+          <w:sz w:val="24"/>
+          <w:szCs w:val="24"/>
+        </w:rPr>
+        <w:t xml:space="preserve">help you </w:t>
+      </w:r>
+      <w:r>
+        <w:rPr>
+          <w:rFonts w:ascii="Times New Roman" w:hAnsi="Times New Roman"/>
+          <w:color w:val="000000"/>
+          <w:sz w:val="24"/>
+          <w:szCs w:val="24"/>
+        </w:rPr>
+        <w:t>feel safe.</w:t>
+      </w:r>
+      <w:r>
+        <w:rPr>
+          <w:rFonts w:ascii="Times New Roman" w:hAnsi="Times New Roman"/>
+          <w:color w:val="000000"/>
+          <w:sz w:val="24"/>
+          <w:szCs w:val="24"/>
+        </w:rPr>
+        <w:t xml:space="preserve"> </w:t>
+      </w:r>
+      <w:r>
+        <w:rPr>
+          <w:rFonts w:ascii="Times New Roman" w:hAnsi="Times New Roman"/>
+          <w:color w:val="000000"/>
+          <w:sz w:val="24"/>
+          <w:szCs w:val="24"/>
+        </w:rPr>
+        <w:t>All participants are taught this phrase. It means the same for everyone. If it is said, the simulation will immediately stop.</w:t>
+      </w:r>
+    </w:p>
+    <w:p>
+      <w:pPr>
+        <w:spacing w:after="0" w:line="480" w:lineRule="auto"/>
+        <w:rPr>
+          <w:rFonts w:ascii="Times New Roman" w:hAnsi="Times New Roman"/>
+          <w:b/>
+          <w:bCs/>
+          <w:color w:val="000000"/>
+          <w:sz w:val="24"/>
+          <w:szCs w:val="24"/>
+        </w:rPr>
+      </w:pPr>
+      <w:r>
+        <w:rPr>
+          <w:rFonts w:ascii="Times New Roman" w:hAnsi="Times New Roman"/>
+          <w:b/>
+          <w:bCs/>
+          <w:color w:val="000000"/>
+          <w:sz w:val="24"/>
+          <w:szCs w:val="24"/>
+        </w:rPr>
+        <w:t>\</w:t>
+      </w:r>
+      <w:proofErr w:type="spellStart"/>
+      <w:r>
+        <w:rPr>
+          <w:rFonts w:ascii="Times New Roman" w:hAnsi="Times New Roman"/>
+          <w:b/>
+          <w:bCs/>
+          <w:color w:val="000000"/>
+          <w:sz w:val="24"/>
+          <w:szCs w:val="24"/>
+        </w:rPr>
+        <w:t>qqEND</w:t>
+      </w:r>
+      <w:proofErr w:type="spellEnd"/>
+      <w:r>
+        <w:rPr>
+          <w:rFonts w:ascii="Times New Roman" w:hAnsi="Times New Roman"/>
+          <w:b/>
+          <w:bCs/>
+          <w:color w:val="000000"/>
+          <w:sz w:val="24"/>
+          <w:szCs w:val="24"/>
+        </w:rPr>
+        <w:t xml:space="preserve"> downloadable content\</w:t>
+      </w:r>
+    </w:p>
+    <w:p>
+      <w:pPr>
+        <w:spacing w:after="0" w:line="480" w:lineRule="auto"/>
+        <w:rPr>
+          <w:rFonts w:ascii="Times New Roman" w:hAnsi="Times New Roman"/>
+          <w:color w:val="000000"/>
+          <w:sz w:val="24"/>
+        </w:rPr>
+      </w:pPr>
+    </w:p>
+    <w:p>
+      <w:pPr>
+        <w:spacing w:after="0" w:line="480" w:lineRule="auto"/>
+        <w:rPr>
+          <w:rFonts w:ascii="Times New Roman" w:hAnsi="Times New Roman"/>
+          <w:b/>
+          <w:bCs/>
+          <w:color w:val="000000"/>
+          <w:sz w:val="24"/>
+          <w:szCs w:val="24"/>
+        </w:rPr>
+      </w:pPr>
+      <w:r>
+        <w:rPr>
+          <w:rFonts w:ascii="Times New Roman" w:hAnsi="Times New Roman"/>
+          <w:b/>
+          <w:bCs/>
+          <w:color w:val="000000"/>
+          <w:sz w:val="24"/>
+          <w:szCs w:val="24"/>
+        </w:rPr>
+        <w:t>\</w:t>
+      </w:r>
+      <w:proofErr w:type="spellStart"/>
+      <w:r>
+        <w:rPr>
+          <w:rFonts w:ascii="Times New Roman" w:hAnsi="Times New Roman"/>
+          <w:b/>
+          <w:bCs/>
+          <w:color w:val="000000"/>
+          <w:sz w:val="24"/>
+          <w:szCs w:val="24"/>
+        </w:rPr>
+        <w:t>qqBEGIN</w:t>
+      </w:r>
+      <w:proofErr w:type="spellEnd"/>
+      <w:r>
+        <w:rPr>
+          <w:rFonts w:ascii="Times New Roman" w:hAnsi="Times New Roman"/>
+          <w:b/>
+          <w:bCs/>
+          <w:color w:val="000000"/>
+          <w:sz w:val="24"/>
+          <w:szCs w:val="24"/>
+        </w:rPr>
+        <w:t xml:space="preserve"> downloadable content\</w:t>
+      </w:r>
+      <w:r>
+        <w:rPr>
+          <w:rFonts w:ascii="Times New Roman" w:hAnsi="Times New Roman"/>
+          <w:b/>
+          <w:bCs/>
+          <w:color w:val="000000"/>
+          <w:sz w:val="24"/>
+          <w:szCs w:val="24"/>
+        </w:rPr>
+        <w:t xml:space="preserve">Button name: </w:t>
+      </w:r>
+      <w:r>
+        <w:rPr>
+          <w:rFonts w:ascii="Times New Roman" w:hAnsi="Times New Roman"/>
+          <w:b/>
+          <w:bCs/>
+          <w:color w:val="000000"/>
+          <w:sz w:val="24"/>
+          <w:szCs w:val="24"/>
+        </w:rPr>
+        <w:t>Instructions for SP 5: Track, Sideline</w:t>
+      </w:r>
+    </w:p>
+    <w:p>
+      <w:pPr>
+        <w:spacing w:after="0" w:line="480" w:lineRule="auto"/>
+        <w:rPr>
+          <w:rFonts w:ascii="Times New Roman" w:hAnsi="Times New Roman"/>
+          <w:color w:val="000000"/>
+          <w:sz w:val="24"/>
+          <w:szCs w:val="24"/>
+        </w:rPr>
+      </w:pPr>
+      <w:r>
+        <w:rPr>
+          <w:rFonts w:ascii="Times New Roman" w:hAnsi="Times New Roman"/>
+          <w:color w:val="000000"/>
+          <w:sz w:val="24"/>
+          <w:szCs w:val="24"/>
+        </w:rPr>
+        <w:t>&lt;title&gt;</w:t>
+      </w:r>
+      <w:r>
+        <w:rPr>
+          <w:rFonts w:ascii="Times New Roman" w:hAnsi="Times New Roman"/>
+          <w:color w:val="000000"/>
+          <w:sz w:val="24"/>
+          <w:szCs w:val="24"/>
+        </w:rPr>
+        <w:t xml:space="preserve">Instructions for SP </w:t>
+      </w:r>
+      <w:r>
+        <w:rPr>
+          <w:rFonts w:ascii="Times New Roman" w:hAnsi="Times New Roman"/>
+          <w:color w:val="000000"/>
+          <w:sz w:val="24"/>
+          <w:szCs w:val="24"/>
+        </w:rPr>
+        <w:t>5</w:t>
+      </w:r>
+      <w:r>
+        <w:rPr>
+          <w:rFonts w:ascii="Times New Roman" w:hAnsi="Times New Roman"/>
+          <w:color w:val="000000"/>
+          <w:sz w:val="24"/>
+          <w:szCs w:val="24"/>
+        </w:rPr>
+        <w:t xml:space="preserve">: </w:t>
+      </w:r>
+      <w:r>
+        <w:rPr>
+          <w:rFonts w:ascii="Times New Roman" w:hAnsi="Times New Roman"/>
+          <w:color w:val="000000"/>
+          <w:sz w:val="24"/>
+          <w:szCs w:val="24"/>
+        </w:rPr>
+        <w:t>Track</w:t>
+      </w:r>
+      <w:r>
+        <w:rPr>
+          <w:rFonts w:ascii="Times New Roman" w:hAnsi="Times New Roman"/>
+          <w:color w:val="000000"/>
+          <w:sz w:val="24"/>
+          <w:szCs w:val="24"/>
+        </w:rPr>
+        <w:t>, Sideline</w:t>
+      </w:r>
+    </w:p>
+    <w:p>
+      <w:pPr>
+        <w:spacing w:after="0" w:line="480" w:lineRule="auto"/>
+        <w:rPr>
+          <w:rFonts w:ascii="Times New Roman" w:hAnsi="Times New Roman"/>
+          <w:color w:val="000000"/>
+          <w:sz w:val="24"/>
+          <w:szCs w:val="24"/>
+        </w:rPr>
+      </w:pPr>
+    </w:p>
+    <w:p>
+      <w:pPr>
+        <w:spacing w:after="0" w:line="480" w:lineRule="auto"/>
+        <w:rPr>
+          <w:rFonts w:ascii="Times New Roman" w:hAnsi="Times New Roman"/>
+          <w:color w:val="000000"/>
+          <w:sz w:val="24"/>
+          <w:szCs w:val="24"/>
+        </w:rPr>
+      </w:pPr>
+      <w:r>
+        <w:rPr>
+          <w:rFonts w:ascii="Times New Roman" w:hAnsi="Times New Roman"/>
+          <w:b/>
+          <w:bCs/>
+          <w:color w:val="000000"/>
+          <w:sz w:val="24"/>
+          <w:szCs w:val="24"/>
+        </w:rPr>
+        <w:t>Opening statement:</w:t>
+      </w:r>
+      <w:r>
+        <w:rPr>
+          <w:rFonts w:ascii="Times New Roman" w:hAnsi="Times New Roman"/>
+          <w:color w:val="000000"/>
+          <w:sz w:val="24"/>
+          <w:szCs w:val="24"/>
+        </w:rPr>
+        <w:t xml:space="preserve"> “I need my heel taped. It hurts so much.”</w:t>
       </w:r>
       <w:del w:id="32" w:author="Anna Seaman" w:date="2026-08-12T13:13:00Z" w16du:dateUtc="2026-08-12T18:13:00Z">
         <w:r>
@@ -18734,6 +17055,1687 @@
     </w:p>
     <w:p>
       <w:pPr>
+        <w:spacing w:after="0" w:line="480" w:lineRule="auto"/>
+        <w:rPr>
+          <w:rFonts w:ascii="Times New Roman" w:hAnsi="Times New Roman"/>
+          <w:color w:val="000000"/>
+          <w:sz w:val="24"/>
+          <w:szCs w:val="24"/>
+        </w:rPr>
+      </w:pPr>
+    </w:p>
+    <w:p>
+      <w:pPr>
+        <w:spacing w:after="0" w:line="480" w:lineRule="auto"/>
+        <w:rPr>
+          <w:rFonts w:ascii="Times New Roman" w:hAnsi="Times New Roman"/>
+          <w:color w:val="000000"/>
+          <w:sz w:val="24"/>
+          <w:szCs w:val="24"/>
+        </w:rPr>
+      </w:pPr>
+      <w:r>
+        <w:rPr>
+          <w:rFonts w:ascii="Times New Roman" w:hAnsi="Times New Roman"/>
+          <w:color w:val="000000"/>
+          <w:sz w:val="24"/>
+          <w:szCs w:val="24"/>
+        </w:rPr>
+        <w:t>You complain of heel pain</w:t>
+      </w:r>
+      <w:r>
+        <w:rPr>
+          <w:rFonts w:ascii="Times New Roman" w:hAnsi="Times New Roman"/>
+          <w:color w:val="000000"/>
+          <w:sz w:val="24"/>
+          <w:szCs w:val="24"/>
+        </w:rPr>
+        <w:t>,</w:t>
+      </w:r>
+      <w:r>
+        <w:rPr>
+          <w:rFonts w:ascii="Times New Roman" w:hAnsi="Times New Roman"/>
+          <w:color w:val="000000"/>
+          <w:sz w:val="24"/>
+          <w:szCs w:val="24"/>
+        </w:rPr>
+        <w:t xml:space="preserve"> </w:t>
+      </w:r>
+      <w:r>
+        <w:rPr>
+          <w:rFonts w:ascii="Times New Roman" w:hAnsi="Times New Roman"/>
+          <w:color w:val="000000"/>
+          <w:sz w:val="24"/>
+          <w:szCs w:val="24"/>
+        </w:rPr>
+        <w:t>8</w:t>
+      </w:r>
+      <w:r>
+        <w:rPr>
+          <w:rFonts w:ascii="Times New Roman" w:hAnsi="Times New Roman"/>
+          <w:color w:val="000000"/>
+          <w:sz w:val="24"/>
+          <w:szCs w:val="24"/>
+        </w:rPr>
+        <w:t>/</w:t>
+      </w:r>
+      <w:r>
+        <w:rPr>
+          <w:rFonts w:ascii="Times New Roman" w:hAnsi="Times New Roman"/>
+          <w:color w:val="000000"/>
+          <w:sz w:val="24"/>
+          <w:szCs w:val="24"/>
+        </w:rPr>
+        <w:t>10</w:t>
+      </w:r>
+      <w:r>
+        <w:rPr>
+          <w:rFonts w:ascii="Times New Roman" w:hAnsi="Times New Roman"/>
+          <w:color w:val="000000"/>
+          <w:sz w:val="24"/>
+          <w:szCs w:val="24"/>
+        </w:rPr>
+        <w:t>.</w:t>
+      </w:r>
+      <w:r>
+        <w:rPr>
+          <w:rFonts w:ascii="Times New Roman" w:hAnsi="Times New Roman"/>
+          <w:color w:val="000000"/>
+          <w:sz w:val="24"/>
+          <w:szCs w:val="24"/>
+        </w:rPr>
+        <w:t xml:space="preserve"> </w:t>
+      </w:r>
+      <w:r>
+        <w:rPr>
+          <w:rFonts w:ascii="Times New Roman" w:hAnsi="Times New Roman"/>
+          <w:color w:val="000000"/>
+          <w:sz w:val="24"/>
+          <w:szCs w:val="24"/>
+        </w:rPr>
+        <w:t xml:space="preserve">You don’t think you can run. You have rolled your ankle previously. It hurts to stand up. It hurts </w:t>
+      </w:r>
+      <w:r>
+        <w:rPr>
+          <w:rFonts w:ascii="Times New Roman" w:hAnsi="Times New Roman"/>
+          <w:color w:val="000000"/>
+          <w:sz w:val="24"/>
+          <w:szCs w:val="24"/>
+        </w:rPr>
+        <w:t xml:space="preserve">the </w:t>
+      </w:r>
+      <w:r>
+        <w:rPr>
+          <w:rFonts w:ascii="Times New Roman" w:hAnsi="Times New Roman"/>
+          <w:color w:val="000000"/>
+          <w:sz w:val="24"/>
+          <w:szCs w:val="24"/>
+        </w:rPr>
+        <w:t>worst in the morning. It does get better after a few miles of running</w:t>
+      </w:r>
+      <w:r>
+        <w:rPr>
+          <w:rFonts w:ascii="Times New Roman" w:hAnsi="Times New Roman"/>
+          <w:color w:val="000000"/>
+          <w:sz w:val="24"/>
+          <w:szCs w:val="24"/>
+        </w:rPr>
+        <w:t>,</w:t>
+      </w:r>
+      <w:r>
+        <w:rPr>
+          <w:rFonts w:ascii="Times New Roman" w:hAnsi="Times New Roman"/>
+          <w:color w:val="000000"/>
+          <w:sz w:val="24"/>
+          <w:szCs w:val="24"/>
+        </w:rPr>
+        <w:t xml:space="preserve"> usually</w:t>
+      </w:r>
+      <w:r>
+        <w:rPr>
+          <w:rFonts w:ascii="Times New Roman" w:hAnsi="Times New Roman"/>
+          <w:color w:val="000000"/>
+          <w:sz w:val="24"/>
+          <w:szCs w:val="24"/>
+        </w:rPr>
+        <w:t>,</w:t>
+      </w:r>
+      <w:r>
+        <w:rPr>
+          <w:rFonts w:ascii="Times New Roman" w:hAnsi="Times New Roman"/>
+          <w:color w:val="000000"/>
+          <w:sz w:val="24"/>
+          <w:szCs w:val="24"/>
+        </w:rPr>
+        <w:t xml:space="preserve"> but it is especially painful this morning. Stretching it hurts. It is just </w:t>
+      </w:r>
+      <w:r>
+        <w:rPr>
+          <w:rFonts w:ascii="Times New Roman" w:hAnsi="Times New Roman"/>
+          <w:color w:val="000000"/>
+          <w:sz w:val="24"/>
+          <w:szCs w:val="24"/>
+        </w:rPr>
+        <w:t>one</w:t>
+      </w:r>
+      <w:r>
+        <w:rPr>
+          <w:rFonts w:ascii="Times New Roman" w:hAnsi="Times New Roman"/>
+          <w:color w:val="000000"/>
+          <w:sz w:val="24"/>
+          <w:szCs w:val="24"/>
+        </w:rPr>
+        <w:t xml:space="preserve"> side. The pain is mostly on the bottom</w:t>
+      </w:r>
+      <w:r>
+        <w:rPr>
+          <w:rFonts w:ascii="Times New Roman" w:hAnsi="Times New Roman"/>
+          <w:color w:val="000000"/>
+          <w:sz w:val="24"/>
+          <w:szCs w:val="24"/>
+        </w:rPr>
+        <w:t>,</w:t>
+      </w:r>
+      <w:r>
+        <w:rPr>
+          <w:rFonts w:ascii="Times New Roman" w:hAnsi="Times New Roman"/>
+          <w:color w:val="000000"/>
+          <w:sz w:val="24"/>
+          <w:szCs w:val="24"/>
+        </w:rPr>
+        <w:t xml:space="preserve"> back of the heel</w:t>
+      </w:r>
+      <w:r>
+        <w:rPr>
+          <w:rFonts w:ascii="Times New Roman" w:hAnsi="Times New Roman"/>
+          <w:color w:val="000000"/>
+          <w:sz w:val="24"/>
+          <w:szCs w:val="24"/>
+        </w:rPr>
+        <w:t>, or both</w:t>
+      </w:r>
+      <w:r>
+        <w:rPr>
+          <w:rFonts w:ascii="Times New Roman" w:hAnsi="Times New Roman"/>
+          <w:color w:val="000000"/>
+          <w:sz w:val="24"/>
+          <w:szCs w:val="24"/>
+        </w:rPr>
+        <w:t>. You just thought it was overtraining</w:t>
+      </w:r>
+      <w:r>
+        <w:rPr>
+          <w:rFonts w:ascii="Times New Roman" w:hAnsi="Times New Roman"/>
+          <w:color w:val="000000"/>
+          <w:sz w:val="24"/>
+          <w:szCs w:val="24"/>
+        </w:rPr>
+        <w:t>,</w:t>
+      </w:r>
+      <w:r>
+        <w:rPr>
+          <w:rFonts w:ascii="Times New Roman" w:hAnsi="Times New Roman"/>
+          <w:color w:val="000000"/>
+          <w:sz w:val="24"/>
+          <w:szCs w:val="24"/>
+        </w:rPr>
+        <w:t xml:space="preserve"> but after </w:t>
+      </w:r>
+      <w:r>
+        <w:rPr>
+          <w:rFonts w:ascii="Times New Roman" w:hAnsi="Times New Roman"/>
+          <w:color w:val="000000"/>
+          <w:sz w:val="24"/>
+          <w:szCs w:val="24"/>
+        </w:rPr>
+        <w:t xml:space="preserve">the </w:t>
+      </w:r>
+      <w:r>
+        <w:rPr>
+          <w:rFonts w:ascii="Times New Roman" w:hAnsi="Times New Roman"/>
+          <w:color w:val="000000"/>
+          <w:sz w:val="24"/>
+          <w:szCs w:val="24"/>
+        </w:rPr>
+        <w:t>team meeting, it hurts too much to warm it up. No, you have not done anything for this previously</w:t>
+      </w:r>
+      <w:r>
+        <w:rPr>
+          <w:rFonts w:ascii="Times New Roman" w:hAnsi="Times New Roman"/>
+          <w:color w:val="000000"/>
+          <w:sz w:val="24"/>
+          <w:szCs w:val="24"/>
+        </w:rPr>
+        <w:t>,</w:t>
+      </w:r>
+      <w:r>
+        <w:rPr>
+          <w:rFonts w:ascii="Times New Roman" w:hAnsi="Times New Roman"/>
+          <w:color w:val="000000"/>
+          <w:sz w:val="24"/>
+          <w:szCs w:val="24"/>
+        </w:rPr>
+        <w:t xml:space="preserve"> and it is new for you, at least being so persistent is new.</w:t>
+      </w:r>
+    </w:p>
+    <w:p>
+      <w:pPr>
+        <w:spacing w:after="0" w:line="480" w:lineRule="auto"/>
+        <w:rPr>
+          <w:rFonts w:ascii="Times New Roman" w:hAnsi="Times New Roman"/>
+          <w:color w:val="000000"/>
+          <w:sz w:val="24"/>
+          <w:szCs w:val="24"/>
+        </w:rPr>
+      </w:pPr>
+    </w:p>
+    <w:p>
+      <w:pPr>
+        <w:spacing w:after="0" w:line="480" w:lineRule="auto"/>
+        <w:rPr>
+          <w:rFonts w:ascii="Times New Roman" w:hAnsi="Times New Roman"/>
+          <w:color w:val="000000"/>
+          <w:sz w:val="24"/>
+          <w:szCs w:val="24"/>
+        </w:rPr>
+      </w:pPr>
+      <w:r>
+        <w:rPr>
+          <w:rFonts w:ascii="Times New Roman" w:hAnsi="Times New Roman"/>
+          <w:b/>
+          <w:bCs/>
+          <w:color w:val="000000"/>
+          <w:sz w:val="24"/>
+          <w:szCs w:val="24"/>
+        </w:rPr>
+        <w:t>Diagnosis:</w:t>
+      </w:r>
+      <w:r>
+        <w:rPr>
+          <w:rFonts w:ascii="Times New Roman" w:hAnsi="Times New Roman"/>
+          <w:color w:val="000000"/>
+          <w:sz w:val="24"/>
+          <w:szCs w:val="24"/>
+        </w:rPr>
+        <w:t xml:space="preserve"> Plantar fasciitis</w:t>
+      </w:r>
+    </w:p>
+    <w:p>
+      <w:pPr>
+        <w:spacing w:after="0" w:line="480" w:lineRule="auto"/>
+        <w:rPr>
+          <w:rFonts w:ascii="Times New Roman" w:hAnsi="Times New Roman"/>
+          <w:color w:val="000000"/>
+          <w:sz w:val="24"/>
+          <w:szCs w:val="24"/>
+        </w:rPr>
+      </w:pPr>
+    </w:p>
+    <w:p>
+      <w:pPr>
+        <w:spacing w:after="0" w:line="480" w:lineRule="auto"/>
+        <w:rPr>
+          <w:rFonts w:ascii="Times New Roman" w:hAnsi="Times New Roman"/>
+          <w:color w:val="000000"/>
+          <w:sz w:val="24"/>
+          <w:szCs w:val="24"/>
+        </w:rPr>
+      </w:pPr>
+      <w:r>
+        <w:rPr>
+          <w:rFonts w:ascii="Times New Roman" w:hAnsi="Times New Roman"/>
+          <w:color w:val="000000"/>
+          <w:sz w:val="24"/>
+          <w:szCs w:val="24"/>
+        </w:rPr>
+        <w:t>&lt;b&gt;Safety</w:t>
+      </w:r>
+    </w:p>
+    <w:p>
+      <w:pPr>
+        <w:spacing w:after="0" w:line="480" w:lineRule="auto"/>
+        <w:rPr>
+          <w:rFonts w:ascii="Times New Roman" w:hAnsi="Times New Roman"/>
+          <w:color w:val="000000"/>
+          <w:sz w:val="24"/>
+          <w:szCs w:val="24"/>
+        </w:rPr>
+      </w:pPr>
+      <w:r>
+        <w:rPr>
+          <w:rFonts w:ascii="Times New Roman" w:hAnsi="Times New Roman"/>
+          <w:color w:val="000000"/>
+          <w:sz w:val="24"/>
+          <w:szCs w:val="24"/>
+        </w:rPr>
+        <w:t>The phrase, “Time</w:t>
+      </w:r>
+      <w:r>
+        <w:rPr>
+          <w:rFonts w:ascii="Times New Roman" w:hAnsi="Times New Roman"/>
+          <w:color w:val="000000"/>
+          <w:sz w:val="24"/>
+          <w:szCs w:val="24"/>
+        </w:rPr>
+        <w:t>-</w:t>
+      </w:r>
+      <w:r>
+        <w:rPr>
+          <w:rFonts w:ascii="Times New Roman" w:hAnsi="Times New Roman"/>
+          <w:color w:val="000000"/>
+          <w:sz w:val="24"/>
+          <w:szCs w:val="24"/>
+        </w:rPr>
+        <w:t>out</w:t>
+      </w:r>
+      <w:r>
+        <w:rPr>
+          <w:rFonts w:ascii="Times New Roman" w:hAnsi="Times New Roman"/>
+          <w:color w:val="000000"/>
+          <w:sz w:val="24"/>
+          <w:szCs w:val="24"/>
+        </w:rPr>
+        <w:t>;</w:t>
+      </w:r>
+      <w:r>
+        <w:rPr>
+          <w:rFonts w:ascii="Times New Roman" w:hAnsi="Times New Roman"/>
+          <w:color w:val="000000"/>
+          <w:sz w:val="24"/>
+          <w:szCs w:val="24"/>
+        </w:rPr>
+        <w:t xml:space="preserve"> </w:t>
+      </w:r>
+      <w:r>
+        <w:rPr>
+          <w:rFonts w:ascii="Times New Roman" w:hAnsi="Times New Roman"/>
+          <w:color w:val="000000"/>
+          <w:sz w:val="24"/>
+          <w:szCs w:val="24"/>
+        </w:rPr>
+        <w:t>t</w:t>
+      </w:r>
+      <w:r>
+        <w:rPr>
+          <w:rFonts w:ascii="Times New Roman" w:hAnsi="Times New Roman"/>
+          <w:color w:val="000000"/>
+          <w:sz w:val="24"/>
+          <w:szCs w:val="24"/>
+        </w:rPr>
+        <w:t>ime</w:t>
+      </w:r>
+      <w:r>
+        <w:rPr>
+          <w:rFonts w:ascii="Times New Roman" w:hAnsi="Times New Roman"/>
+          <w:color w:val="000000"/>
+          <w:sz w:val="24"/>
+          <w:szCs w:val="24"/>
+        </w:rPr>
+        <w:t>-</w:t>
+      </w:r>
+      <w:r>
+        <w:rPr>
+          <w:rFonts w:ascii="Times New Roman" w:hAnsi="Times New Roman"/>
+          <w:color w:val="000000"/>
+          <w:sz w:val="24"/>
+          <w:szCs w:val="24"/>
+        </w:rPr>
+        <w:t xml:space="preserve">out,” is used to immediately stop a simulation. As </w:t>
+      </w:r>
+      <w:proofErr w:type="gramStart"/>
+      <w:r>
+        <w:rPr>
+          <w:rFonts w:ascii="Times New Roman" w:hAnsi="Times New Roman"/>
+          <w:color w:val="000000"/>
+          <w:sz w:val="24"/>
+          <w:szCs w:val="24"/>
+        </w:rPr>
+        <w:t>the</w:t>
+      </w:r>
+      <w:proofErr w:type="gramEnd"/>
+      <w:r>
+        <w:rPr>
+          <w:rFonts w:ascii="Times New Roman" w:hAnsi="Times New Roman"/>
+          <w:color w:val="000000"/>
+          <w:sz w:val="24"/>
+          <w:szCs w:val="24"/>
+        </w:rPr>
+        <w:t xml:space="preserve"> standardized patient</w:t>
+      </w:r>
+      <w:r>
+        <w:rPr>
+          <w:rFonts w:ascii="Times New Roman" w:hAnsi="Times New Roman"/>
+          <w:color w:val="000000"/>
+          <w:sz w:val="24"/>
+          <w:szCs w:val="24"/>
+        </w:rPr>
+        <w:t>,</w:t>
+      </w:r>
+      <w:r>
+        <w:rPr>
+          <w:rFonts w:ascii="Times New Roman" w:hAnsi="Times New Roman"/>
+          <w:color w:val="000000"/>
+          <w:sz w:val="24"/>
+          <w:szCs w:val="24"/>
+        </w:rPr>
+        <w:t xml:space="preserve"> you can say this at any time. It is particularly designed to </w:t>
+      </w:r>
+      <w:r>
+        <w:rPr>
+          <w:rFonts w:ascii="Times New Roman" w:hAnsi="Times New Roman"/>
+          <w:color w:val="000000"/>
+          <w:sz w:val="24"/>
+          <w:szCs w:val="24"/>
+        </w:rPr>
+        <w:t>en</w:t>
+      </w:r>
+      <w:r>
+        <w:rPr>
+          <w:rFonts w:ascii="Times New Roman" w:hAnsi="Times New Roman"/>
+          <w:color w:val="000000"/>
+          <w:sz w:val="24"/>
+          <w:szCs w:val="24"/>
+        </w:rPr>
+        <w:t>sure you</w:t>
+      </w:r>
+      <w:r>
+        <w:rPr>
+          <w:rFonts w:ascii="Times New Roman" w:hAnsi="Times New Roman"/>
+          <w:color w:val="000000"/>
+          <w:sz w:val="24"/>
+          <w:szCs w:val="24"/>
+        </w:rPr>
+        <w:t>r</w:t>
+      </w:r>
+      <w:r>
+        <w:rPr>
+          <w:rFonts w:ascii="Times New Roman" w:hAnsi="Times New Roman"/>
+          <w:color w:val="000000"/>
+          <w:sz w:val="24"/>
+          <w:szCs w:val="24"/>
+        </w:rPr>
+        <w:t xml:space="preserve"> safe</w:t>
+      </w:r>
+      <w:r>
+        <w:rPr>
+          <w:rFonts w:ascii="Times New Roman" w:hAnsi="Times New Roman"/>
+          <w:color w:val="000000"/>
+          <w:sz w:val="24"/>
+          <w:szCs w:val="24"/>
+        </w:rPr>
+        <w:t>ty</w:t>
+      </w:r>
+      <w:r>
+        <w:rPr>
+          <w:rFonts w:ascii="Times New Roman" w:hAnsi="Times New Roman"/>
+          <w:color w:val="000000"/>
+          <w:sz w:val="24"/>
+          <w:szCs w:val="24"/>
+        </w:rPr>
+        <w:t xml:space="preserve"> and </w:t>
+      </w:r>
+      <w:r>
+        <w:rPr>
+          <w:rFonts w:ascii="Times New Roman" w:hAnsi="Times New Roman"/>
+          <w:color w:val="000000"/>
+          <w:sz w:val="24"/>
+          <w:szCs w:val="24"/>
+        </w:rPr>
+        <w:t xml:space="preserve">help you </w:t>
+      </w:r>
+      <w:r>
+        <w:rPr>
+          <w:rFonts w:ascii="Times New Roman" w:hAnsi="Times New Roman"/>
+          <w:color w:val="000000"/>
+          <w:sz w:val="24"/>
+          <w:szCs w:val="24"/>
+        </w:rPr>
+        <w:t>feel safe.</w:t>
+      </w:r>
+      <w:r>
+        <w:rPr>
+          <w:rFonts w:ascii="Times New Roman" w:hAnsi="Times New Roman"/>
+          <w:color w:val="000000"/>
+          <w:sz w:val="24"/>
+          <w:szCs w:val="24"/>
+        </w:rPr>
+        <w:t xml:space="preserve"> </w:t>
+      </w:r>
+      <w:r>
+        <w:rPr>
+          <w:rFonts w:ascii="Times New Roman" w:hAnsi="Times New Roman"/>
+          <w:color w:val="000000"/>
+          <w:sz w:val="24"/>
+          <w:szCs w:val="24"/>
+        </w:rPr>
+        <w:t>All participants are taught this phrase. It means the same for everyone. If it is said, the simulation will immediately stop.</w:t>
+      </w:r>
+    </w:p>
+    <w:p>
+      <w:pPr>
+        <w:spacing w:after="0" w:line="480" w:lineRule="auto"/>
+        <w:rPr>
+          <w:rFonts w:ascii="Times New Roman" w:hAnsi="Times New Roman"/>
+          <w:b/>
+          <w:bCs/>
+          <w:color w:val="000000"/>
+          <w:sz w:val="24"/>
+          <w:szCs w:val="24"/>
+        </w:rPr>
+      </w:pPr>
+      <w:r>
+        <w:rPr>
+          <w:rFonts w:ascii="Times New Roman" w:hAnsi="Times New Roman"/>
+          <w:b/>
+          <w:bCs/>
+          <w:color w:val="000000"/>
+          <w:sz w:val="24"/>
+          <w:szCs w:val="24"/>
+        </w:rPr>
+        <w:t>\</w:t>
+      </w:r>
+      <w:proofErr w:type="spellStart"/>
+      <w:r>
+        <w:rPr>
+          <w:rFonts w:ascii="Times New Roman" w:hAnsi="Times New Roman"/>
+          <w:b/>
+          <w:bCs/>
+          <w:color w:val="000000"/>
+          <w:sz w:val="24"/>
+          <w:szCs w:val="24"/>
+        </w:rPr>
+        <w:t>qqEND</w:t>
+      </w:r>
+      <w:proofErr w:type="spellEnd"/>
+      <w:r>
+        <w:rPr>
+          <w:rFonts w:ascii="Times New Roman" w:hAnsi="Times New Roman"/>
+          <w:b/>
+          <w:bCs/>
+          <w:color w:val="000000"/>
+          <w:sz w:val="24"/>
+          <w:szCs w:val="24"/>
+        </w:rPr>
+        <w:t xml:space="preserve"> downloadable content\</w:t>
+      </w:r>
+    </w:p>
+    <w:p>
+      <w:pPr>
+        <w:spacing w:after="0" w:line="480" w:lineRule="auto"/>
+        <w:rPr>
+          <w:rFonts w:ascii="Times New Roman" w:hAnsi="Times New Roman"/>
+          <w:color w:val="000000"/>
+          <w:sz w:val="24"/>
+        </w:rPr>
+      </w:pPr>
+    </w:p>
+    <w:p>
+      <w:pPr>
+        <w:spacing w:after="0" w:line="480" w:lineRule="auto"/>
+        <w:rPr>
+          <w:rFonts w:ascii="Times New Roman" w:eastAsia="Times New Roman" w:hAnsi="Times New Roman"/>
+          <w:b/>
+          <w:bCs/>
+          <w:color w:val="000000"/>
+          <w:sz w:val="24"/>
+          <w:szCs w:val="24"/>
+        </w:rPr>
+      </w:pPr>
+      <w:bookmarkStart w:id="33" w:name="_Hlk219907600"/>
+      <w:r>
+        <w:rPr>
+          <w:rFonts w:ascii="Times New Roman" w:eastAsia="Times New Roman" w:hAnsi="Times New Roman"/>
+          <w:b/>
+          <w:bCs/>
+          <w:color w:val="000000"/>
+          <w:sz w:val="24"/>
+          <w:szCs w:val="24"/>
+        </w:rPr>
+        <w:t>\</w:t>
+      </w:r>
+      <w:proofErr w:type="spellStart"/>
+      <w:r>
+        <w:rPr>
+          <w:rFonts w:ascii="Times New Roman" w:eastAsia="Times New Roman" w:hAnsi="Times New Roman"/>
+          <w:b/>
+          <w:bCs/>
+          <w:color w:val="000000"/>
+          <w:sz w:val="24"/>
+          <w:szCs w:val="24"/>
+        </w:rPr>
+        <w:t>qqBEGIN</w:t>
+      </w:r>
+      <w:proofErr w:type="spellEnd"/>
+      <w:r>
+        <w:rPr>
+          <w:rFonts w:ascii="Times New Roman" w:eastAsia="Times New Roman" w:hAnsi="Times New Roman"/>
+          <w:b/>
+          <w:bCs/>
+          <w:color w:val="000000"/>
+          <w:sz w:val="24"/>
+          <w:szCs w:val="24"/>
+        </w:rPr>
+        <w:t xml:space="preserve"> downloadable content. Button name: Information for Proctor</w:t>
+      </w:r>
+    </w:p>
+    <w:bookmarkEnd w:id="33"/>
+    <w:p>
+      <w:pPr>
+        <w:spacing w:after="0" w:line="480" w:lineRule="auto"/>
+        <w:rPr>
+          <w:rFonts w:ascii="Times New Roman" w:eastAsia="Times New Roman" w:hAnsi="Times New Roman"/>
+          <w:color w:val="000000"/>
+          <w:sz w:val="24"/>
+          <w:szCs w:val="24"/>
+        </w:rPr>
+      </w:pPr>
+      <w:r>
+        <w:rPr>
+          <w:rFonts w:ascii="Times New Roman" w:eastAsia="Times New Roman" w:hAnsi="Times New Roman"/>
+          <w:color w:val="000000"/>
+          <w:sz w:val="24"/>
+          <w:szCs w:val="24"/>
+        </w:rPr>
+        <w:t>&lt;title&gt;Information for Proctor</w:t>
+      </w:r>
+    </w:p>
+    <w:p>
+      <w:pPr>
+        <w:spacing w:after="0" w:line="480" w:lineRule="auto"/>
+        <w:rPr>
+          <w:rFonts w:ascii="Times New Roman" w:eastAsia="Times New Roman" w:hAnsi="Times New Roman"/>
+          <w:b/>
+          <w:bCs/>
+          <w:color w:val="000000"/>
+          <w:sz w:val="24"/>
+          <w:szCs w:val="24"/>
+        </w:rPr>
+      </w:pPr>
+      <w:bookmarkStart w:id="34" w:name="_Hlk219907690"/>
+      <w:r>
+        <w:rPr>
+          <w:rFonts w:ascii="Times New Roman" w:eastAsia="Times New Roman" w:hAnsi="Times New Roman"/>
+          <w:b/>
+          <w:bCs/>
+          <w:color w:val="000000"/>
+          <w:sz w:val="24"/>
+          <w:szCs w:val="24"/>
+        </w:rPr>
+        <w:t>\</w:t>
+      </w:r>
+      <w:proofErr w:type="spellStart"/>
+      <w:r>
+        <w:rPr>
+          <w:rFonts w:ascii="Times New Roman" w:eastAsia="Times New Roman" w:hAnsi="Times New Roman"/>
+          <w:b/>
+          <w:bCs/>
+          <w:color w:val="000000"/>
+          <w:sz w:val="24"/>
+          <w:szCs w:val="24"/>
+        </w:rPr>
+        <w:t>qqID</w:t>
+      </w:r>
+      <w:proofErr w:type="spellEnd"/>
+      <w:r>
+        <w:rPr>
+          <w:rFonts w:ascii="Times New Roman" w:eastAsia="Times New Roman" w:hAnsi="Times New Roman"/>
+          <w:b/>
+          <w:bCs/>
+          <w:color w:val="000000"/>
+          <w:sz w:val="24"/>
+          <w:szCs w:val="24"/>
+        </w:rPr>
+        <w:t xml:space="preserve">: Include these items in </w:t>
+      </w:r>
+      <w:r>
+        <w:rPr>
+          <w:rFonts w:ascii="Times New Roman" w:eastAsia="Times New Roman" w:hAnsi="Times New Roman"/>
+          <w:b/>
+          <w:bCs/>
+          <w:color w:val="000000"/>
+          <w:sz w:val="24"/>
+          <w:szCs w:val="24"/>
+        </w:rPr>
+        <w:t>one</w:t>
+      </w:r>
+      <w:r>
+        <w:rPr>
+          <w:rFonts w:ascii="Times New Roman" w:eastAsia="Times New Roman" w:hAnsi="Times New Roman"/>
+          <w:b/>
+          <w:bCs/>
+          <w:color w:val="000000"/>
+          <w:sz w:val="24"/>
+          <w:szCs w:val="24"/>
+        </w:rPr>
+        <w:t xml:space="preserve"> document for the proctor:</w:t>
+      </w:r>
+    </w:p>
+    <w:bookmarkEnd w:id="34"/>
+    <w:p>
+      <w:pPr>
+        <w:spacing w:after="0" w:line="480" w:lineRule="auto"/>
+        <w:rPr>
+          <w:rFonts w:ascii="Times New Roman" w:hAnsi="Times New Roman"/>
+          <w:color w:val="000000"/>
+          <w:sz w:val="24"/>
+          <w:szCs w:val="24"/>
+        </w:rPr>
+      </w:pPr>
+      <w:r>
+        <w:rPr>
+          <w:rFonts w:ascii="Times New Roman" w:hAnsi="Times New Roman"/>
+          <w:color w:val="000000"/>
+          <w:sz w:val="24"/>
+          <w:szCs w:val="24"/>
+        </w:rPr>
+        <w:t xml:space="preserve">Copy of </w:t>
+      </w:r>
+      <w:r>
+        <w:rPr>
+          <w:rFonts w:ascii="Times New Roman" w:hAnsi="Times New Roman"/>
+          <w:color w:val="000000"/>
+          <w:sz w:val="24"/>
+          <w:szCs w:val="24"/>
+        </w:rPr>
+        <w:t>s</w:t>
+      </w:r>
+      <w:r>
+        <w:rPr>
+          <w:rFonts w:ascii="Times New Roman" w:hAnsi="Times New Roman"/>
+          <w:color w:val="000000"/>
+          <w:sz w:val="24"/>
+          <w:szCs w:val="24"/>
+        </w:rPr>
+        <w:t>etting</w:t>
+      </w:r>
+    </w:p>
+    <w:p>
+      <w:pPr>
+        <w:spacing w:after="0" w:line="480" w:lineRule="auto"/>
+        <w:rPr>
+          <w:rFonts w:ascii="Times New Roman" w:hAnsi="Times New Roman"/>
+          <w:color w:val="000000"/>
+          <w:sz w:val="24"/>
+          <w:szCs w:val="24"/>
+        </w:rPr>
+      </w:pPr>
+      <w:r>
+        <w:rPr>
+          <w:rFonts w:ascii="Times New Roman" w:hAnsi="Times New Roman"/>
+          <w:color w:val="000000"/>
+          <w:sz w:val="24"/>
+          <w:szCs w:val="24"/>
+        </w:rPr>
+        <w:t xml:space="preserve">Copy of </w:t>
+      </w:r>
+      <w:r>
+        <w:rPr>
+          <w:rFonts w:ascii="Times New Roman" w:hAnsi="Times New Roman"/>
+          <w:color w:val="000000"/>
+          <w:sz w:val="24"/>
+          <w:szCs w:val="24"/>
+        </w:rPr>
+        <w:t>s</w:t>
+      </w:r>
+      <w:r>
+        <w:rPr>
+          <w:rFonts w:ascii="Times New Roman" w:hAnsi="Times New Roman"/>
+          <w:color w:val="000000"/>
+          <w:sz w:val="24"/>
+          <w:szCs w:val="24"/>
+        </w:rPr>
+        <w:t xml:space="preserve">imulation </w:t>
+      </w:r>
+      <w:r>
+        <w:rPr>
+          <w:rFonts w:ascii="Times New Roman" w:hAnsi="Times New Roman"/>
+          <w:color w:val="000000"/>
+          <w:sz w:val="24"/>
+          <w:szCs w:val="24"/>
+        </w:rPr>
+        <w:t>s</w:t>
+      </w:r>
+      <w:r>
+        <w:rPr>
+          <w:rFonts w:ascii="Times New Roman" w:hAnsi="Times New Roman"/>
+          <w:color w:val="000000"/>
+          <w:sz w:val="24"/>
+          <w:szCs w:val="24"/>
+        </w:rPr>
+        <w:t>ituation</w:t>
+      </w:r>
+      <w:r>
+        <w:rPr>
+          <w:rFonts w:ascii="Times New Roman" w:hAnsi="Times New Roman"/>
+          <w:color w:val="000000"/>
+          <w:sz w:val="24"/>
+          <w:szCs w:val="24"/>
+        </w:rPr>
+        <w:t xml:space="preserve"> </w:t>
+      </w:r>
+      <w:r>
+        <w:rPr>
+          <w:rFonts w:ascii="Times New Roman" w:hAnsi="Times New Roman"/>
+          <w:color w:val="000000"/>
+          <w:sz w:val="24"/>
+          <w:szCs w:val="24"/>
+        </w:rPr>
+        <w:t>1</w:t>
+      </w:r>
+    </w:p>
+    <w:p>
+      <w:pPr>
+        <w:spacing w:after="0" w:line="480" w:lineRule="auto"/>
+        <w:rPr>
+          <w:rFonts w:ascii="Times New Roman" w:hAnsi="Times New Roman"/>
+          <w:color w:val="000000"/>
+          <w:sz w:val="24"/>
+          <w:szCs w:val="24"/>
+        </w:rPr>
+      </w:pPr>
+      <w:r>
+        <w:rPr>
+          <w:rFonts w:ascii="Times New Roman" w:hAnsi="Times New Roman"/>
+          <w:color w:val="000000"/>
+          <w:sz w:val="24"/>
+          <w:szCs w:val="24"/>
+        </w:rPr>
+        <w:t xml:space="preserve">Copy of </w:t>
+      </w:r>
+      <w:r>
+        <w:rPr>
+          <w:rFonts w:ascii="Times New Roman" w:hAnsi="Times New Roman"/>
+          <w:color w:val="000000"/>
+          <w:sz w:val="24"/>
+          <w:szCs w:val="24"/>
+        </w:rPr>
+        <w:t>s</w:t>
+      </w:r>
+      <w:r>
+        <w:rPr>
+          <w:rFonts w:ascii="Times New Roman" w:hAnsi="Times New Roman"/>
+          <w:color w:val="000000"/>
+          <w:sz w:val="24"/>
+          <w:szCs w:val="24"/>
+        </w:rPr>
+        <w:t xml:space="preserve">imulation </w:t>
+      </w:r>
+      <w:r>
+        <w:rPr>
+          <w:rFonts w:ascii="Times New Roman" w:hAnsi="Times New Roman"/>
+          <w:color w:val="000000"/>
+          <w:sz w:val="24"/>
+          <w:szCs w:val="24"/>
+        </w:rPr>
+        <w:t>s</w:t>
+      </w:r>
+      <w:r>
+        <w:rPr>
+          <w:rFonts w:ascii="Times New Roman" w:hAnsi="Times New Roman"/>
+          <w:color w:val="000000"/>
+          <w:sz w:val="24"/>
+          <w:szCs w:val="24"/>
+        </w:rPr>
+        <w:t xml:space="preserve">ituation </w:t>
+      </w:r>
+      <w:r>
+        <w:rPr>
+          <w:rFonts w:ascii="Times New Roman" w:hAnsi="Times New Roman"/>
+          <w:color w:val="000000"/>
+          <w:sz w:val="24"/>
+          <w:szCs w:val="24"/>
+        </w:rPr>
+        <w:t>2</w:t>
+      </w:r>
+    </w:p>
+    <w:p>
+      <w:pPr>
+        <w:spacing w:after="0" w:line="480" w:lineRule="auto"/>
+        <w:rPr>
+          <w:rFonts w:ascii="Times New Roman" w:hAnsi="Times New Roman"/>
+          <w:color w:val="000000"/>
+          <w:sz w:val="24"/>
+          <w:szCs w:val="24"/>
+        </w:rPr>
+      </w:pPr>
+      <w:r>
+        <w:rPr>
+          <w:rFonts w:ascii="Times New Roman" w:hAnsi="Times New Roman"/>
+          <w:color w:val="000000"/>
+          <w:sz w:val="24"/>
+          <w:szCs w:val="24"/>
+        </w:rPr>
+        <w:t xml:space="preserve">Copy of </w:t>
+      </w:r>
+      <w:r>
+        <w:rPr>
+          <w:rFonts w:ascii="Times New Roman" w:hAnsi="Times New Roman"/>
+          <w:color w:val="000000"/>
+          <w:sz w:val="24"/>
+          <w:szCs w:val="24"/>
+        </w:rPr>
+        <w:t>s</w:t>
+      </w:r>
+      <w:r>
+        <w:rPr>
+          <w:rFonts w:ascii="Times New Roman" w:hAnsi="Times New Roman"/>
+          <w:color w:val="000000"/>
+          <w:sz w:val="24"/>
+          <w:szCs w:val="24"/>
+        </w:rPr>
+        <w:t xml:space="preserve">imulation </w:t>
+      </w:r>
+      <w:r>
+        <w:rPr>
+          <w:rFonts w:ascii="Times New Roman" w:hAnsi="Times New Roman"/>
+          <w:color w:val="000000"/>
+          <w:sz w:val="24"/>
+          <w:szCs w:val="24"/>
+        </w:rPr>
+        <w:t>s</w:t>
+      </w:r>
+      <w:r>
+        <w:rPr>
+          <w:rFonts w:ascii="Times New Roman" w:hAnsi="Times New Roman"/>
+          <w:color w:val="000000"/>
+          <w:sz w:val="24"/>
+          <w:szCs w:val="24"/>
+        </w:rPr>
+        <w:t xml:space="preserve">ituation </w:t>
+      </w:r>
+      <w:r>
+        <w:rPr>
+          <w:rFonts w:ascii="Times New Roman" w:hAnsi="Times New Roman"/>
+          <w:color w:val="000000"/>
+          <w:sz w:val="24"/>
+          <w:szCs w:val="24"/>
+        </w:rPr>
+        <w:t>3</w:t>
+      </w:r>
+    </w:p>
+    <w:p>
+      <w:pPr>
+        <w:spacing w:after="0" w:line="480" w:lineRule="auto"/>
+        <w:rPr>
+          <w:rFonts w:ascii="Times New Roman" w:hAnsi="Times New Roman"/>
+          <w:color w:val="000000"/>
+          <w:sz w:val="24"/>
+          <w:szCs w:val="24"/>
+        </w:rPr>
+      </w:pPr>
+      <w:r>
+        <w:rPr>
+          <w:rFonts w:ascii="Times New Roman" w:hAnsi="Times New Roman"/>
+          <w:color w:val="000000"/>
+          <w:sz w:val="24"/>
+          <w:szCs w:val="24"/>
+        </w:rPr>
+        <w:t xml:space="preserve">Copy of </w:t>
+      </w:r>
+      <w:r>
+        <w:rPr>
+          <w:rFonts w:ascii="Times New Roman" w:hAnsi="Times New Roman"/>
+          <w:color w:val="000000"/>
+          <w:sz w:val="24"/>
+          <w:szCs w:val="24"/>
+        </w:rPr>
+        <w:t>s</w:t>
+      </w:r>
+      <w:r>
+        <w:rPr>
+          <w:rFonts w:ascii="Times New Roman" w:hAnsi="Times New Roman"/>
+          <w:color w:val="000000"/>
+          <w:sz w:val="24"/>
+          <w:szCs w:val="24"/>
+        </w:rPr>
+        <w:t xml:space="preserve">imulation </w:t>
+      </w:r>
+      <w:r>
+        <w:rPr>
+          <w:rFonts w:ascii="Times New Roman" w:hAnsi="Times New Roman"/>
+          <w:color w:val="000000"/>
+          <w:sz w:val="24"/>
+          <w:szCs w:val="24"/>
+        </w:rPr>
+        <w:t>s</w:t>
+      </w:r>
+      <w:r>
+        <w:rPr>
+          <w:rFonts w:ascii="Times New Roman" w:hAnsi="Times New Roman"/>
+          <w:color w:val="000000"/>
+          <w:sz w:val="24"/>
+          <w:szCs w:val="24"/>
+        </w:rPr>
+        <w:t xml:space="preserve">ituation </w:t>
+      </w:r>
+      <w:r>
+        <w:rPr>
+          <w:rFonts w:ascii="Times New Roman" w:hAnsi="Times New Roman"/>
+          <w:color w:val="000000"/>
+          <w:sz w:val="24"/>
+          <w:szCs w:val="24"/>
+        </w:rPr>
+        <w:t>4</w:t>
+      </w:r>
+    </w:p>
+    <w:p>
+      <w:pPr>
+        <w:spacing w:after="0" w:line="480" w:lineRule="auto"/>
+        <w:rPr>
+          <w:rFonts w:ascii="Times New Roman" w:hAnsi="Times New Roman"/>
+          <w:color w:val="000000"/>
+          <w:sz w:val="24"/>
+          <w:szCs w:val="24"/>
+        </w:rPr>
+      </w:pPr>
+      <w:r>
+        <w:rPr>
+          <w:rFonts w:ascii="Times New Roman" w:hAnsi="Times New Roman"/>
+          <w:color w:val="000000"/>
+          <w:sz w:val="24"/>
+          <w:szCs w:val="24"/>
+        </w:rPr>
+        <w:t xml:space="preserve">Copy of </w:t>
+      </w:r>
+      <w:r>
+        <w:rPr>
+          <w:rFonts w:ascii="Times New Roman" w:hAnsi="Times New Roman"/>
+          <w:color w:val="000000"/>
+          <w:sz w:val="24"/>
+          <w:szCs w:val="24"/>
+        </w:rPr>
+        <w:t>s</w:t>
+      </w:r>
+      <w:r>
+        <w:rPr>
+          <w:rFonts w:ascii="Times New Roman" w:hAnsi="Times New Roman"/>
+          <w:color w:val="000000"/>
+          <w:sz w:val="24"/>
+          <w:szCs w:val="24"/>
+        </w:rPr>
+        <w:t xml:space="preserve">imulation </w:t>
+      </w:r>
+      <w:r>
+        <w:rPr>
+          <w:rFonts w:ascii="Times New Roman" w:hAnsi="Times New Roman"/>
+          <w:color w:val="000000"/>
+          <w:sz w:val="24"/>
+          <w:szCs w:val="24"/>
+        </w:rPr>
+        <w:t>s</w:t>
+      </w:r>
+      <w:r>
+        <w:rPr>
+          <w:rFonts w:ascii="Times New Roman" w:hAnsi="Times New Roman"/>
+          <w:color w:val="000000"/>
+          <w:sz w:val="24"/>
+          <w:szCs w:val="24"/>
+        </w:rPr>
+        <w:t xml:space="preserve">ituation </w:t>
+      </w:r>
+      <w:r>
+        <w:rPr>
+          <w:rFonts w:ascii="Times New Roman" w:hAnsi="Times New Roman"/>
+          <w:color w:val="000000"/>
+          <w:sz w:val="24"/>
+          <w:szCs w:val="24"/>
+        </w:rPr>
+        <w:t>5</w:t>
+      </w:r>
+    </w:p>
+    <w:p>
+      <w:pPr>
+        <w:spacing w:after="0" w:line="480" w:lineRule="auto"/>
+        <w:rPr>
+          <w:rFonts w:ascii="Times New Roman" w:eastAsia="Times New Roman" w:hAnsi="Times New Roman"/>
+          <w:color w:val="000000"/>
+          <w:sz w:val="24"/>
+          <w:szCs w:val="24"/>
+        </w:rPr>
+      </w:pPr>
+      <w:r>
+        <w:rPr>
+          <w:rFonts w:ascii="Times New Roman" w:hAnsi="Times New Roman"/>
+          <w:color w:val="000000"/>
+          <w:sz w:val="24"/>
+          <w:szCs w:val="24"/>
+        </w:rPr>
+        <w:t xml:space="preserve">Copy of </w:t>
+      </w:r>
+      <w:r>
+        <w:rPr>
+          <w:rFonts w:ascii="Times New Roman" w:hAnsi="Times New Roman"/>
+          <w:color w:val="000000"/>
+          <w:sz w:val="24"/>
+          <w:szCs w:val="24"/>
+        </w:rPr>
+        <w:t>r</w:t>
+      </w:r>
+      <w:r>
+        <w:rPr>
+          <w:rFonts w:ascii="Times New Roman" w:hAnsi="Times New Roman"/>
+          <w:color w:val="000000"/>
+          <w:sz w:val="24"/>
+          <w:szCs w:val="24"/>
+        </w:rPr>
+        <w:t>ubric</w:t>
+      </w:r>
+    </w:p>
+    <w:p>
+      <w:pPr>
+        <w:spacing w:after="0" w:line="480" w:lineRule="auto"/>
+        <w:rPr>
+          <w:rFonts w:ascii="Times New Roman" w:eastAsia="Times New Roman" w:hAnsi="Times New Roman"/>
+          <w:color w:val="000000"/>
+          <w:sz w:val="24"/>
+          <w:szCs w:val="24"/>
+        </w:rPr>
+      </w:pPr>
+      <w:r>
+        <w:rPr>
+          <w:rFonts w:ascii="Times New Roman" w:eastAsia="Times New Roman" w:hAnsi="Times New Roman"/>
+          <w:color w:val="000000"/>
+          <w:sz w:val="24"/>
+          <w:szCs w:val="24"/>
+        </w:rPr>
+        <w:t xml:space="preserve">Copy of SP </w:t>
+      </w:r>
+      <w:r>
+        <w:rPr>
+          <w:rFonts w:ascii="Times New Roman" w:eastAsia="Times New Roman" w:hAnsi="Times New Roman"/>
+          <w:color w:val="000000"/>
+          <w:sz w:val="24"/>
+          <w:szCs w:val="24"/>
+        </w:rPr>
+        <w:t>1</w:t>
+      </w:r>
+      <w:r>
+        <w:rPr>
+          <w:rFonts w:ascii="Times New Roman" w:eastAsia="Times New Roman" w:hAnsi="Times New Roman"/>
+          <w:color w:val="000000"/>
+          <w:sz w:val="24"/>
+          <w:szCs w:val="24"/>
+        </w:rPr>
+        <w:t xml:space="preserve"> </w:t>
+      </w:r>
+      <w:r>
+        <w:rPr>
+          <w:rFonts w:ascii="Times New Roman" w:eastAsia="Times New Roman" w:hAnsi="Times New Roman"/>
+          <w:color w:val="000000"/>
+          <w:sz w:val="24"/>
+          <w:szCs w:val="24"/>
+        </w:rPr>
+        <w:t>i</w:t>
+      </w:r>
+      <w:r>
+        <w:rPr>
+          <w:rFonts w:ascii="Times New Roman" w:eastAsia="Times New Roman" w:hAnsi="Times New Roman"/>
+          <w:color w:val="000000"/>
+          <w:sz w:val="24"/>
+          <w:szCs w:val="24"/>
+        </w:rPr>
+        <w:t>nformation</w:t>
+      </w:r>
+    </w:p>
+    <w:p>
+      <w:pPr>
+        <w:spacing w:after="0" w:line="480" w:lineRule="auto"/>
+        <w:rPr>
+          <w:rFonts w:ascii="Times New Roman" w:eastAsia="Times New Roman" w:hAnsi="Times New Roman"/>
+          <w:color w:val="000000"/>
+          <w:sz w:val="24"/>
+          <w:szCs w:val="24"/>
+        </w:rPr>
+      </w:pPr>
+      <w:r>
+        <w:rPr>
+          <w:rFonts w:ascii="Times New Roman" w:eastAsia="Times New Roman" w:hAnsi="Times New Roman"/>
+          <w:color w:val="000000"/>
+          <w:sz w:val="24"/>
+          <w:szCs w:val="24"/>
+        </w:rPr>
+        <w:t>Copy</w:t>
+      </w:r>
+      <w:r>
+        <w:rPr>
+          <w:rFonts w:ascii="Times New Roman" w:eastAsia="Times New Roman" w:hAnsi="Times New Roman"/>
+          <w:color w:val="000000"/>
+          <w:sz w:val="24"/>
+          <w:szCs w:val="24"/>
+        </w:rPr>
+        <w:t xml:space="preserve"> of SP </w:t>
+      </w:r>
+      <w:r>
+        <w:rPr>
+          <w:rFonts w:ascii="Times New Roman" w:eastAsia="Times New Roman" w:hAnsi="Times New Roman"/>
+          <w:color w:val="000000"/>
+          <w:sz w:val="24"/>
+          <w:szCs w:val="24"/>
+        </w:rPr>
+        <w:t>2</w:t>
+      </w:r>
+      <w:r>
+        <w:rPr>
+          <w:rFonts w:ascii="Times New Roman" w:eastAsia="Times New Roman" w:hAnsi="Times New Roman"/>
+          <w:color w:val="000000"/>
+          <w:sz w:val="24"/>
+          <w:szCs w:val="24"/>
+        </w:rPr>
+        <w:t xml:space="preserve"> </w:t>
+      </w:r>
+      <w:r>
+        <w:rPr>
+          <w:rFonts w:ascii="Times New Roman" w:eastAsia="Times New Roman" w:hAnsi="Times New Roman"/>
+          <w:color w:val="000000"/>
+          <w:sz w:val="24"/>
+          <w:szCs w:val="24"/>
+        </w:rPr>
+        <w:t>i</w:t>
+      </w:r>
+      <w:r>
+        <w:rPr>
+          <w:rFonts w:ascii="Times New Roman" w:eastAsia="Times New Roman" w:hAnsi="Times New Roman"/>
+          <w:color w:val="000000"/>
+          <w:sz w:val="24"/>
+          <w:szCs w:val="24"/>
+        </w:rPr>
+        <w:t>nformation</w:t>
+      </w:r>
+    </w:p>
+    <w:p>
+      <w:pPr>
+        <w:spacing w:after="0" w:line="480" w:lineRule="auto"/>
+        <w:rPr>
+          <w:rFonts w:ascii="Times New Roman" w:eastAsia="Times New Roman" w:hAnsi="Times New Roman"/>
+          <w:color w:val="000000"/>
+          <w:sz w:val="24"/>
+          <w:szCs w:val="24"/>
+        </w:rPr>
+      </w:pPr>
+      <w:r>
+        <w:rPr>
+          <w:rFonts w:ascii="Times New Roman" w:eastAsia="Times New Roman" w:hAnsi="Times New Roman"/>
+          <w:color w:val="000000"/>
+          <w:sz w:val="24"/>
+          <w:szCs w:val="24"/>
+        </w:rPr>
+        <w:t>Copy</w:t>
+      </w:r>
+      <w:r>
+        <w:rPr>
+          <w:rFonts w:ascii="Times New Roman" w:eastAsia="Times New Roman" w:hAnsi="Times New Roman"/>
+          <w:color w:val="000000"/>
+          <w:sz w:val="24"/>
+          <w:szCs w:val="24"/>
+        </w:rPr>
+        <w:t xml:space="preserve"> of SP </w:t>
+      </w:r>
+      <w:r>
+        <w:rPr>
+          <w:rFonts w:ascii="Times New Roman" w:eastAsia="Times New Roman" w:hAnsi="Times New Roman"/>
+          <w:color w:val="000000"/>
+          <w:sz w:val="24"/>
+          <w:szCs w:val="24"/>
+        </w:rPr>
+        <w:t>3</w:t>
+      </w:r>
+      <w:r>
+        <w:rPr>
+          <w:rFonts w:ascii="Times New Roman" w:eastAsia="Times New Roman" w:hAnsi="Times New Roman"/>
+          <w:color w:val="000000"/>
+          <w:sz w:val="24"/>
+          <w:szCs w:val="24"/>
+        </w:rPr>
+        <w:t xml:space="preserve"> </w:t>
+      </w:r>
+      <w:r>
+        <w:rPr>
+          <w:rFonts w:ascii="Times New Roman" w:eastAsia="Times New Roman" w:hAnsi="Times New Roman"/>
+          <w:color w:val="000000"/>
+          <w:sz w:val="24"/>
+          <w:szCs w:val="24"/>
+        </w:rPr>
+        <w:t>i</w:t>
+      </w:r>
+      <w:r>
+        <w:rPr>
+          <w:rFonts w:ascii="Times New Roman" w:eastAsia="Times New Roman" w:hAnsi="Times New Roman"/>
+          <w:color w:val="000000"/>
+          <w:sz w:val="24"/>
+          <w:szCs w:val="24"/>
+        </w:rPr>
+        <w:t>nformation</w:t>
+      </w:r>
+    </w:p>
+    <w:p>
+      <w:pPr>
+        <w:spacing w:after="0" w:line="480" w:lineRule="auto"/>
+        <w:rPr>
+          <w:rFonts w:ascii="Times New Roman" w:eastAsia="Times New Roman" w:hAnsi="Times New Roman"/>
+          <w:color w:val="000000"/>
+          <w:sz w:val="24"/>
+          <w:szCs w:val="24"/>
+        </w:rPr>
+      </w:pPr>
+      <w:r>
+        <w:rPr>
+          <w:rFonts w:ascii="Times New Roman" w:eastAsia="Times New Roman" w:hAnsi="Times New Roman"/>
+          <w:color w:val="000000"/>
+          <w:sz w:val="24"/>
+          <w:szCs w:val="24"/>
+        </w:rPr>
+        <w:lastRenderedPageBreak/>
+        <w:t>Copy</w:t>
+      </w:r>
+      <w:r>
+        <w:rPr>
+          <w:rFonts w:ascii="Times New Roman" w:eastAsia="Times New Roman" w:hAnsi="Times New Roman"/>
+          <w:color w:val="000000"/>
+          <w:sz w:val="24"/>
+          <w:szCs w:val="24"/>
+        </w:rPr>
+        <w:t xml:space="preserve"> of SP </w:t>
+      </w:r>
+      <w:r>
+        <w:rPr>
+          <w:rFonts w:ascii="Times New Roman" w:eastAsia="Times New Roman" w:hAnsi="Times New Roman"/>
+          <w:color w:val="000000"/>
+          <w:sz w:val="24"/>
+          <w:szCs w:val="24"/>
+        </w:rPr>
+        <w:t>4</w:t>
+      </w:r>
+      <w:r>
+        <w:rPr>
+          <w:rFonts w:ascii="Times New Roman" w:eastAsia="Times New Roman" w:hAnsi="Times New Roman"/>
+          <w:color w:val="000000"/>
+          <w:sz w:val="24"/>
+          <w:szCs w:val="24"/>
+        </w:rPr>
+        <w:t xml:space="preserve"> </w:t>
+      </w:r>
+      <w:r>
+        <w:rPr>
+          <w:rFonts w:ascii="Times New Roman" w:eastAsia="Times New Roman" w:hAnsi="Times New Roman"/>
+          <w:color w:val="000000"/>
+          <w:sz w:val="24"/>
+          <w:szCs w:val="24"/>
+        </w:rPr>
+        <w:t>i</w:t>
+      </w:r>
+      <w:r>
+        <w:rPr>
+          <w:rFonts w:ascii="Times New Roman" w:eastAsia="Times New Roman" w:hAnsi="Times New Roman"/>
+          <w:color w:val="000000"/>
+          <w:sz w:val="24"/>
+          <w:szCs w:val="24"/>
+        </w:rPr>
+        <w:t xml:space="preserve">nformation </w:t>
+      </w:r>
+    </w:p>
+    <w:p>
+      <w:pPr>
+        <w:spacing w:after="0" w:line="480" w:lineRule="auto"/>
+        <w:rPr>
+          <w:rFonts w:ascii="Times New Roman" w:eastAsia="Times New Roman" w:hAnsi="Times New Roman"/>
+          <w:color w:val="000000"/>
+          <w:sz w:val="24"/>
+          <w:szCs w:val="24"/>
+        </w:rPr>
+      </w:pPr>
+      <w:r>
+        <w:rPr>
+          <w:rFonts w:ascii="Times New Roman" w:eastAsia="Times New Roman" w:hAnsi="Times New Roman"/>
+          <w:color w:val="000000"/>
+          <w:sz w:val="24"/>
+          <w:szCs w:val="24"/>
+        </w:rPr>
+        <w:t>Copy</w:t>
+      </w:r>
+      <w:r>
+        <w:rPr>
+          <w:rFonts w:ascii="Times New Roman" w:eastAsia="Times New Roman" w:hAnsi="Times New Roman"/>
+          <w:color w:val="000000"/>
+          <w:sz w:val="24"/>
+          <w:szCs w:val="24"/>
+        </w:rPr>
+        <w:t xml:space="preserve"> of SP </w:t>
+      </w:r>
+      <w:r>
+        <w:rPr>
+          <w:rFonts w:ascii="Times New Roman" w:eastAsia="Times New Roman" w:hAnsi="Times New Roman"/>
+          <w:color w:val="000000"/>
+          <w:sz w:val="24"/>
+          <w:szCs w:val="24"/>
+        </w:rPr>
+        <w:t>5</w:t>
+      </w:r>
+      <w:r>
+        <w:rPr>
+          <w:rFonts w:ascii="Times New Roman" w:eastAsia="Times New Roman" w:hAnsi="Times New Roman"/>
+          <w:color w:val="000000"/>
+          <w:sz w:val="24"/>
+          <w:szCs w:val="24"/>
+        </w:rPr>
+        <w:t xml:space="preserve"> </w:t>
+      </w:r>
+      <w:r>
+        <w:rPr>
+          <w:rFonts w:ascii="Times New Roman" w:eastAsia="Times New Roman" w:hAnsi="Times New Roman"/>
+          <w:color w:val="000000"/>
+          <w:sz w:val="24"/>
+          <w:szCs w:val="24"/>
+        </w:rPr>
+        <w:t>i</w:t>
+      </w:r>
+      <w:r>
+        <w:rPr>
+          <w:rFonts w:ascii="Times New Roman" w:eastAsia="Times New Roman" w:hAnsi="Times New Roman"/>
+          <w:color w:val="000000"/>
+          <w:sz w:val="24"/>
+          <w:szCs w:val="24"/>
+        </w:rPr>
+        <w:t>nformation</w:t>
+      </w:r>
+    </w:p>
+    <w:p>
+      <w:pPr>
+        <w:spacing w:after="0" w:line="480" w:lineRule="auto"/>
+        <w:rPr>
+          <w:rFonts w:ascii="Times New Roman" w:hAnsi="Times New Roman"/>
+          <w:b/>
+          <w:bCs/>
+          <w:color w:val="000000"/>
+          <w:sz w:val="24"/>
+          <w:szCs w:val="24"/>
+        </w:rPr>
+      </w:pPr>
+      <w:proofErr w:type="spellStart"/>
+      <w:r>
+        <w:rPr>
+          <w:rFonts w:ascii="Times New Roman" w:hAnsi="Times New Roman"/>
+          <w:b/>
+          <w:bCs/>
+          <w:color w:val="000000"/>
+          <w:sz w:val="24"/>
+          <w:szCs w:val="24"/>
+        </w:rPr>
+        <w:t>Xqq</w:t>
+      </w:r>
+      <w:proofErr w:type="spellEnd"/>
+      <w:r>
+        <w:rPr>
+          <w:rFonts w:ascii="Times New Roman" w:hAnsi="Times New Roman"/>
+          <w:b/>
+          <w:bCs/>
+          <w:color w:val="000000"/>
+          <w:sz w:val="24"/>
+          <w:szCs w:val="24"/>
+        </w:rPr>
+        <w:t>\</w:t>
+      </w:r>
+    </w:p>
+    <w:p>
+      <w:pPr>
+        <w:spacing w:after="0" w:line="480" w:lineRule="auto"/>
+        <w:rPr>
+          <w:rFonts w:ascii="Times New Roman" w:hAnsi="Times New Roman"/>
+          <w:color w:val="000000"/>
+          <w:sz w:val="24"/>
+          <w:szCs w:val="24"/>
+        </w:rPr>
+      </w:pPr>
+      <w:bookmarkStart w:id="35" w:name="_Hlk219907655"/>
+      <w:r>
+        <w:rPr>
+          <w:rFonts w:ascii="Times New Roman" w:hAnsi="Times New Roman"/>
+          <w:b/>
+          <w:bCs/>
+          <w:color w:val="000000"/>
+          <w:sz w:val="24"/>
+          <w:szCs w:val="24"/>
+        </w:rPr>
+        <w:t>\</w:t>
+      </w:r>
+      <w:proofErr w:type="spellStart"/>
+      <w:r>
+        <w:rPr>
+          <w:rFonts w:ascii="Times New Roman" w:hAnsi="Times New Roman"/>
+          <w:b/>
+          <w:bCs/>
+          <w:color w:val="000000"/>
+          <w:sz w:val="24"/>
+          <w:szCs w:val="24"/>
+        </w:rPr>
+        <w:t>qqEND</w:t>
+      </w:r>
+      <w:proofErr w:type="spellEnd"/>
+      <w:r>
+        <w:rPr>
+          <w:rFonts w:ascii="Times New Roman" w:hAnsi="Times New Roman"/>
+          <w:b/>
+          <w:bCs/>
+          <w:color w:val="000000"/>
+          <w:sz w:val="24"/>
+          <w:szCs w:val="24"/>
+        </w:rPr>
+        <w:t xml:space="preserve"> </w:t>
+      </w:r>
+      <w:r>
+        <w:rPr>
+          <w:rFonts w:ascii="Times New Roman" w:eastAsia="Times New Roman" w:hAnsi="Times New Roman"/>
+          <w:b/>
+          <w:bCs/>
+          <w:color w:val="000000"/>
+          <w:sz w:val="24"/>
+          <w:szCs w:val="24"/>
+        </w:rPr>
+        <w:t>downloadable content\</w:t>
+      </w:r>
+      <w:bookmarkEnd w:id="35"/>
+    </w:p>
+    <w:p>
+      <w:pPr>
+        <w:spacing w:after="0" w:line="480" w:lineRule="auto"/>
+        <w:rPr>
+          <w:rFonts w:ascii="Times New Roman" w:hAnsi="Times New Roman"/>
+          <w:color w:val="000000"/>
+          <w:sz w:val="24"/>
+          <w:szCs w:val="24"/>
+        </w:rPr>
+      </w:pPr>
+    </w:p>
+    <w:p>
+      <w:pPr>
+        <w:spacing w:after="0" w:line="480" w:lineRule="auto"/>
+        <w:rPr>
+          <w:rFonts w:ascii="Times New Roman" w:eastAsia="Times New Roman" w:hAnsi="Times New Roman"/>
+          <w:b/>
+          <w:bCs/>
+          <w:color w:val="000000"/>
+          <w:sz w:val="24"/>
+          <w:szCs w:val="24"/>
+        </w:rPr>
+      </w:pPr>
+      <w:r>
+        <w:rPr>
+          <w:rFonts w:ascii="Times New Roman" w:eastAsia="Times New Roman" w:hAnsi="Times New Roman"/>
+          <w:b/>
+          <w:bCs/>
+          <w:color w:val="000000"/>
+          <w:sz w:val="24"/>
+          <w:szCs w:val="24"/>
+        </w:rPr>
+        <w:t>\</w:t>
+      </w:r>
+      <w:proofErr w:type="spellStart"/>
+      <w:r>
+        <w:rPr>
+          <w:rFonts w:ascii="Times New Roman" w:eastAsia="Times New Roman" w:hAnsi="Times New Roman"/>
+          <w:b/>
+          <w:bCs/>
+          <w:color w:val="000000"/>
+          <w:sz w:val="24"/>
+          <w:szCs w:val="24"/>
+        </w:rPr>
+        <w:t>qqID</w:t>
+      </w:r>
+      <w:proofErr w:type="spellEnd"/>
+      <w:r>
+        <w:rPr>
+          <w:rFonts w:ascii="Times New Roman" w:eastAsia="Times New Roman" w:hAnsi="Times New Roman"/>
+          <w:b/>
+          <w:bCs/>
+          <w:color w:val="000000"/>
+          <w:sz w:val="24"/>
+          <w:szCs w:val="24"/>
+        </w:rPr>
+        <w:t>: Add “All Instructor Downloads.zip here\</w:t>
+      </w:r>
+    </w:p>
+    <w:p>
+      <w:pPr>
+        <w:spacing w:after="0" w:line="480" w:lineRule="auto"/>
+        <w:rPr>
+          <w:rFonts w:ascii="Times New Roman" w:hAnsi="Times New Roman"/>
+          <w:color w:val="000000"/>
+          <w:sz w:val="24"/>
+        </w:rPr>
+      </w:pPr>
+    </w:p>
+    <w:p>
+      <w:pPr>
+        <w:spacing w:after="0" w:line="480" w:lineRule="auto"/>
+        <w:rPr>
+          <w:rFonts w:ascii="Times New Roman" w:hAnsi="Times New Roman"/>
+          <w:color w:val="000000"/>
+          <w:sz w:val="24"/>
+          <w:szCs w:val="24"/>
+        </w:rPr>
+      </w:pPr>
+      <w:r>
+        <w:rPr>
+          <w:rFonts w:ascii="Times New Roman" w:hAnsi="Times New Roman"/>
+          <w:color w:val="000000"/>
+          <w:sz w:val="24"/>
+          <w:szCs w:val="24"/>
+        </w:rPr>
+        <w:t xml:space="preserve">&lt;a&gt;HCP </w:t>
+      </w:r>
+      <w:proofErr w:type="spellStart"/>
+      <w:r>
+        <w:rPr>
+          <w:rFonts w:ascii="Times New Roman" w:hAnsi="Times New Roman"/>
+          <w:color w:val="000000"/>
+          <w:sz w:val="24"/>
+          <w:szCs w:val="24"/>
+        </w:rPr>
+        <w:t>Prebrief</w:t>
+      </w:r>
+      <w:proofErr w:type="spellEnd"/>
+    </w:p>
+    <w:p>
+      <w:pPr>
         <w:numPr>
           <w:ilvl w:val="0"/>
           <w:numId w:val="24"/>
@@ -18753,9 +18755,9 @@
           <w:sz w:val="24"/>
           <w:szCs w:val="24"/>
         </w:rPr>
-        <w:t>No proctor or HCP will be in the room with you. All information will be conveyed to the proctor who is playing the lead HCP after you have gathered your history information.</w:t>
-      </w:r>
-      <w:del w:id="33" w:author="Anna Seaman" w:date="2026-08-12T13:13:00Z" w16du:dateUtc="2026-08-12T18:13:00Z">
+        <w:t>Each station will last no more than seven minutes (one minute for entry information, four minutes to gather a history, two minutes to relay information back to the lead HCP).</w:t>
+      </w:r>
+      <w:del w:id="36" w:author="Anna Seaman" w:date="2026-08-12T13:13:00Z" w16du:dateUtc="2026-08-12T18:13:00Z">
         <w:r>
           <w:rPr>
             <w:rFonts w:ascii="Times New Roman" w:hAnsi="Times New Roman"/>
@@ -18788,6 +18790,76 @@
           <w:sz w:val="24"/>
           <w:szCs w:val="24"/>
         </w:rPr>
+        <w:t>You may not touch the patient, but you should gather a history from the patient.</w:t>
+      </w:r>
+      <w:del w:id="37" w:author="Anna Seaman" w:date="2026-08-12T13:13:00Z" w16du:dateUtc="2026-08-12T18:13:00Z">
+        <w:r>
+          <w:rPr>
+            <w:rFonts w:ascii="Times New Roman" w:hAnsi="Times New Roman"/>
+            <w:color w:val="000000"/>
+            <w:sz w:val="24"/>
+            <w:szCs w:val="24"/>
+          </w:rPr>
+          <w:delText xml:space="preserve"> </w:delText>
+        </w:r>
+      </w:del>
+    </w:p>
+    <w:p>
+      <w:pPr>
+        <w:numPr>
+          <w:ilvl w:val="0"/>
+          <w:numId w:val="24"/>
+        </w:numPr>
+        <w:spacing w:after="0" w:line="480" w:lineRule="auto"/>
+        <w:rPr>
+          <w:rFonts w:ascii="Times New Roman" w:hAnsi="Times New Roman"/>
+          <w:color w:val="000000"/>
+          <w:sz w:val="24"/>
+          <w:szCs w:val="24"/>
+        </w:rPr>
+      </w:pPr>
+      <w:r>
+        <w:rPr>
+          <w:rFonts w:ascii="Times New Roman" w:hAnsi="Times New Roman"/>
+          <w:color w:val="000000"/>
+          <w:sz w:val="24"/>
+          <w:szCs w:val="24"/>
+        </w:rPr>
+        <w:t>No proctor or HCP will be in the room with you. All information will be conveyed to the proctor who is playing the lead HCP after you have gathered your history information.</w:t>
+      </w:r>
+      <w:del w:id="38" w:author="Anna Seaman" w:date="2026-08-12T13:13:00Z" w16du:dateUtc="2026-08-12T18:13:00Z">
+        <w:r>
+          <w:rPr>
+            <w:rFonts w:ascii="Times New Roman" w:hAnsi="Times New Roman"/>
+            <w:color w:val="000000"/>
+            <w:sz w:val="24"/>
+            <w:szCs w:val="24"/>
+          </w:rPr>
+          <w:delText xml:space="preserve"> </w:delText>
+        </w:r>
+      </w:del>
+    </w:p>
+    <w:p>
+      <w:pPr>
+        <w:numPr>
+          <w:ilvl w:val="0"/>
+          <w:numId w:val="24"/>
+        </w:numPr>
+        <w:spacing w:after="0" w:line="480" w:lineRule="auto"/>
+        <w:rPr>
+          <w:rFonts w:ascii="Times New Roman" w:hAnsi="Times New Roman"/>
+          <w:color w:val="000000"/>
+          <w:sz w:val="24"/>
+          <w:szCs w:val="24"/>
+        </w:rPr>
+      </w:pPr>
+      <w:r>
+        <w:rPr>
+          <w:rFonts w:ascii="Times New Roman" w:hAnsi="Times New Roman"/>
+          <w:color w:val="000000"/>
+          <w:sz w:val="24"/>
+          <w:szCs w:val="24"/>
+        </w:rPr>
         <w:t>You will see multiple patients today. Please see the schedule for more details on the exact number.</w:t>
       </w:r>
     </w:p>
@@ -18816,7 +18888,7 @@
       <w:r>
         <w:rPr>
           <w:rFonts w:ascii="Times New Roman" w:hAnsi="Times New Roman"/>
-          <w:rPrChange w:id="34" w:author="Anna Seaman" w:date="2026-08-12T13:13:00Z" w16du:dateUtc="2026-08-12T18:13:00Z">
+          <w:rPrChange w:id="39" w:author="Anna Seaman" w:date="2026-08-12T13:13:00Z" w16du:dateUtc="2026-08-12T18:13:00Z">
             <w:rPr>
               <w:rFonts w:ascii="Times New Roman" w:hAnsi="Times New Roman"/>
               <w:color w:val="000000"/>
@@ -18866,7 +18938,7 @@
           <w:szCs w:val="24"/>
         </w:rPr>
       </w:pPr>
-      <w:bookmarkStart w:id="35" w:name="_Hlk213419313"/>
+      <w:bookmarkStart w:id="40" w:name="_Hlk213419313"/>
       <w:r>
         <w:rPr>
           <w:rFonts w:ascii="Times New Roman" w:hAnsi="Times New Roman"/>
@@ -18927,7 +18999,7 @@
         <w:t>\</w:t>
       </w:r>
     </w:p>
-    <w:bookmarkEnd w:id="35"/>
+    <w:bookmarkEnd w:id="40"/>
     <w:p>
       <w:pPr>
         <w:spacing w:after="0" w:line="480" w:lineRule="auto"/>
@@ -18942,7 +19014,7 @@
       <w:pPr>
         <w:spacing w:after="0" w:line="480" w:lineRule="auto"/>
         <w:rPr>
-          <w:ins w:id="36" w:author="Anna Seaman" w:date="2026-08-11T11:08:00Z" w16du:dateUtc="2026-08-11T16:08:00Z"/>
+          <w:ins w:id="41" w:author="Anna Seaman" w:date="2026-08-11T11:08:00Z" w16du:dateUtc="2026-08-11T16:08:00Z"/>
           <w:rFonts w:ascii="Times New Roman" w:eastAsia="Times New Roman" w:hAnsi="Times New Roman"/>
           <w:b/>
           <w:bCs/>
@@ -18951,7 +19023,7 @@
           <w:szCs w:val="24"/>
         </w:rPr>
       </w:pPr>
-      <w:ins w:id="37" w:author="Anna Seaman" w:date="2026-08-11T11:08:00Z" w16du:dateUtc="2026-08-11T16:08:00Z">
+      <w:ins w:id="42" w:author="Anna Seaman" w:date="2026-08-11T11:08:00Z" w16du:dateUtc="2026-08-11T16:08:00Z">
         <w:r>
           <w:rPr>
             <w:rFonts w:ascii="Times New Roman" w:eastAsia="Times New Roman" w:hAnsi="Times New Roman"/>
@@ -18993,7 +19065,7 @@
       <w:pPr>
         <w:spacing w:after="0" w:line="480" w:lineRule="auto"/>
         <w:rPr>
-          <w:ins w:id="38" w:author="Anna Seaman" w:date="2026-08-11T11:08:00Z" w16du:dateUtc="2026-08-11T16:08:00Z"/>
+          <w:ins w:id="43" w:author="Anna Seaman" w:date="2026-08-11T11:08:00Z" w16du:dateUtc="2026-08-11T16:08:00Z"/>
           <w:rFonts w:ascii="Times New Roman" w:eastAsia="Times New Roman" w:hAnsi="Times New Roman"/>
           <w:b/>
           <w:bCs/>
@@ -19002,7 +19074,7 @@
           <w:szCs w:val="24"/>
         </w:rPr>
       </w:pPr>
-      <w:ins w:id="39" w:author="Anna Seaman" w:date="2026-08-11T11:08:00Z" w16du:dateUtc="2026-08-11T16:08:00Z">
+      <w:ins w:id="44" w:author="Anna Seaman" w:date="2026-08-11T11:08:00Z" w16du:dateUtc="2026-08-11T16:08:00Z">
         <w:r>
           <w:rPr>
             <w:rFonts w:ascii="Times New Roman" w:eastAsia="Times New Roman" w:hAnsi="Times New Roman"/>
@@ -19012,6 +19084,7 @@
             <w:sz w:val="24"/>
             <w:szCs w:val="24"/>
           </w:rPr>
+          <w:lastRenderedPageBreak/>
           <w:t>\</w:t>
         </w:r>
         <w:proofErr w:type="spellStart"/>
@@ -19110,7 +19183,7 @@
       <w:pPr>
         <w:spacing w:after="0" w:line="480" w:lineRule="auto"/>
         <w:rPr>
-          <w:del w:id="40" w:author="Anna Seaman" w:date="2026-08-11T11:08:00Z" w16du:dateUtc="2026-08-11T16:08:00Z"/>
+          <w:del w:id="45" w:author="Anna Seaman" w:date="2026-08-11T11:08:00Z" w16du:dateUtc="2026-08-11T16:08:00Z"/>
           <w:rFonts w:ascii="Times New Roman" w:hAnsi="Times New Roman"/>
           <w:b/>
           <w:bCs/>
@@ -19119,7 +19192,7 @@
           <w:szCs w:val="24"/>
         </w:rPr>
       </w:pPr>
-      <w:del w:id="41" w:author="Anna Seaman" w:date="2026-08-11T11:08:00Z" w16du:dateUtc="2026-08-11T16:08:00Z">
+      <w:del w:id="46" w:author="Anna Seaman" w:date="2026-08-11T11:08:00Z" w16du:dateUtc="2026-08-11T16:08:00Z">
         <w:r>
           <w:rPr>
             <w:rFonts w:ascii="Times New Roman" w:hAnsi="Times New Roman"/>
@@ -19137,7 +19210,7 @@
       <w:pPr>
         <w:spacing w:after="0" w:line="480" w:lineRule="auto"/>
         <w:rPr>
-          <w:del w:id="42" w:author="Anna Seaman" w:date="2026-08-11T11:08:00Z" w16du:dateUtc="2026-08-11T16:08:00Z"/>
+          <w:del w:id="47" w:author="Anna Seaman" w:date="2026-08-11T11:08:00Z" w16du:dateUtc="2026-08-11T16:08:00Z"/>
           <w:rFonts w:ascii="Times New Roman" w:hAnsi="Times New Roman"/>
           <w:color w:val="000000"/>
           <w:sz w:val="24"/>
@@ -19153,7 +19226,7 @@
         </w:rPr>
         <w:t>&lt;title&gt;Rubric</w:t>
       </w:r>
-      <w:del w:id="43" w:author="Anna Seaman" w:date="2026-08-11T11:08:00Z" w16du:dateUtc="2026-08-11T16:08:00Z">
+      <w:del w:id="48" w:author="Anna Seaman" w:date="2026-08-11T11:08:00Z" w16du:dateUtc="2026-08-11T16:08:00Z">
         <w:r>
           <w:rPr>
             <w:rFonts w:ascii="Times New Roman" w:hAnsi="Times New Roman"/>
@@ -19174,13 +19247,13 @@
           <w:sz w:val="24"/>
           <w:szCs w:val="24"/>
         </w:rPr>
-        <w:pPrChange w:id="44" w:author="Anna Seaman" w:date="2026-08-11T11:08:00Z" w16du:dateUtc="2026-08-11T16:08:00Z">
+        <w:pPrChange w:id="49" w:author="Anna Seaman" w:date="2026-08-11T11:08:00Z" w16du:dateUtc="2026-08-11T16:08:00Z">
           <w:pPr>
             <w:spacing w:after="0" w:line="240" w:lineRule="auto"/>
           </w:pPr>
         </w:pPrChange>
       </w:pPr>
-      <w:del w:id="45" w:author="Anna Seaman" w:date="2026-08-11T11:08:00Z" w16du:dateUtc="2026-08-11T16:08:00Z">
+      <w:del w:id="50" w:author="Anna Seaman" w:date="2026-08-11T11:08:00Z" w16du:dateUtc="2026-08-11T16:08:00Z">
         <w:r>
           <w:rPr>
             <w:rFonts w:ascii="Times New Roman" w:hAnsi="Times New Roman"/>
@@ -19323,7 +19396,7 @@
         <w:gridCol w:w="198"/>
         <w:gridCol w:w="1620"/>
         <w:gridCol w:w="2966"/>
-        <w:tblGridChange w:id="46">
+        <w:tblGridChange w:id="51">
           <w:tblGrid>
             <w:gridCol w:w="1638"/>
             <w:gridCol w:w="1729"/>
@@ -19362,7 +19435,6 @@
                 <w:sz w:val="24"/>
                 <w:szCs w:val="24"/>
               </w:rPr>
-              <w:lastRenderedPageBreak/>
               <w:t>Student name:</w:t>
             </w:r>
           </w:p>
@@ -19544,7 +19616,7 @@
       <w:tr>
         <w:tblPrEx>
           <w:tblW w:w="9194" w:type="dxa"/>
-          <w:tblPrExChange w:id="47" w:author="Anna Seaman" w:date="2026-08-11T11:08:00Z" w16du:dateUtc="2026-08-11T16:08:00Z">
+          <w:tblPrExChange w:id="52" w:author="Anna Seaman" w:date="2026-08-11T11:08:00Z" w16du:dateUtc="2026-08-11T16:08:00Z">
             <w:tblPrEx>
               <w:tblW w:w="9194" w:type="dxa"/>
             </w:tblPrEx>
@@ -19552,108 +19624,9 @@
         </w:tblPrEx>
         <w:trPr>
           <w:trHeight w:val="1008"/>
-          <w:trPrChange w:id="48" w:author="Anna Seaman" w:date="2026-08-11T11:08:00Z" w16du:dateUtc="2026-08-11T16:08:00Z">
+          <w:trPrChange w:id="53" w:author="Anna Seaman" w:date="2026-08-11T11:08:00Z" w16du:dateUtc="2026-08-11T16:08:00Z">
             <w:trPr>
               <w:trHeight w:val="1008"/>
-            </w:trPr>
-          </w:trPrChange>
-        </w:trPr>
-        <w:tc>
-          <w:tcPr>
-            <w:tcW w:w="3367" w:type="dxa"/>
-            <w:gridSpan w:val="2"/>
-            <w:shd w:val="clear" w:color="auto" w:fill="EDD2C4"/>
-            <w:tcPrChange w:id="49" w:author="Anna Seaman" w:date="2026-08-11T11:08:00Z" w16du:dateUtc="2026-08-11T16:08:00Z">
-              <w:tcPr>
-                <w:tcW w:w="3367" w:type="dxa"/>
-                <w:gridSpan w:val="2"/>
-              </w:tcPr>
-            </w:tcPrChange>
-          </w:tcPr>
-          <w:p>
-            <w:pPr>
-              <w:spacing w:after="0" w:line="240" w:lineRule="auto"/>
-              <w:ind w:left="144" w:hanging="144"/>
-              <w:rPr>
-                <w:rFonts w:ascii="Times New Roman" w:hAnsi="Times New Roman"/>
-                <w:bCs/>
-                <w:color w:val="000000"/>
-                <w:sz w:val="24"/>
-                <w:szCs w:val="24"/>
-              </w:rPr>
-            </w:pPr>
-            <w:r>
-              <w:rPr>
-                <w:rFonts w:ascii="Times New Roman" w:hAnsi="Times New Roman"/>
-                <w:color w:val="000000"/>
-                <w:sz w:val="24"/>
-                <w:szCs w:val="24"/>
-              </w:rPr>
-              <w:t>Clinician ensured safety for patient and self. This includes situation safety and appropriate steps based on presenting condition</w:t>
-            </w:r>
-          </w:p>
-        </w:tc>
-        <w:tc>
-          <w:tcPr>
-            <w:tcW w:w="1043" w:type="dxa"/>
-            <w:tcPrChange w:id="50" w:author="Anna Seaman" w:date="2026-08-11T11:08:00Z" w16du:dateUtc="2026-08-11T16:08:00Z">
-              <w:tcPr>
-                <w:tcW w:w="1043" w:type="dxa"/>
-              </w:tcPr>
-            </w:tcPrChange>
-          </w:tcPr>
-          <w:p>
-            <w:pPr>
-              <w:spacing w:after="0" w:line="240" w:lineRule="auto"/>
-              <w:ind w:left="144" w:hanging="144"/>
-              <w:rPr>
-                <w:rFonts w:ascii="Times New Roman" w:hAnsi="Times New Roman"/>
-                <w:color w:val="000000"/>
-                <w:sz w:val="24"/>
-                <w:szCs w:val="24"/>
-              </w:rPr>
-            </w:pPr>
-          </w:p>
-        </w:tc>
-        <w:tc>
-          <w:tcPr>
-            <w:tcW w:w="4784" w:type="dxa"/>
-            <w:gridSpan w:val="3"/>
-            <w:tcPrChange w:id="51" w:author="Anna Seaman" w:date="2026-08-11T11:08:00Z" w16du:dateUtc="2026-08-11T16:08:00Z">
-              <w:tcPr>
-                <w:tcW w:w="4784" w:type="dxa"/>
-                <w:gridSpan w:val="3"/>
-              </w:tcPr>
-            </w:tcPrChange>
-          </w:tcPr>
-          <w:p>
-            <w:pPr>
-              <w:spacing w:after="0" w:line="240" w:lineRule="auto"/>
-              <w:ind w:left="144" w:hanging="144"/>
-              <w:rPr>
-                <w:rFonts w:ascii="Times New Roman" w:hAnsi="Times New Roman"/>
-                <w:color w:val="000000"/>
-                <w:sz w:val="24"/>
-                <w:szCs w:val="24"/>
-              </w:rPr>
-            </w:pPr>
-          </w:p>
-        </w:tc>
-      </w:tr>
-      <w:tr>
-        <w:tblPrEx>
-          <w:tblW w:w="9194" w:type="dxa"/>
-          <w:tblPrExChange w:id="52" w:author="Anna Seaman" w:date="2026-08-11T11:08:00Z" w16du:dateUtc="2026-08-11T16:08:00Z">
-            <w:tblPrEx>
-              <w:tblW w:w="9194" w:type="dxa"/>
-            </w:tblPrEx>
-          </w:tblPrExChange>
-        </w:tblPrEx>
-        <w:trPr>
-          <w:trHeight w:val="80"/>
-          <w:trPrChange w:id="53" w:author="Anna Seaman" w:date="2026-08-11T11:08:00Z" w16du:dateUtc="2026-08-11T16:08:00Z">
-            <w:trPr>
-              <w:trHeight w:val="80"/>
             </w:trPr>
           </w:trPrChange>
         </w:trPr>
@@ -19675,6 +19648,7 @@
               <w:ind w:left="144" w:hanging="144"/>
               <w:rPr>
                 <w:rFonts w:ascii="Times New Roman" w:hAnsi="Times New Roman"/>
+                <w:bCs/>
                 <w:color w:val="000000"/>
                 <w:sz w:val="24"/>
                 <w:szCs w:val="24"/>
@@ -19687,17 +19661,7 @@
                 <w:sz w:val="24"/>
                 <w:szCs w:val="24"/>
               </w:rPr>
-              <w:t>Presented at least one appropriate or reason</w:t>
-            </w:r>
-            <w:r>
-              <w:rPr>
-                <w:rFonts w:ascii="Times New Roman" w:hAnsi="Times New Roman"/>
-                <w:color w:val="000000"/>
-                <w:sz w:val="24"/>
-                <w:szCs w:val="24"/>
-              </w:rPr>
-              <w:softHyphen/>
-              <w:t>able differential diagnosis to lead HCP</w:t>
+              <w:t>Clinician ensured safety for patient and self. This includes situation safety and appropriate steps based on presenting condition</w:t>
             </w:r>
           </w:p>
         </w:tc>
@@ -19758,10 +19722,10 @@
           </w:tblPrExChange>
         </w:tblPrEx>
         <w:trPr>
-          <w:trHeight w:val="70"/>
+          <w:trHeight w:val="80"/>
           <w:trPrChange w:id="58" w:author="Anna Seaman" w:date="2026-08-11T11:08:00Z" w16du:dateUtc="2026-08-11T16:08:00Z">
             <w:trPr>
-              <w:trHeight w:val="70"/>
+              <w:trHeight w:val="80"/>
             </w:trPr>
           </w:trPrChange>
         </w:trPr>
@@ -19795,7 +19759,17 @@
                 <w:sz w:val="24"/>
                 <w:szCs w:val="24"/>
               </w:rPr>
-              <w:t>Able to explain and discuss reasons for differentials based on patient presentation and history obtained from patient</w:t>
+              <w:t>Presented at least one appropriate or reason</w:t>
+            </w:r>
+            <w:r>
+              <w:rPr>
+                <w:rFonts w:ascii="Times New Roman" w:hAnsi="Times New Roman"/>
+                <w:color w:val="000000"/>
+                <w:sz w:val="24"/>
+                <w:szCs w:val="24"/>
+              </w:rPr>
+              <w:softHyphen/>
+              <w:t>able differential diagnosis to lead HCP</w:t>
             </w:r>
           </w:p>
         </w:tc>
@@ -19881,8 +19855,6 @@
               <w:ind w:left="144" w:hanging="144"/>
               <w:rPr>
                 <w:rFonts w:ascii="Times New Roman" w:hAnsi="Times New Roman"/>
-                <w:b/>
-                <w:bCs/>
                 <w:color w:val="000000"/>
                 <w:sz w:val="24"/>
                 <w:szCs w:val="24"/>
@@ -19895,7 +19867,7 @@
                 <w:sz w:val="24"/>
                 <w:szCs w:val="24"/>
               </w:rPr>
-              <w:t>Able to answer relevant or necessary history or other questions from lead HCP</w:t>
+              <w:t>Able to explain and discuss reasons for differentials based on patient presentation and history obtained from patient</w:t>
             </w:r>
           </w:p>
         </w:tc>
@@ -19956,10 +19928,10 @@
           </w:tblPrExChange>
         </w:tblPrEx>
         <w:trPr>
-          <w:trHeight w:val="1008"/>
+          <w:trHeight w:val="70"/>
           <w:trPrChange w:id="68" w:author="Anna Seaman" w:date="2026-08-11T11:08:00Z" w16du:dateUtc="2026-08-11T16:08:00Z">
             <w:trPr>
-              <w:trHeight w:val="1008"/>
+              <w:trHeight w:val="70"/>
             </w:trPr>
           </w:trPrChange>
         </w:trPr>
@@ -19981,6 +19953,8 @@
               <w:ind w:left="144" w:hanging="144"/>
               <w:rPr>
                 <w:rFonts w:ascii="Times New Roman" w:hAnsi="Times New Roman"/>
+                <w:b/>
+                <w:bCs/>
                 <w:color w:val="000000"/>
                 <w:sz w:val="24"/>
                 <w:szCs w:val="24"/>
@@ -19993,7 +19967,7 @@
                 <w:sz w:val="24"/>
                 <w:szCs w:val="24"/>
               </w:rPr>
-              <w:t>Report to lead HCP is organized, professional, succinct, and conveys useful and important information quickly</w:t>
+              <w:t>Able to answer relevant or necessary history or other questions from lead HCP</w:t>
             </w:r>
           </w:p>
         </w:tc>
@@ -20054,10 +20028,10 @@
           </w:tblPrExChange>
         </w:tblPrEx>
         <w:trPr>
-          <w:trHeight w:val="593"/>
+          <w:trHeight w:val="1008"/>
           <w:trPrChange w:id="73" w:author="Anna Seaman" w:date="2026-08-11T11:08:00Z" w16du:dateUtc="2026-08-11T16:08:00Z">
             <w:trPr>
-              <w:trHeight w:val="593"/>
+              <w:trHeight w:val="1008"/>
             </w:trPr>
           </w:trPrChange>
         </w:trPr>
@@ -20091,7 +20065,7 @@
                 <w:sz w:val="24"/>
                 <w:szCs w:val="24"/>
               </w:rPr>
-              <w:t>Provided situation-specific information, recommendations, or care (verbal) as necessary to patient</w:t>
+              <w:t>Report to lead HCP is organized, professional, succinct, and conveys useful and important information quickly</w:t>
             </w:r>
           </w:p>
         </w:tc>
@@ -20142,6 +20116,104 @@
           </w:p>
         </w:tc>
       </w:tr>
+      <w:tr>
+        <w:tblPrEx>
+          <w:tblW w:w="9194" w:type="dxa"/>
+          <w:tblPrExChange w:id="77" w:author="Anna Seaman" w:date="2026-08-11T11:08:00Z" w16du:dateUtc="2026-08-11T16:08:00Z">
+            <w:tblPrEx>
+              <w:tblW w:w="9194" w:type="dxa"/>
+            </w:tblPrEx>
+          </w:tblPrExChange>
+        </w:tblPrEx>
+        <w:trPr>
+          <w:trHeight w:val="593"/>
+          <w:trPrChange w:id="78" w:author="Anna Seaman" w:date="2026-08-11T11:08:00Z" w16du:dateUtc="2026-08-11T16:08:00Z">
+            <w:trPr>
+              <w:trHeight w:val="593"/>
+            </w:trPr>
+          </w:trPrChange>
+        </w:trPr>
+        <w:tc>
+          <w:tcPr>
+            <w:tcW w:w="3367" w:type="dxa"/>
+            <w:gridSpan w:val="2"/>
+            <w:shd w:val="clear" w:color="auto" w:fill="EDD2C4"/>
+            <w:tcPrChange w:id="79" w:author="Anna Seaman" w:date="2026-08-11T11:08:00Z" w16du:dateUtc="2026-08-11T16:08:00Z">
+              <w:tcPr>
+                <w:tcW w:w="3367" w:type="dxa"/>
+                <w:gridSpan w:val="2"/>
+              </w:tcPr>
+            </w:tcPrChange>
+          </w:tcPr>
+          <w:p>
+            <w:pPr>
+              <w:spacing w:after="0" w:line="240" w:lineRule="auto"/>
+              <w:ind w:left="144" w:hanging="144"/>
+              <w:rPr>
+                <w:rFonts w:ascii="Times New Roman" w:hAnsi="Times New Roman"/>
+                <w:color w:val="000000"/>
+                <w:sz w:val="24"/>
+                <w:szCs w:val="24"/>
+              </w:rPr>
+            </w:pPr>
+            <w:r>
+              <w:rPr>
+                <w:rFonts w:ascii="Times New Roman" w:hAnsi="Times New Roman"/>
+                <w:color w:val="000000"/>
+                <w:sz w:val="24"/>
+                <w:szCs w:val="24"/>
+              </w:rPr>
+              <w:t>Provided situation-specific information, recommendations, or care (verbal) as necessary to patient</w:t>
+            </w:r>
+          </w:p>
+        </w:tc>
+        <w:tc>
+          <w:tcPr>
+            <w:tcW w:w="1043" w:type="dxa"/>
+            <w:tcPrChange w:id="80" w:author="Anna Seaman" w:date="2026-08-11T11:08:00Z" w16du:dateUtc="2026-08-11T16:08:00Z">
+              <w:tcPr>
+                <w:tcW w:w="1043" w:type="dxa"/>
+              </w:tcPr>
+            </w:tcPrChange>
+          </w:tcPr>
+          <w:p>
+            <w:pPr>
+              <w:spacing w:after="0" w:line="240" w:lineRule="auto"/>
+              <w:ind w:left="144" w:hanging="144"/>
+              <w:rPr>
+                <w:rFonts w:ascii="Times New Roman" w:hAnsi="Times New Roman"/>
+                <w:color w:val="000000"/>
+                <w:sz w:val="24"/>
+                <w:szCs w:val="24"/>
+              </w:rPr>
+            </w:pPr>
+          </w:p>
+        </w:tc>
+        <w:tc>
+          <w:tcPr>
+            <w:tcW w:w="4784" w:type="dxa"/>
+            <w:gridSpan w:val="3"/>
+            <w:tcPrChange w:id="81" w:author="Anna Seaman" w:date="2026-08-11T11:08:00Z" w16du:dateUtc="2026-08-11T16:08:00Z">
+              <w:tcPr>
+                <w:tcW w:w="4784" w:type="dxa"/>
+                <w:gridSpan w:val="3"/>
+              </w:tcPr>
+            </w:tcPrChange>
+          </w:tcPr>
+          <w:p>
+            <w:pPr>
+              <w:spacing w:after="0" w:line="240" w:lineRule="auto"/>
+              <w:ind w:left="144" w:hanging="144"/>
+              <w:rPr>
+                <w:rFonts w:ascii="Times New Roman" w:hAnsi="Times New Roman"/>
+                <w:color w:val="000000"/>
+                <w:sz w:val="24"/>
+                <w:szCs w:val="24"/>
+              </w:rPr>
+            </w:pPr>
+          </w:p>
+        </w:tc>
+      </w:tr>
     </w:tbl>
     <w:p>
       <w:pPr>
@@ -20154,7 +20226,7 @@
           <w:szCs w:val="20"/>
         </w:rPr>
       </w:pPr>
-      <w:bookmarkStart w:id="77" w:name="_Hlk222486151"/>
+      <w:bookmarkStart w:id="82" w:name="_Hlk222486151"/>
       <w:r>
         <w:rPr>
           <w:rFonts w:ascii="Times New Roman" w:hAnsi="Times New Roman"/>
@@ -20164,7 +20236,7 @@
         </w:rPr>
         <w:t>0 = not performed</w:t>
       </w:r>
-      <w:del w:id="78" w:author="Anna Seaman" w:date="2026-08-10T17:59:00Z" w16du:dateUtc="2026-08-10T22:59:00Z">
+      <w:del w:id="83" w:author="Anna Seaman" w:date="2026-08-10T17:59:00Z" w16du:dateUtc="2026-08-10T22:59:00Z">
         <w:r>
           <w:rPr>
             <w:rFonts w:ascii="Times New Roman" w:hAnsi="Times New Roman"/>
@@ -20184,8 +20256,8 @@
         </w:rPr>
         <w:t xml:space="preserve">; 1 = inadequate; 2 = </w:t>
       </w:r>
-      <w:bookmarkStart w:id="79" w:name="_Hlk222480168"/>
-      <w:bookmarkStart w:id="80" w:name="_Hlk222480202"/>
+      <w:bookmarkStart w:id="84" w:name="_Hlk222480168"/>
+      <w:bookmarkStart w:id="85" w:name="_Hlk222480202"/>
       <w:r>
         <w:rPr>
           <w:rFonts w:ascii="Times New Roman" w:hAnsi="Times New Roman"/>
@@ -20196,7 +20268,7 @@
         </w:rPr>
         <w:t>minimum standard of care or above</w:t>
       </w:r>
-      <w:bookmarkEnd w:id="79"/>
+      <w:bookmarkEnd w:id="84"/>
       <w:r>
         <w:rPr>
           <w:rFonts w:ascii="Times New Roman" w:hAnsi="Times New Roman"/>
@@ -20207,9 +20279,9 @@
         </w:rPr>
         <w:t>.</w:t>
       </w:r>
-      <w:bookmarkEnd w:id="80"/>
-    </w:p>
-    <w:bookmarkEnd w:id="77"/>
+      <w:bookmarkEnd w:id="85"/>
+    </w:p>
+    <w:bookmarkEnd w:id="82"/>
     <w:p>
       <w:pPr>
         <w:spacing w:after="0" w:line="240" w:lineRule="auto"/>
@@ -20341,6 +20413,7 @@
           <w:sz w:val="24"/>
           <w:szCs w:val="24"/>
         </w:rPr>
+        <w:lastRenderedPageBreak/>
         <w:t>\</w:t>
       </w:r>
       <w:proofErr w:type="spellStart"/>
@@ -20474,13 +20547,82 @@
         </w:rPr>
       </w:pPr>
       <w:r>
-        <w:rPr>
-          <w:rFonts w:ascii="Times New Roman" w:hAnsi="Times New Roman"/>
-          <w:color w:val="000000"/>
-          <w:sz w:val="24"/>
-          <w:szCs w:val="24"/>
-        </w:rPr>
-        <w:lastRenderedPageBreak/>
+        <w:t xml:space="preserve">\qqBEGIN downloadable content. Button name: Presimulation Activity 3: Condition History With a Friend</w:t>
+      </w:r>
+    </w:p>
+    <w:p>
+      <w:pPr>
+        <w:spacing w:after="0" w:line="480" w:lineRule="auto"/>
+        <w:rPr>
+          <w:rFonts w:ascii="Times New Roman" w:hAnsi="Times New Roman"/>
+          <w:color w:val="000000"/>
+          <w:sz w:val="24"/>
+          <w:szCs w:val="24"/>
+        </w:rPr>
+      </w:pPr>
+      <w:r>
+        <w:t xml:space="preserve">&lt;title&gt;Presimulation Activity 3: Condition History With a Friend</w:t>
+      </w:r>
+    </w:p>
+    <w:p>
+      <w:pPr>
+        <w:spacing w:after="0" w:line="480" w:lineRule="auto"/>
+        <w:rPr>
+          <w:rFonts w:ascii="Times New Roman" w:hAnsi="Times New Roman"/>
+          <w:color w:val="000000"/>
+          <w:sz w:val="24"/>
+          <w:szCs w:val="24"/>
+        </w:rPr>
+      </w:pPr>
+      <w:r>
+        <w:t xml:space="preserve">Have a friend choose two conditions, diseases, injuries, or other incidents. Ask your friend the SAMPLE OPQRST questions for each condition. Using the list provided later, write the answers to the questions on the list. Then, inform the friend of your differential diagnoses.</w:t>
+      </w:r>
+    </w:p>
+    <w:p>
+      <w:pPr>
+        <w:spacing w:after="0" w:line="480" w:lineRule="auto"/>
+        <w:rPr>
+          <w:rFonts w:ascii="Times New Roman" w:hAnsi="Times New Roman"/>
+          <w:color w:val="000000"/>
+          <w:sz w:val="24"/>
+          <w:szCs w:val="24"/>
+        </w:rPr>
+      </w:pPr>
+      <w:r>
+        <w:t xml:space="preserve">When complete, give each piece of paper to another student, and ask them to provide a list of differential diagnoses. If they are unable to provide a good or accurate list, have them inform you what is missing or what they need to get a good differential diagnosis.</w:t>
+      </w:r>
+    </w:p>
+    <w:p>
+      <w:pPr>
+        <w:spacing w:after="0" w:line="480" w:lineRule="auto"/>
+        <w:rPr>
+          <w:rFonts w:ascii="Times New Roman" w:hAnsi="Times New Roman"/>
+          <w:color w:val="000000"/>
+          <w:sz w:val="24"/>
+          <w:szCs w:val="24"/>
+        </w:rPr>
+      </w:pPr>
+      <w:r>
+        <w:t xml:space="preserve">\qqEND downloadable content\</w:t>
+      </w:r>
+    </w:p>
+    <w:p>
+      <w:pPr>
+        <w:spacing w:after="0" w:line="480" w:lineRule="auto"/>
+        <w:rPr>
+          <w:rFonts w:ascii="Times New Roman" w:hAnsi="Times New Roman"/>
+          <w:color w:val="000000"/>
+          <w:sz w:val="24"/>
+          <w:szCs w:val="24"/>
+        </w:rPr>
+      </w:pPr>
+      <w:r>
+        <w:rPr>
+          <w:rFonts w:ascii="Times New Roman" w:hAnsi="Times New Roman"/>
+          <w:color w:val="000000"/>
+          <w:sz w:val="24"/>
+          <w:szCs w:val="24"/>
+        </w:rPr>
         <w:t xml:space="preserve">&lt;a&gt;Simulation </w:t>
       </w:r>
       <w:r>
@@ -20945,6 +21087,7 @@
           <w:sz w:val="24"/>
           <w:szCs w:val="24"/>
         </w:rPr>
+        <w:lastRenderedPageBreak/>
         <w:t>&lt;a&gt;References</w:t>
       </w:r>
     </w:p>
@@ -21075,7 +21218,6 @@
           <w:rFonts w:ascii="Times New Roman" w:hAnsi="Times New Roman"/>
           <w:color w:val="000000"/>
         </w:rPr>
-        <w:lastRenderedPageBreak/>
         <w:t xml:space="preserve">Cuppett M, Flanagan KW. </w:t>
       </w:r>
       <w:r>
@@ -21778,6 +21920,7 @@
                 <w:color w:val="000000"/>
                 <w:sz w:val="24"/>
               </w:rPr>
+              <w:lastRenderedPageBreak/>
               <w:t>A</w:t>
             </w:r>
           </w:p>
@@ -22081,16 +22224,7 @@
                 <w:color w:val="000000"/>
                 <w:sz w:val="24"/>
               </w:rPr>
-              <w:t xml:space="preserve">Previous illnesses, injuries, surgeries—helps identify patterns or </w:t>
-            </w:r>
-            <w:r>
-              <w:rPr>
-                <w:rFonts w:ascii="Times New Roman" w:hAnsi="Times New Roman"/>
-                <w:color w:val="000000"/>
-                <w:sz w:val="24"/>
-              </w:rPr>
-              <w:lastRenderedPageBreak/>
-              <w:t>risk factors.</w:t>
+              <w:t>Previous illnesses, injuries, surgeries—helps identify patterns or risk factors.</w:t>
             </w:r>
           </w:p>
         </w:tc>
@@ -22121,7 +22255,6 @@
                 <w:color w:val="000000"/>
                 <w:sz w:val="24"/>
               </w:rPr>
-              <w:lastRenderedPageBreak/>
               <w:t>L</w:t>
             </w:r>
           </w:p>
@@ -27240,6 +27373,7 @@
   <w:style w:type="character" w:default="1" w:styleId="DefaultParagraphFont">
     <w:name w:val="Default Paragraph Font"/>
     <w:uiPriority w:val="1"/>
+    <w:semiHidden/>
     <w:unhideWhenUsed/>
   </w:style>
   <w:style w:type="table" w:default="1" w:styleId="TableNormal">
